--- a/docs/package/03_Contracts/iNXT_BrokerVerse_Hosting_and_Infrastructure_Services_Agreement.docx
+++ b/docs/package/03_Contracts/iNXT_BrokerVerse_Hosting_and_Infrastructure_Services_Agreement.docx
@@ -789,7 +789,7 @@
             </w:rPr>
             <w:fldChar w:fldCharType="separate"/>
           </w:r>
-          <w:hyperlink w:anchor="__RefHeading___Toc44081_4049217194">
+          <w:hyperlink w:anchor="__RefHeading___Toc44081_3199679052">
             <w:r>
               <w:rPr>
                 <w:webHidden/>
@@ -824,7 +824,7 @@
             </w:tabs>
             <w:rPr/>
           </w:pPr>
-          <w:hyperlink w:anchor="__RefHeading___Toc44083_4049217194">
+          <w:hyperlink w:anchor="__RefHeading___Toc44083_3199679052">
             <w:r>
               <w:rPr>
                 <w:webHidden/>
@@ -853,7 +853,7 @@
             </w:tabs>
             <w:rPr/>
           </w:pPr>
-          <w:hyperlink w:anchor="__RefHeading___Toc44085_4049217194">
+          <w:hyperlink w:anchor="__RefHeading___Toc44085_3199679052">
             <w:r>
               <w:rPr>
                 <w:webHidden/>
@@ -875,7 +875,7 @@
             </w:tabs>
             <w:rPr/>
           </w:pPr>
-          <w:hyperlink w:anchor="__RefHeading___Toc44087_4049217194">
+          <w:hyperlink w:anchor="__RefHeading___Toc44087_3199679052">
             <w:r>
               <w:rPr>
                 <w:webHidden/>
@@ -897,7 +897,7 @@
             </w:tabs>
             <w:rPr/>
           </w:pPr>
-          <w:hyperlink w:anchor="__RefHeading___Toc44089_4049217194">
+          <w:hyperlink w:anchor="__RefHeading___Toc44089_3199679052">
             <w:r>
               <w:rPr>
                 <w:webHidden/>
@@ -919,7 +919,7 @@
             </w:tabs>
             <w:rPr/>
           </w:pPr>
-          <w:hyperlink w:anchor="__RefHeading___Toc44091_4049217194">
+          <w:hyperlink w:anchor="__RefHeading___Toc44091_3199679052">
             <w:r>
               <w:rPr>
                 <w:webHidden/>
@@ -941,7 +941,7 @@
             </w:tabs>
             <w:rPr/>
           </w:pPr>
-          <w:hyperlink w:anchor="__RefHeading___Toc44093_4049217194">
+          <w:hyperlink w:anchor="__RefHeading___Toc44093_3199679052">
             <w:r>
               <w:rPr>
                 <w:webHidden/>
@@ -963,7 +963,7 @@
             </w:tabs>
             <w:rPr/>
           </w:pPr>
-          <w:hyperlink w:anchor="__RefHeading___Toc44095_4049217194">
+          <w:hyperlink w:anchor="__RefHeading___Toc44095_3199679052">
             <w:r>
               <w:rPr>
                 <w:webHidden/>
@@ -985,7 +985,7 @@
             </w:tabs>
             <w:rPr/>
           </w:pPr>
-          <w:hyperlink w:anchor="__RefHeading___Toc44097_4049217194">
+          <w:hyperlink w:anchor="__RefHeading___Toc44097_3199679052">
             <w:r>
               <w:rPr>
                 <w:webHidden/>
@@ -1007,7 +1007,7 @@
             </w:tabs>
             <w:rPr/>
           </w:pPr>
-          <w:hyperlink w:anchor="__RefHeading___Toc44099_4049217194">
+          <w:hyperlink w:anchor="__RefHeading___Toc44099_3199679052">
             <w:r>
               <w:rPr>
                 <w:webHidden/>
@@ -1029,7 +1029,7 @@
             </w:tabs>
             <w:rPr/>
           </w:pPr>
-          <w:hyperlink w:anchor="__RefHeading___Toc44101_4049217194">
+          <w:hyperlink w:anchor="__RefHeading___Toc44101_3199679052">
             <w:r>
               <w:rPr>
                 <w:webHidden/>
@@ -1051,7 +1051,7 @@
             </w:tabs>
             <w:rPr/>
           </w:pPr>
-          <w:hyperlink w:anchor="__RefHeading___Toc44103_4049217194">
+          <w:hyperlink w:anchor="__RefHeading___Toc44103_3199679052">
             <w:r>
               <w:rPr>
                 <w:webHidden/>
@@ -1073,7 +1073,7 @@
             </w:tabs>
             <w:rPr/>
           </w:pPr>
-          <w:hyperlink w:anchor="__RefHeading___Toc44105_4049217194">
+          <w:hyperlink w:anchor="__RefHeading___Toc44105_3199679052">
             <w:r>
               <w:rPr>
                 <w:webHidden/>
@@ -1095,7 +1095,7 @@
             </w:tabs>
             <w:rPr/>
           </w:pPr>
-          <w:hyperlink w:anchor="__RefHeading___Toc44107_4049217194">
+          <w:hyperlink w:anchor="__RefHeading___Toc44107_3199679052">
             <w:r>
               <w:rPr>
                 <w:webHidden/>
@@ -1117,7 +1117,7 @@
             </w:tabs>
             <w:rPr/>
           </w:pPr>
-          <w:hyperlink w:anchor="__RefHeading___Toc44109_4049217194">
+          <w:hyperlink w:anchor="__RefHeading___Toc44109_3199679052">
             <w:r>
               <w:rPr>
                 <w:webHidden/>
@@ -1139,7 +1139,7 @@
             </w:tabs>
             <w:rPr/>
           </w:pPr>
-          <w:hyperlink w:anchor="__RefHeading___Toc44111_4049217194">
+          <w:hyperlink w:anchor="__RefHeading___Toc44111_3199679052">
             <w:r>
               <w:rPr>
                 <w:webHidden/>
@@ -1161,7 +1161,7 @@
             </w:tabs>
             <w:rPr/>
           </w:pPr>
-          <w:hyperlink w:anchor="__RefHeading___Toc44113_4049217194">
+          <w:hyperlink w:anchor="__RefHeading___Toc44113_3199679052">
             <w:r>
               <w:rPr>
                 <w:webHidden/>
@@ -1183,7 +1183,7 @@
             </w:tabs>
             <w:rPr/>
           </w:pPr>
-          <w:hyperlink w:anchor="__RefHeading___Toc44115_4049217194">
+          <w:hyperlink w:anchor="__RefHeading___Toc44115_3199679052">
             <w:r>
               <w:rPr>
                 <w:webHidden/>
@@ -1205,7 +1205,7 @@
             </w:tabs>
             <w:rPr/>
           </w:pPr>
-          <w:hyperlink w:anchor="__RefHeading___Toc44117_4049217194">
+          <w:hyperlink w:anchor="__RefHeading___Toc44117_3199679052">
             <w:r>
               <w:rPr>
                 <w:webHidden/>
@@ -1227,7 +1227,7 @@
             </w:tabs>
             <w:rPr/>
           </w:pPr>
-          <w:hyperlink w:anchor="__RefHeading___Toc44119_4049217194">
+          <w:hyperlink w:anchor="__RefHeading___Toc44119_3199679052">
             <w:r>
               <w:rPr>
                 <w:webHidden/>
@@ -1249,7 +1249,7 @@
             </w:tabs>
             <w:rPr/>
           </w:pPr>
-          <w:hyperlink w:anchor="__RefHeading___Toc44121_4049217194">
+          <w:hyperlink w:anchor="__RefHeading___Toc44121_3199679052">
             <w:r>
               <w:rPr>
                 <w:webHidden/>
@@ -1271,7 +1271,7 @@
             </w:tabs>
             <w:rPr/>
           </w:pPr>
-          <w:hyperlink w:anchor="__RefHeading___Toc44123_4049217194">
+          <w:hyperlink w:anchor="__RefHeading___Toc44123_3199679052">
             <w:r>
               <w:rPr>
                 <w:webHidden/>
@@ -1293,7 +1293,7 @@
             </w:tabs>
             <w:rPr/>
           </w:pPr>
-          <w:hyperlink w:anchor="__RefHeading___Toc44125_4049217194">
+          <w:hyperlink w:anchor="__RefHeading___Toc44125_3199679052">
             <w:r>
               <w:rPr>
                 <w:webHidden/>
@@ -1315,7 +1315,7 @@
             </w:tabs>
             <w:rPr/>
           </w:pPr>
-          <w:hyperlink w:anchor="__RefHeading___Toc44127_4049217194">
+          <w:hyperlink w:anchor="__RefHeading___Toc44127_3199679052">
             <w:r>
               <w:rPr>
                 <w:webHidden/>
@@ -1337,7 +1337,7 @@
             </w:tabs>
             <w:rPr/>
           </w:pPr>
-          <w:hyperlink w:anchor="__RefHeading___Toc44129_4049217194">
+          <w:hyperlink w:anchor="__RefHeading___Toc44129_3199679052">
             <w:r>
               <w:rPr>
                 <w:webHidden/>
@@ -1359,7 +1359,7 @@
             </w:tabs>
             <w:rPr/>
           </w:pPr>
-          <w:hyperlink w:anchor="__RefHeading___Toc44131_4049217194">
+          <w:hyperlink w:anchor="__RefHeading___Toc44131_3199679052">
             <w:r>
               <w:rPr>
                 <w:webHidden/>
@@ -1381,7 +1381,7 @@
             </w:tabs>
             <w:rPr/>
           </w:pPr>
-          <w:hyperlink w:anchor="__RefHeading___Toc44133_4049217194">
+          <w:hyperlink w:anchor="__RefHeading___Toc44133_3199679052">
             <w:r>
               <w:rPr>
                 <w:webHidden/>
@@ -1403,7 +1403,7 @@
             </w:tabs>
             <w:rPr/>
           </w:pPr>
-          <w:hyperlink w:anchor="__RefHeading___Toc44135_4049217194">
+          <w:hyperlink w:anchor="__RefHeading___Toc44135_3199679052">
             <w:r>
               <w:rPr>
                 <w:webHidden/>
@@ -1451,7 +1451,7 @@
       <w:r>
         <w:br w:type="page"/>
       </w:r>
-      <w:bookmarkStart w:id="0" w:name="__RefHeading___Toc44081_4049217194"/>
+      <w:bookmarkStart w:id="0" w:name="__RefHeading___Toc44081_3199679052"/>
       <w:bookmarkStart w:id="1" w:name="_Toc48319687"/>
       <w:bookmarkStart w:id="2" w:name="_Toc11824118"/>
       <w:bookmarkEnd w:id="0"/>
@@ -2096,7 +2096,7 @@
           <w:spacing w:val="0"/>
         </w:rPr>
       </w:pPr>
-      <w:bookmarkStart w:id="4" w:name="__RefHeading___Toc44083_4049217194"/>
+      <w:bookmarkStart w:id="4" w:name="__RefHeading___Toc44083_3199679052"/>
       <w:bookmarkStart w:id="5" w:name="_Toc233203388"/>
       <w:bookmarkEnd w:id="4"/>
       <w:r>
@@ -3717,7 +3717,7 @@
         <w:pageBreakBefore w:val="false"/>
         <w:rPr/>
       </w:pPr>
-      <w:bookmarkStart w:id="6" w:name="__RefHeading___Toc44085_4049217194"/>
+      <w:bookmarkStart w:id="6" w:name="__RefHeading___Toc44085_3199679052"/>
       <w:bookmarkEnd w:id="6"/>
       <w:r>
         <w:rPr>
@@ -3837,7 +3837,7 @@
         <w:pStyle w:val="Heading1"/>
         <w:rPr/>
       </w:pPr>
-      <w:bookmarkStart w:id="7" w:name="__RefHeading___Toc44087_4049217194"/>
+      <w:bookmarkStart w:id="7" w:name="__RefHeading___Toc44087_3199679052"/>
       <w:bookmarkEnd w:id="7"/>
       <w:r>
         <w:rPr>
@@ -3854,7 +3854,7 @@
         <w:pStyle w:val="Heading2"/>
         <w:rPr/>
       </w:pPr>
-      <w:bookmarkStart w:id="8" w:name="__RefHeading___Toc44089_4049217194"/>
+      <w:bookmarkStart w:id="8" w:name="__RefHeading___Toc44089_3199679052"/>
       <w:bookmarkEnd w:id="8"/>
       <w:r>
         <w:rPr>
@@ -3903,7 +3903,7 @@
         <w:pStyle w:val="Heading2"/>
         <w:rPr/>
       </w:pPr>
-      <w:bookmarkStart w:id="9" w:name="__RefHeading___Toc44091_4049217194"/>
+      <w:bookmarkStart w:id="9" w:name="__RefHeading___Toc44091_3199679052"/>
       <w:bookmarkEnd w:id="9"/>
       <w:r>
         <w:rPr>
@@ -4596,7 +4596,7 @@
         <w:pStyle w:val="Heading2"/>
         <w:rPr/>
       </w:pPr>
-      <w:bookmarkStart w:id="10" w:name="__RefHeading___Toc44093_4049217194"/>
+      <w:bookmarkStart w:id="10" w:name="__RefHeading___Toc44093_3199679052"/>
       <w:bookmarkEnd w:id="10"/>
       <w:r>
         <w:rPr>
@@ -5240,7 +5240,7 @@
         <w:pStyle w:val="Heading1"/>
         <w:rPr/>
       </w:pPr>
-      <w:bookmarkStart w:id="11" w:name="__RefHeading___Toc44095_4049217194"/>
+      <w:bookmarkStart w:id="11" w:name="__RefHeading___Toc44095_3199679052"/>
       <w:bookmarkEnd w:id="11"/>
       <w:r>
         <w:rPr>
@@ -5257,7 +5257,7 @@
         <w:pStyle w:val="Heading2"/>
         <w:rPr/>
       </w:pPr>
-      <w:bookmarkStart w:id="12" w:name="__RefHeading___Toc44097_4049217194"/>
+      <w:bookmarkStart w:id="12" w:name="__RefHeading___Toc44097_3199679052"/>
       <w:bookmarkEnd w:id="12"/>
       <w:r>
         <w:rPr>
@@ -5441,7 +5441,7 @@
         <w:pStyle w:val="Heading2"/>
         <w:rPr/>
       </w:pPr>
-      <w:bookmarkStart w:id="13" w:name="__RefHeading___Toc44099_4049217194"/>
+      <w:bookmarkStart w:id="13" w:name="__RefHeading___Toc44099_3199679052"/>
       <w:bookmarkEnd w:id="13"/>
       <w:r>
         <w:rPr>
@@ -6575,7 +6575,7 @@
         <w:pStyle w:val="Heading1"/>
         <w:rPr/>
       </w:pPr>
-      <w:bookmarkStart w:id="14" w:name="__RefHeading___Toc44101_4049217194"/>
+      <w:bookmarkStart w:id="14" w:name="__RefHeading___Toc44101_3199679052"/>
       <w:bookmarkEnd w:id="14"/>
       <w:r>
         <w:rPr>
@@ -6592,7 +6592,7 @@
         <w:pStyle w:val="Heading2"/>
         <w:rPr/>
       </w:pPr>
-      <w:bookmarkStart w:id="15" w:name="__RefHeading___Toc44103_4049217194"/>
+      <w:bookmarkStart w:id="15" w:name="__RefHeading___Toc44103_3199679052"/>
       <w:bookmarkEnd w:id="15"/>
       <w:r>
         <w:rPr>
@@ -7184,7 +7184,7 @@
         <w:pStyle w:val="Heading2"/>
         <w:rPr/>
       </w:pPr>
-      <w:bookmarkStart w:id="16" w:name="__RefHeading___Toc44105_4049217194"/>
+      <w:bookmarkStart w:id="16" w:name="__RefHeading___Toc44105_3199679052"/>
       <w:bookmarkEnd w:id="16"/>
       <w:r>
         <w:rPr>
@@ -8053,7 +8053,7 @@
         <w:pStyle w:val="Heading2"/>
         <w:rPr/>
       </w:pPr>
-      <w:bookmarkStart w:id="17" w:name="__RefHeading___Toc44107_4049217194"/>
+      <w:bookmarkStart w:id="17" w:name="__RefHeading___Toc44107_3199679052"/>
       <w:bookmarkEnd w:id="17"/>
       <w:r>
         <w:rPr>
@@ -8663,7 +8663,7 @@
         <w:pStyle w:val="Heading1"/>
         <w:rPr/>
       </w:pPr>
-      <w:bookmarkStart w:id="18" w:name="__RefHeading___Toc44109_4049217194"/>
+      <w:bookmarkStart w:id="18" w:name="__RefHeading___Toc44109_3199679052"/>
       <w:bookmarkEnd w:id="18"/>
       <w:r>
         <w:rPr>
@@ -8756,7 +8756,7 @@
         <w:pStyle w:val="Heading2"/>
         <w:rPr/>
       </w:pPr>
-      <w:bookmarkStart w:id="19" w:name="__RefHeading___Toc44111_4049217194"/>
+      <w:bookmarkStart w:id="19" w:name="__RefHeading___Toc44111_3199679052"/>
       <w:bookmarkEnd w:id="19"/>
       <w:r>
         <w:rPr>
@@ -9135,7 +9135,7 @@
         <w:pStyle w:val="Heading1"/>
         <w:rPr/>
       </w:pPr>
-      <w:bookmarkStart w:id="20" w:name="__RefHeading___Toc44113_4049217194"/>
+      <w:bookmarkStart w:id="20" w:name="__RefHeading___Toc44113_3199679052"/>
       <w:bookmarkEnd w:id="20"/>
       <w:r>
         <w:rPr>
@@ -9356,7 +9356,7 @@
         <w:pStyle w:val="Heading1"/>
         <w:rPr/>
       </w:pPr>
-      <w:bookmarkStart w:id="21" w:name="__RefHeading___Toc44115_4049217194"/>
+      <w:bookmarkStart w:id="21" w:name="__RefHeading___Toc44115_3199679052"/>
       <w:bookmarkEnd w:id="21"/>
       <w:r>
         <w:rPr>
@@ -9471,7 +9471,7 @@
         <w:pStyle w:val="Heading1"/>
         <w:rPr/>
       </w:pPr>
-      <w:bookmarkStart w:id="22" w:name="__RefHeading___Toc44117_4049217194"/>
+      <w:bookmarkStart w:id="22" w:name="__RefHeading___Toc44117_3199679052"/>
       <w:bookmarkEnd w:id="22"/>
       <w:r>
         <w:rPr>
@@ -9488,7 +9488,7 @@
         <w:pStyle w:val="Heading2"/>
         <w:rPr/>
       </w:pPr>
-      <w:bookmarkStart w:id="23" w:name="__RefHeading___Toc44119_4049217194"/>
+      <w:bookmarkStart w:id="23" w:name="__RefHeading___Toc44119_3199679052"/>
       <w:bookmarkEnd w:id="23"/>
       <w:r>
         <w:rPr>
@@ -10332,7 +10332,7 @@
         <w:pStyle w:val="Heading2"/>
         <w:rPr/>
       </w:pPr>
-      <w:bookmarkStart w:id="24" w:name="__RefHeading___Toc44121_4049217194"/>
+      <w:bookmarkStart w:id="24" w:name="__RefHeading___Toc44121_3199679052"/>
       <w:bookmarkEnd w:id="24"/>
       <w:r>
         <w:rPr>
@@ -10364,7 +10364,7 @@
         <w:pStyle w:val="Heading2"/>
         <w:rPr/>
       </w:pPr>
-      <w:bookmarkStart w:id="25" w:name="__RefHeading___Toc44123_4049217194"/>
+      <w:bookmarkStart w:id="25" w:name="__RefHeading___Toc44123_3199679052"/>
       <w:bookmarkEnd w:id="25"/>
       <w:r>
         <w:rPr>
@@ -10496,7 +10496,7 @@
         <w:pStyle w:val="Heading1"/>
         <w:rPr/>
       </w:pPr>
-      <w:bookmarkStart w:id="26" w:name="__RefHeading___Toc44125_4049217194"/>
+      <w:bookmarkStart w:id="26" w:name="__RefHeading___Toc44125_3199679052"/>
       <w:bookmarkEnd w:id="26"/>
       <w:r>
         <w:rPr>
@@ -10630,7 +10630,7 @@
         <w:pStyle w:val="Heading1"/>
         <w:rPr/>
       </w:pPr>
-      <w:bookmarkStart w:id="27" w:name="__RefHeading___Toc44127_4049217194"/>
+      <w:bookmarkStart w:id="27" w:name="__RefHeading___Toc44127_3199679052"/>
       <w:bookmarkEnd w:id="27"/>
       <w:r>
         <w:rPr>
@@ -10760,7 +10760,7 @@
         <w:pStyle w:val="Heading1"/>
         <w:rPr/>
       </w:pPr>
-      <w:bookmarkStart w:id="28" w:name="__RefHeading___Toc44129_4049217194"/>
+      <w:bookmarkStart w:id="28" w:name="__RefHeading___Toc44129_3199679052"/>
       <w:bookmarkEnd w:id="28"/>
       <w:r>
         <w:rPr>
@@ -10837,7 +10837,7 @@
         <w:pStyle w:val="Heading1"/>
         <w:rPr/>
       </w:pPr>
-      <w:bookmarkStart w:id="29" w:name="__RefHeading___Toc44131_4049217194"/>
+      <w:bookmarkStart w:id="29" w:name="__RefHeading___Toc44131_3199679052"/>
       <w:bookmarkEnd w:id="29"/>
       <w:r>
         <w:rPr>
@@ -11268,7 +11268,7 @@
       <w:r>
         <w:br w:type="page"/>
       </w:r>
-      <w:bookmarkStart w:id="30" w:name="__RefHeading___Toc44133_4049217194"/>
+      <w:bookmarkStart w:id="30" w:name="__RefHeading___Toc44133_3199679052"/>
       <w:bookmarkEnd w:id="30"/>
       <w:r>
         <w:rPr>
@@ -12252,7 +12252,7 @@
       <w:r>
         <w:br w:type="page"/>
       </w:r>
-      <w:bookmarkStart w:id="31" w:name="__RefHeading___Toc44135_4049217194"/>
+      <w:bookmarkStart w:id="31" w:name="__RefHeading___Toc44135_3199679052"/>
       <w:bookmarkStart w:id="32" w:name="_Toc233203395"/>
       <w:bookmarkEnd w:id="31"/>
       <w:r>

--- a/docs/package/03_Contracts/iNXT_BrokerVerse_Hosting_and_Infrastructure_Services_Agreement.docx
+++ b/docs/package/03_Contracts/iNXT_BrokerVerse_Hosting_and_Infrastructure_Services_Agreement.docx
@@ -10,7 +10,7 @@
       <w:r>
         <w:rPr/>
         <w:drawing>
-          <wp:anchor behindDoc="1" distT="0" distB="0" distL="0" distR="0" simplePos="0" locked="0" layoutInCell="0" allowOverlap="1" relativeHeight="21">
+          <wp:anchor behindDoc="1" distT="0" distB="0" distL="0" distR="0" simplePos="0" locked="0" layoutInCell="0" allowOverlap="1" relativeHeight="24">
             <wp:simplePos x="0" y="0"/>
             <wp:positionH relativeFrom="margin">
               <wp:posOffset>-914400</wp:posOffset>
@@ -55,7 +55,7 @@
           </wp:anchor>
         </w:drawing>
         <w:drawing>
-          <wp:anchor behindDoc="1" distT="0" distB="0" distL="0" distR="0" simplePos="0" locked="0" layoutInCell="0" allowOverlap="1" relativeHeight="32">
+          <wp:anchor behindDoc="1" distT="0" distB="0" distL="0" distR="0" simplePos="0" locked="0" layoutInCell="0" allowOverlap="1" relativeHeight="35">
             <wp:simplePos x="0" y="0"/>
             <wp:positionH relativeFrom="margin">
               <wp:align>center</wp:align>
@@ -111,7 +111,7 @@
         <mc:AlternateContent>
           <mc:Choice Requires="wps">
             <w:drawing>
-              <wp:anchor behindDoc="0" distT="45720" distB="45720" distL="114300" distR="114300" simplePos="0" locked="0" layoutInCell="0" allowOverlap="1" relativeHeight="22" wp14:anchorId="3D43415C">
+              <wp:anchor behindDoc="0" distT="45720" distB="45720" distL="114300" distR="114300" simplePos="0" locked="0" layoutInCell="0" allowOverlap="1" relativeHeight="25" wp14:anchorId="3D43415C">
                 <wp:simplePos x="0" y="0"/>
                 <wp:positionH relativeFrom="page">
                   <wp:posOffset>194310</wp:posOffset>
@@ -226,7 +226,7 @@
         <mc:AlternateContent>
           <mc:Choice Requires="wps">
             <w:drawing>
-              <wp:anchor behindDoc="0" distT="45720" distB="45720" distL="113030" distR="114935" simplePos="0" locked="0" layoutInCell="0" allowOverlap="1" relativeHeight="24" wp14:anchorId="58C23128">
+              <wp:anchor behindDoc="0" distT="45720" distB="45720" distL="113030" distR="114935" simplePos="0" locked="0" layoutInCell="0" allowOverlap="1" relativeHeight="27" wp14:anchorId="58C23128">
                 <wp:simplePos x="0" y="0"/>
                 <wp:positionH relativeFrom="page">
                   <wp:posOffset>3094990</wp:posOffset>
@@ -341,7 +341,7 @@
         <mc:AlternateContent>
           <mc:Choice Requires="wps">
             <w:drawing>
-              <wp:anchor behindDoc="0" distT="45720" distB="45720" distL="114300" distR="113665" simplePos="0" locked="0" layoutInCell="0" allowOverlap="1" relativeHeight="26" wp14:anchorId="1BF25123">
+              <wp:anchor behindDoc="0" distT="45720" distB="45720" distL="114300" distR="113665" simplePos="0" locked="0" layoutInCell="0" allowOverlap="1" relativeHeight="29" wp14:anchorId="1BF25123">
                 <wp:simplePos x="0" y="0"/>
                 <wp:positionH relativeFrom="page">
                   <wp:posOffset>4992370</wp:posOffset>
@@ -456,7 +456,7 @@
         <mc:AlternateContent>
           <mc:Choice Requires="wps">
             <w:drawing>
-              <wp:anchor behindDoc="0" distT="45720" distB="46355" distL="114300" distR="114300" simplePos="0" locked="0" layoutInCell="0" allowOverlap="1" relativeHeight="28" wp14:anchorId="01DE2BF4">
+              <wp:anchor behindDoc="0" distT="45720" distB="46355" distL="114300" distR="114300" simplePos="0" locked="0" layoutInCell="0" allowOverlap="1" relativeHeight="31" wp14:anchorId="01DE2BF4">
                 <wp:simplePos x="0" y="0"/>
                 <wp:positionH relativeFrom="margin">
                   <wp:align>center</wp:align>
@@ -601,7 +601,7 @@
         <mc:AlternateContent>
           <mc:Choice Requires="wps">
             <w:drawing>
-              <wp:anchor behindDoc="0" distT="45720" distB="50800" distL="114300" distR="114300" simplePos="0" locked="0" layoutInCell="0" allowOverlap="1" relativeHeight="30" wp14:anchorId="204C02CC">
+              <wp:anchor behindDoc="0" distT="45720" distB="50800" distL="114300" distR="114300" simplePos="0" locked="0" layoutInCell="0" allowOverlap="1" relativeHeight="33" wp14:anchorId="204C02CC">
                 <wp:simplePos x="0" y="0"/>
                 <wp:positionH relativeFrom="margin">
                   <wp:align>center</wp:align>
@@ -789,7 +789,7 @@
             </w:rPr>
             <w:fldChar w:fldCharType="separate"/>
           </w:r>
-          <w:hyperlink w:anchor="__RefHeading___Toc44081_3199679052">
+          <w:hyperlink w:anchor="__RefHeading___Toc22620_3066934455">
             <w:r>
               <w:rPr>
                 <w:webHidden/>
@@ -824,7 +824,7 @@
             </w:tabs>
             <w:rPr/>
           </w:pPr>
-          <w:hyperlink w:anchor="__RefHeading___Toc44083_3199679052">
+          <w:hyperlink w:anchor="__RefHeading___Toc22622_3066934455">
             <w:r>
               <w:rPr>
                 <w:webHidden/>
@@ -853,7 +853,7 @@
             </w:tabs>
             <w:rPr/>
           </w:pPr>
-          <w:hyperlink w:anchor="__RefHeading___Toc44085_3199679052">
+          <w:hyperlink w:anchor="__RefHeading___Toc22624_3066934455">
             <w:r>
               <w:rPr>
                 <w:webHidden/>
@@ -875,7 +875,7 @@
             </w:tabs>
             <w:rPr/>
           </w:pPr>
-          <w:hyperlink w:anchor="__RefHeading___Toc44087_3199679052">
+          <w:hyperlink w:anchor="__RefHeading___Toc22626_3066934455">
             <w:r>
               <w:rPr>
                 <w:webHidden/>
@@ -897,7 +897,7 @@
             </w:tabs>
             <w:rPr/>
           </w:pPr>
-          <w:hyperlink w:anchor="__RefHeading___Toc44089_3199679052">
+          <w:hyperlink w:anchor="__RefHeading___Toc22628_3066934455">
             <w:r>
               <w:rPr>
                 <w:webHidden/>
@@ -919,7 +919,7 @@
             </w:tabs>
             <w:rPr/>
           </w:pPr>
-          <w:hyperlink w:anchor="__RefHeading___Toc44091_3199679052">
+          <w:hyperlink w:anchor="__RefHeading___Toc22630_3066934455">
             <w:r>
               <w:rPr>
                 <w:webHidden/>
@@ -941,7 +941,7 @@
             </w:tabs>
             <w:rPr/>
           </w:pPr>
-          <w:hyperlink w:anchor="__RefHeading___Toc44093_3199679052">
+          <w:hyperlink w:anchor="__RefHeading___Toc22632_3066934455">
             <w:r>
               <w:rPr>
                 <w:webHidden/>
@@ -963,7 +963,7 @@
             </w:tabs>
             <w:rPr/>
           </w:pPr>
-          <w:hyperlink w:anchor="__RefHeading___Toc44095_3199679052">
+          <w:hyperlink w:anchor="__RefHeading___Toc22634_3066934455">
             <w:r>
               <w:rPr>
                 <w:webHidden/>
@@ -971,7 +971,7 @@
               </w:rPr>
               <w:t>5. Services</w:t>
               <w:tab/>
-              <w:t>6</w:t>
+              <w:t>7</w:t>
             </w:r>
           </w:hyperlink>
         </w:p>
@@ -985,7 +985,7 @@
             </w:tabs>
             <w:rPr/>
           </w:pPr>
-          <w:hyperlink w:anchor="__RefHeading___Toc44097_3199679052">
+          <w:hyperlink w:anchor="__RefHeading___Toc22636_3066934455">
             <w:r>
               <w:rPr>
                 <w:webHidden/>
@@ -993,7 +993,7 @@
               </w:rPr>
               <w:t>5.1 Included services</w:t>
               <w:tab/>
-              <w:t>6</w:t>
+              <w:t>7</w:t>
             </w:r>
           </w:hyperlink>
         </w:p>
@@ -1007,7 +1007,7 @@
             </w:tabs>
             <w:rPr/>
           </w:pPr>
-          <w:hyperlink w:anchor="__RefHeading___Toc44099_3199679052">
+          <w:hyperlink w:anchor="__RefHeading___Toc22638_3066934455">
             <w:r>
               <w:rPr>
                 <w:webHidden/>
@@ -1015,7 +1015,7 @@
               </w:rPr>
               <w:t>5.2 Sizing</w:t>
               <w:tab/>
-              <w:t>6</w:t>
+              <w:t>7</w:t>
             </w:r>
           </w:hyperlink>
         </w:p>
@@ -1029,7 +1029,7 @@
             </w:tabs>
             <w:rPr/>
           </w:pPr>
-          <w:hyperlink w:anchor="__RefHeading___Toc44101_3199679052">
+          <w:hyperlink w:anchor="__RefHeading___Toc22640_3066934455">
             <w:r>
               <w:rPr>
                 <w:webHidden/>
@@ -1037,7 +1037,7 @@
               </w:rPr>
               <w:t>6. Backup and recovery</w:t>
               <w:tab/>
-              <w:t>7</w:t>
+              <w:t>8</w:t>
             </w:r>
           </w:hyperlink>
         </w:p>
@@ -1051,7 +1051,7 @@
             </w:tabs>
             <w:rPr/>
           </w:pPr>
-          <w:hyperlink w:anchor="__RefHeading___Toc44103_3199679052">
+          <w:hyperlink w:anchor="__RefHeading___Toc22642_3066934455">
             <w:r>
               <w:rPr>
                 <w:webHidden/>
@@ -1059,7 +1059,7 @@
               </w:rPr>
               <w:t>6.1 Backups</w:t>
               <w:tab/>
-              <w:t>7</w:t>
+              <w:t>8</w:t>
             </w:r>
           </w:hyperlink>
         </w:p>
@@ -1073,7 +1073,7 @@
             </w:tabs>
             <w:rPr/>
           </w:pPr>
-          <w:hyperlink w:anchor="__RefHeading___Toc44105_3199679052">
+          <w:hyperlink w:anchor="__RefHeading___Toc22644_3066934455">
             <w:r>
               <w:rPr>
                 <w:webHidden/>
@@ -1081,7 +1081,7 @@
               </w:rPr>
               <w:t>6.2 Recovery objectives</w:t>
               <w:tab/>
-              <w:t>7</w:t>
+              <w:t>8</w:t>
             </w:r>
           </w:hyperlink>
         </w:p>
@@ -1095,7 +1095,7 @@
             </w:tabs>
             <w:rPr/>
           </w:pPr>
-          <w:hyperlink w:anchor="__RefHeading___Toc44107_3199679052">
+          <w:hyperlink w:anchor="__RefHeading___Toc22646_3066934455">
             <w:r>
               <w:rPr>
                 <w:webHidden/>
@@ -1103,7 +1103,7 @@
               </w:rPr>
               <w:t>6.3 Restore tests and drills</w:t>
               <w:tab/>
-              <w:t>7</w:t>
+              <w:t>8</w:t>
             </w:r>
           </w:hyperlink>
         </w:p>
@@ -1117,7 +1117,7 @@
             </w:tabs>
             <w:rPr/>
           </w:pPr>
-          <w:hyperlink w:anchor="__RefHeading___Toc44109_3199679052">
+          <w:hyperlink w:anchor="__RefHeading___Toc22648_3066934455">
             <w:r>
               <w:rPr>
                 <w:webHidden/>
@@ -1125,7 +1125,7 @@
               </w:rPr>
               <w:t>7. Availability</w:t>
               <w:tab/>
-              <w:t>8</w:t>
+              <w:t>9</w:t>
             </w:r>
           </w:hyperlink>
         </w:p>
@@ -1139,7 +1139,7 @@
             </w:tabs>
             <w:rPr/>
           </w:pPr>
-          <w:hyperlink w:anchor="__RefHeading___Toc44111_3199679052">
+          <w:hyperlink w:anchor="__RefHeading___Toc22650_3066934455">
             <w:r>
               <w:rPr>
                 <w:webHidden/>
@@ -1147,7 +1147,7 @@
               </w:rPr>
               <w:t>7.1 Availability credits</w:t>
               <w:tab/>
-              <w:t>8</w:t>
+              <w:t>9</w:t>
             </w:r>
           </w:hyperlink>
         </w:p>
@@ -1161,7 +1161,7 @@
             </w:tabs>
             <w:rPr/>
           </w:pPr>
-          <w:hyperlink w:anchor="__RefHeading___Toc44113_3199679052">
+          <w:hyperlink w:anchor="__RefHeading___Toc22652_3066934455">
             <w:r>
               <w:rPr>
                 <w:webHidden/>
@@ -1169,7 +1169,7 @@
               </w:rPr>
               <w:t>8. Security</w:t>
               <w:tab/>
-              <w:t>9</w:t>
+              <w:t>10</w:t>
             </w:r>
           </w:hyperlink>
         </w:p>
@@ -1183,7 +1183,7 @@
             </w:tabs>
             <w:rPr/>
           </w:pPr>
-          <w:hyperlink w:anchor="__RefHeading___Toc44115_3199679052">
+          <w:hyperlink w:anchor="__RefHeading___Toc22654_3066934455">
             <w:r>
               <w:rPr>
                 <w:webHidden/>
@@ -1191,7 +1191,7 @@
               </w:rPr>
               <w:t>9. Data residency and cross-border transfer</w:t>
               <w:tab/>
-              <w:t>10</w:t>
+              <w:t>11</w:t>
             </w:r>
           </w:hyperlink>
         </w:p>
@@ -1205,7 +1205,7 @@
             </w:tabs>
             <w:rPr/>
           </w:pPr>
-          <w:hyperlink w:anchor="__RefHeading___Toc44117_3199679052">
+          <w:hyperlink w:anchor="__RefHeading___Toc22656_3066934455">
             <w:r>
               <w:rPr>
                 <w:webHidden/>
@@ -1213,7 +1213,7 @@
               </w:rPr>
               <w:t>10. Fees and pass-through of cloud costs</w:t>
               <w:tab/>
-              <w:t>11</w:t>
+              <w:t>12</w:t>
             </w:r>
           </w:hyperlink>
         </w:p>
@@ -1227,7 +1227,7 @@
             </w:tabs>
             <w:rPr/>
           </w:pPr>
-          <w:hyperlink w:anchor="__RefHeading___Toc44119_3199679052">
+          <w:hyperlink w:anchor="__RefHeading___Toc22658_3066934455">
             <w:r>
               <w:rPr>
                 <w:webHidden/>
@@ -1235,7 +1235,7 @@
               </w:rPr>
               <w:t>10.1 Monthly hosting fee</w:t>
               <w:tab/>
-              <w:t>11</w:t>
+              <w:t>12</w:t>
             </w:r>
           </w:hyperlink>
         </w:p>
@@ -1249,15 +1249,15 @@
             </w:tabs>
             <w:rPr/>
           </w:pPr>
-          <w:hyperlink w:anchor="__RefHeading___Toc44121_3199679052">
+          <w:hyperlink w:anchor="__RefHeading___Toc22660_3066934455">
             <w:r>
               <w:rPr>
                 <w:webHidden/>
                 <w:rStyle w:val="IndexLink"/>
               </w:rPr>
-              <w:t>10.2 Billing</w:t>
+              <w:t>10.2 Pre-Prod fee</w:t>
               <w:tab/>
-              <w:t>11</w:t>
+              <w:t>12</w:t>
             </w:r>
           </w:hyperlink>
         </w:p>
@@ -1271,15 +1271,37 @@
             </w:tabs>
             <w:rPr/>
           </w:pPr>
-          <w:hyperlink w:anchor="__RefHeading___Toc44123_3199679052">
+          <w:hyperlink w:anchor="__RefHeading___Toc22662_3066934455">
             <w:r>
               <w:rPr>
                 <w:webHidden/>
                 <w:rStyle w:val="IndexLink"/>
               </w:rPr>
-              <w:t>10.3 Pass-through and adjustments</w:t>
+              <w:t>10.3 Billing</w:t>
               <w:tab/>
-              <w:t>11</w:t>
+              <w:t>12</w:t>
+            </w:r>
+          </w:hyperlink>
+        </w:p>
+        <w:p>
+          <w:pPr>
+            <w:pStyle w:val="TOC2"/>
+            <w:tabs>
+              <w:tab w:val="clear" w:pos="900"/>
+              <w:tab w:val="clear" w:pos="9350"/>
+              <w:tab w:val="right" w:pos="9025" w:leader="dot"/>
+            </w:tabs>
+            <w:rPr/>
+          </w:pPr>
+          <w:hyperlink w:anchor="__RefHeading___Toc22664_3066934455">
+            <w:r>
+              <w:rPr>
+                <w:webHidden/>
+                <w:rStyle w:val="IndexLink"/>
+              </w:rPr>
+              <w:t>10.4 Pass-through and adjustments</w:t>
+              <w:tab/>
+              <w:t>12</w:t>
             </w:r>
           </w:hyperlink>
         </w:p>
@@ -1293,7 +1315,7 @@
             </w:tabs>
             <w:rPr/>
           </w:pPr>
-          <w:hyperlink w:anchor="__RefHeading___Toc44125_3199679052">
+          <w:hyperlink w:anchor="__RefHeading___Toc22666_3066934455">
             <w:r>
               <w:rPr>
                 <w:webHidden/>
@@ -1301,7 +1323,7 @@
               </w:rPr>
               <w:t>11. Client responsibilities</w:t>
               <w:tab/>
-              <w:t>12</w:t>
+              <w:t>14</w:t>
             </w:r>
           </w:hyperlink>
         </w:p>
@@ -1315,7 +1337,7 @@
             </w:tabs>
             <w:rPr/>
           </w:pPr>
-          <w:hyperlink w:anchor="__RefHeading___Toc44127_3199679052">
+          <w:hyperlink w:anchor="__RefHeading___Toc22668_3066934455">
             <w:r>
               <w:rPr>
                 <w:webHidden/>
@@ -1323,7 +1345,7 @@
               </w:rPr>
               <w:t>12. Exit and transition</w:t>
               <w:tab/>
-              <w:t>13</w:t>
+              <w:t>15</w:t>
             </w:r>
           </w:hyperlink>
         </w:p>
@@ -1337,7 +1359,7 @@
             </w:tabs>
             <w:rPr/>
           </w:pPr>
-          <w:hyperlink w:anchor="__RefHeading___Toc44129_3199679052">
+          <w:hyperlink w:anchor="__RefHeading___Toc22670_3066934455">
             <w:r>
               <w:rPr>
                 <w:webHidden/>
@@ -1345,7 +1367,7 @@
               </w:rPr>
               <w:t>13. Term and termination</w:t>
               <w:tab/>
-              <w:t>14</w:t>
+              <w:t>16</w:t>
             </w:r>
           </w:hyperlink>
         </w:p>
@@ -1359,7 +1381,7 @@
             </w:tabs>
             <w:rPr/>
           </w:pPr>
-          <w:hyperlink w:anchor="__RefHeading___Toc44131_3199679052">
+          <w:hyperlink w:anchor="__RefHeading___Toc22672_3066934455">
             <w:r>
               <w:rPr>
                 <w:webHidden/>
@@ -1367,7 +1389,7 @@
               </w:rPr>
               <w:t>14. Signatures</w:t>
               <w:tab/>
-              <w:t>15</w:t>
+              <w:t>17</w:t>
             </w:r>
           </w:hyperlink>
         </w:p>
@@ -1381,7 +1403,7 @@
             </w:tabs>
             <w:rPr/>
           </w:pPr>
-          <w:hyperlink w:anchor="__RefHeading___Toc44133_3199679052">
+          <w:hyperlink w:anchor="__RefHeading___Toc22674_3066934455">
             <w:r>
               <w:rPr>
                 <w:webHidden/>
@@ -1389,7 +1411,7 @@
               </w:rPr>
               <w:t>15. Schedule 1: hosting details</w:t>
               <w:tab/>
-              <w:t>16</w:t>
+              <w:t>18</w:t>
             </w:r>
           </w:hyperlink>
         </w:p>
@@ -1403,7 +1425,29 @@
             </w:tabs>
             <w:rPr/>
           </w:pPr>
-          <w:hyperlink w:anchor="__RefHeading___Toc44135_3199679052">
+          <w:hyperlink w:anchor="__RefHeading___Toc22676_3066934455">
+            <w:r>
+              <w:rPr>
+                <w:webHidden/>
+                <w:rStyle w:val="IndexLink"/>
+              </w:rPr>
+              <w:t>16. Annex A: fee per environment</w:t>
+              <w:tab/>
+              <w:t>19</w:t>
+            </w:r>
+          </w:hyperlink>
+        </w:p>
+        <w:p>
+          <w:pPr>
+            <w:pStyle w:val="TOC1"/>
+            <w:tabs>
+              <w:tab w:val="clear" w:pos="900"/>
+              <w:tab w:val="clear" w:pos="9350"/>
+              <w:tab w:val="right" w:pos="9025" w:leader="dot"/>
+            </w:tabs>
+            <w:rPr/>
+          </w:pPr>
+          <w:hyperlink w:anchor="__RefHeading___Toc22678_3066934455">
             <w:r>
               <w:rPr>
                 <w:webHidden/>
@@ -1411,14 +1455,14 @@
                 <w:i w:val="false"/>
                 <w:iCs w:val="false"/>
               </w:rPr>
-              <w:t>16. Document Sign-Off</w:t>
+              <w:t>17. Document Sign-Off</w:t>
             </w:r>
             <w:r>
               <w:rPr>
                 <w:rStyle w:val="IndexLink"/>
               </w:rPr>
               <w:tab/>
-              <w:t>17</w:t>
+              <w:t>20</w:t>
             </w:r>
           </w:hyperlink>
           <w:r>
@@ -1451,7 +1495,7 @@
       <w:r>
         <w:br w:type="page"/>
       </w:r>
-      <w:bookmarkStart w:id="0" w:name="__RefHeading___Toc44081_3199679052"/>
+      <w:bookmarkStart w:id="0" w:name="__RefHeading___Toc22620_3066934455"/>
       <w:bookmarkStart w:id="1" w:name="_Toc48319687"/>
       <w:bookmarkStart w:id="2" w:name="_Toc11824118"/>
       <w:bookmarkEnd w:id="0"/>
@@ -2096,7 +2140,7 @@
           <w:spacing w:val="0"/>
         </w:rPr>
       </w:pPr>
-      <w:bookmarkStart w:id="4" w:name="__RefHeading___Toc44083_3199679052"/>
+      <w:bookmarkStart w:id="4" w:name="__RefHeading___Toc22622_3066934455"/>
       <w:bookmarkStart w:id="5" w:name="_Toc233203388"/>
       <w:bookmarkEnd w:id="4"/>
       <w:r>
@@ -2353,7 +2397,7 @@
                 <w:szCs w:val="24"/>
                 <w:lang w:val="en-US" w:eastAsia="ja-JP" w:bidi="ar-SA"/>
               </w:rPr>
-              <w:t>DPA</w:t>
+              <w:t>Dev</w:t>
             </w:r>
           </w:p>
         </w:tc>
@@ -2390,7 +2434,7 @@
                 <w:szCs w:val="24"/>
                 <w:lang w:val="en-US" w:eastAsia="ja-JP" w:bidi="ar-SA"/>
               </w:rPr>
-              <w:t>Data Privacy Act of 2012 (RA 10173)</w:t>
+              <w:t>Development environment</w:t>
             </w:r>
           </w:p>
         </w:tc>
@@ -2432,7 +2476,7 @@
                 <w:szCs w:val="24"/>
                 <w:lang w:val="en-US" w:eastAsia="ja-JP" w:bidi="ar-SA"/>
               </w:rPr>
-              <w:t>DR</w:t>
+              <w:t>DPA</w:t>
             </w:r>
           </w:p>
         </w:tc>
@@ -2469,7 +2513,7 @@
                 <w:szCs w:val="24"/>
                 <w:lang w:val="en-US" w:eastAsia="ja-JP" w:bidi="ar-SA"/>
               </w:rPr>
-              <w:t>Disaster recovery</w:t>
+              <w:t>Data Privacy Act of 2012 (RA 10173)</w:t>
             </w:r>
           </w:p>
         </w:tc>
@@ -2511,7 +2555,7 @@
                 <w:szCs w:val="24"/>
                 <w:lang w:val="en-US" w:eastAsia="ja-JP" w:bidi="ar-SA"/>
               </w:rPr>
-              <w:t>MSA</w:t>
+              <w:t>DR</w:t>
             </w:r>
           </w:p>
         </w:tc>
@@ -2548,7 +2592,7 @@
                 <w:szCs w:val="24"/>
                 <w:lang w:val="en-US" w:eastAsia="ja-JP" w:bidi="ar-SA"/>
               </w:rPr>
-              <w:t>Master Services Agreement</w:t>
+              <w:t>Disaster recovery</w:t>
             </w:r>
           </w:p>
         </w:tc>
@@ -2590,7 +2634,7 @@
                 <w:szCs w:val="24"/>
                 <w:lang w:val="en-US" w:eastAsia="ja-JP" w:bidi="ar-SA"/>
               </w:rPr>
-              <w:t>NPC</w:t>
+              <w:t>MSA</w:t>
             </w:r>
           </w:p>
         </w:tc>
@@ -2627,7 +2671,7 @@
                 <w:szCs w:val="24"/>
                 <w:lang w:val="en-US" w:eastAsia="ja-JP" w:bidi="ar-SA"/>
               </w:rPr>
-              <w:t>National Privacy Commission</w:t>
+              <w:t>Master Services Agreement</w:t>
             </w:r>
           </w:p>
         </w:tc>
@@ -2669,7 +2713,7 @@
                 <w:szCs w:val="24"/>
                 <w:lang w:val="en-US" w:eastAsia="ja-JP" w:bidi="ar-SA"/>
               </w:rPr>
-              <w:t>OOTB</w:t>
+              <w:t>NPC</w:t>
             </w:r>
           </w:p>
         </w:tc>
@@ -2706,7 +2750,7 @@
                 <w:szCs w:val="24"/>
                 <w:lang w:val="en-US" w:eastAsia="ja-JP" w:bidi="ar-SA"/>
               </w:rPr>
-              <w:t>Out of the box</w:t>
+              <w:t>National Privacy Commission</w:t>
             </w:r>
           </w:p>
         </w:tc>
@@ -2748,7 +2792,7 @@
                 <w:szCs w:val="24"/>
                 <w:lang w:val="en-US" w:eastAsia="ja-JP" w:bidi="ar-SA"/>
               </w:rPr>
-              <w:t>PHP</w:t>
+              <w:t>OOTB</w:t>
             </w:r>
           </w:p>
         </w:tc>
@@ -2785,7 +2829,7 @@
                 <w:szCs w:val="24"/>
                 <w:lang w:val="en-US" w:eastAsia="ja-JP" w:bidi="ar-SA"/>
               </w:rPr>
-              <w:t>Philippine peso</w:t>
+              <w:t>Out of the box</w:t>
             </w:r>
           </w:p>
         </w:tc>
@@ -2827,7 +2871,7 @@
                 <w:szCs w:val="24"/>
                 <w:lang w:val="en-US" w:eastAsia="ja-JP" w:bidi="ar-SA"/>
               </w:rPr>
-              <w:t>PHT</w:t>
+              <w:t>PHP</w:t>
             </w:r>
           </w:p>
         </w:tc>
@@ -2864,7 +2908,7 @@
                 <w:szCs w:val="24"/>
                 <w:lang w:val="en-US" w:eastAsia="ja-JP" w:bidi="ar-SA"/>
               </w:rPr>
-              <w:t>Philippine time</w:t>
+              <w:t>Philippine peso</w:t>
             </w:r>
           </w:p>
         </w:tc>
@@ -2906,7 +2950,7 @@
                 <w:szCs w:val="24"/>
                 <w:lang w:val="en-US" w:eastAsia="ja-JP" w:bidi="ar-SA"/>
               </w:rPr>
-              <w:t>PITR</w:t>
+              <w:t>PHT</w:t>
             </w:r>
           </w:p>
         </w:tc>
@@ -2943,7 +2987,7 @@
                 <w:szCs w:val="24"/>
                 <w:lang w:val="en-US" w:eastAsia="ja-JP" w:bidi="ar-SA"/>
               </w:rPr>
-              <w:t>Point-in-time recovery</w:t>
+              <w:t>Philippine time</w:t>
             </w:r>
           </w:p>
         </w:tc>
@@ -2985,7 +3029,7 @@
                 <w:szCs w:val="24"/>
                 <w:lang w:val="en-US" w:eastAsia="ja-JP" w:bidi="ar-SA"/>
               </w:rPr>
-              <w:t>RPO</w:t>
+              <w:t>PITR</w:t>
             </w:r>
           </w:p>
         </w:tc>
@@ -3022,7 +3066,7 @@
                 <w:szCs w:val="24"/>
                 <w:lang w:val="en-US" w:eastAsia="ja-JP" w:bidi="ar-SA"/>
               </w:rPr>
-              <w:t>Recovery point objective</w:t>
+              <w:t>Point-in-time recovery</w:t>
             </w:r>
           </w:p>
         </w:tc>
@@ -3064,7 +3108,7 @@
                 <w:szCs w:val="24"/>
                 <w:lang w:val="en-US" w:eastAsia="ja-JP" w:bidi="ar-SA"/>
               </w:rPr>
-              <w:t>RTO</w:t>
+              <w:t>Pre-Prod</w:t>
             </w:r>
           </w:p>
         </w:tc>
@@ -3101,7 +3145,244 @@
                 <w:szCs w:val="24"/>
                 <w:lang w:val="en-US" w:eastAsia="ja-JP" w:bidi="ar-SA"/>
               </w:rPr>
+              <w:t>Pre-production environment</w:t>
+            </w:r>
+          </w:p>
+        </w:tc>
+      </w:tr>
+      <w:tr>
+        <w:trPr>
+          <w:trHeight w:val="449" w:hRule="atLeast"/>
+        </w:trPr>
+        <w:tc>
+          <w:tcPr>
+            <w:tcW w:w="2514" w:type="dxa"/>
+            <w:tcBorders>
+              <w:top w:val="single" w:sz="4" w:space="0" w:color="808080"/>
+              <w:left w:val="single" w:sz="4" w:space="0" w:color="808080"/>
+              <w:bottom w:val="single" w:sz="4" w:space="0" w:color="808080"/>
+              <w:right w:val="single" w:sz="4" w:space="0" w:color="808080"/>
+            </w:tcBorders>
+            <w:vAlign w:val="center"/>
+          </w:tcPr>
+          <w:p>
+            <w:pPr>
+              <w:pStyle w:val="Normal"/>
+              <w:widowControl/>
+              <w:spacing w:lineRule="auto" w:line="240" w:before="60" w:after="0"/>
+              <w:jc w:val="left"/>
+              <w:rPr>
+                <w:rFonts w:ascii="Segoe UI" w:hAnsi="Segoe UI" w:eastAsia="Arial" w:cs="Segoe UI"/>
+                <w:color w:val="101820"/>
+                <w:sz w:val="16"/>
+                <w:szCs w:val="16"/>
+              </w:rPr>
+            </w:pPr>
+            <w:r>
+              <w:rPr>
+                <w:rFonts w:eastAsia="Segoe UI" w:cs="Segoe UI" w:ascii="Segoe UI" w:hAnsi="Segoe UI"/>
+                <w:color w:val="101820"/>
+                <w:kern w:val="0"/>
+                <w:sz w:val="16"/>
+                <w:szCs w:val="24"/>
+                <w:lang w:val="en-US" w:eastAsia="ja-JP" w:bidi="ar-SA"/>
+              </w:rPr>
+              <w:t>RPO</w:t>
+            </w:r>
+          </w:p>
+        </w:tc>
+        <w:tc>
+          <w:tcPr>
+            <w:tcW w:w="3712" w:type="dxa"/>
+            <w:tcBorders>
+              <w:top w:val="single" w:sz="4" w:space="0" w:color="808080"/>
+              <w:left w:val="single" w:sz="4" w:space="0" w:color="808080"/>
+              <w:bottom w:val="single" w:sz="4" w:space="0" w:color="808080"/>
+              <w:right w:val="single" w:sz="4" w:space="0" w:color="808080"/>
+            </w:tcBorders>
+            <w:vAlign w:val="center"/>
+          </w:tcPr>
+          <w:p>
+            <w:pPr>
+              <w:pStyle w:val="Normal"/>
+              <w:widowControl/>
+              <w:spacing w:lineRule="auto" w:line="240" w:before="60" w:after="0"/>
+              <w:jc w:val="left"/>
+              <w:rPr>
+                <w:rFonts w:ascii="Segoe UI" w:hAnsi="Segoe UI" w:eastAsia="Arial" w:cs="Segoe UI"/>
+                <w:color w:val="101820"/>
+                <w:sz w:val="16"/>
+                <w:szCs w:val="16"/>
+              </w:rPr>
+            </w:pPr>
+            <w:r>
+              <w:rPr>
+                <w:rFonts w:eastAsia="Segoe UI" w:cs="Segoe UI" w:ascii="Segoe UI" w:hAnsi="Segoe UI"/>
+                <w:color w:val="101820"/>
+                <w:kern w:val="0"/>
+                <w:sz w:val="16"/>
+                <w:szCs w:val="24"/>
+                <w:lang w:val="en-US" w:eastAsia="ja-JP" w:bidi="ar-SA"/>
+              </w:rPr>
+              <w:t>Recovery point objective</w:t>
+            </w:r>
+          </w:p>
+        </w:tc>
+      </w:tr>
+      <w:tr>
+        <w:trPr>
+          <w:trHeight w:val="449" w:hRule="atLeast"/>
+        </w:trPr>
+        <w:tc>
+          <w:tcPr>
+            <w:tcW w:w="2514" w:type="dxa"/>
+            <w:tcBorders>
+              <w:top w:val="single" w:sz="4" w:space="0" w:color="808080"/>
+              <w:left w:val="single" w:sz="4" w:space="0" w:color="808080"/>
+              <w:bottom w:val="single" w:sz="4" w:space="0" w:color="808080"/>
+              <w:right w:val="single" w:sz="4" w:space="0" w:color="808080"/>
+            </w:tcBorders>
+            <w:vAlign w:val="center"/>
+          </w:tcPr>
+          <w:p>
+            <w:pPr>
+              <w:pStyle w:val="Normal"/>
+              <w:widowControl/>
+              <w:spacing w:lineRule="auto" w:line="240" w:before="60" w:after="0"/>
+              <w:jc w:val="left"/>
+              <w:rPr>
+                <w:rFonts w:ascii="Segoe UI" w:hAnsi="Segoe UI" w:eastAsia="Arial" w:cs="Segoe UI"/>
+                <w:color w:val="101820"/>
+                <w:sz w:val="16"/>
+                <w:szCs w:val="16"/>
+              </w:rPr>
+            </w:pPr>
+            <w:r>
+              <w:rPr>
+                <w:rFonts w:eastAsia="Segoe UI" w:cs="Segoe UI" w:ascii="Segoe UI" w:hAnsi="Segoe UI"/>
+                <w:color w:val="101820"/>
+                <w:kern w:val="0"/>
+                <w:sz w:val="16"/>
+                <w:szCs w:val="24"/>
+                <w:lang w:val="en-US" w:eastAsia="ja-JP" w:bidi="ar-SA"/>
+              </w:rPr>
+              <w:t>RTO</w:t>
+            </w:r>
+          </w:p>
+        </w:tc>
+        <w:tc>
+          <w:tcPr>
+            <w:tcW w:w="3712" w:type="dxa"/>
+            <w:tcBorders>
+              <w:top w:val="single" w:sz="4" w:space="0" w:color="808080"/>
+              <w:left w:val="single" w:sz="4" w:space="0" w:color="808080"/>
+              <w:bottom w:val="single" w:sz="4" w:space="0" w:color="808080"/>
+              <w:right w:val="single" w:sz="4" w:space="0" w:color="808080"/>
+            </w:tcBorders>
+            <w:vAlign w:val="center"/>
+          </w:tcPr>
+          <w:p>
+            <w:pPr>
+              <w:pStyle w:val="Normal"/>
+              <w:widowControl/>
+              <w:spacing w:lineRule="auto" w:line="240" w:before="60" w:after="0"/>
+              <w:jc w:val="left"/>
+              <w:rPr>
+                <w:rFonts w:ascii="Segoe UI" w:hAnsi="Segoe UI" w:eastAsia="Arial" w:cs="Segoe UI"/>
+                <w:color w:val="101820"/>
+                <w:sz w:val="16"/>
+                <w:szCs w:val="16"/>
+              </w:rPr>
+            </w:pPr>
+            <w:r>
+              <w:rPr>
+                <w:rFonts w:eastAsia="Segoe UI" w:cs="Segoe UI" w:ascii="Segoe UI" w:hAnsi="Segoe UI"/>
+                <w:color w:val="101820"/>
+                <w:kern w:val="0"/>
+                <w:sz w:val="16"/>
+                <w:szCs w:val="24"/>
+                <w:lang w:val="en-US" w:eastAsia="ja-JP" w:bidi="ar-SA"/>
+              </w:rPr>
               <w:t>Recovery time objective</w:t>
+            </w:r>
+          </w:p>
+        </w:tc>
+      </w:tr>
+      <w:tr>
+        <w:trPr>
+          <w:trHeight w:val="449" w:hRule="atLeast"/>
+        </w:trPr>
+        <w:tc>
+          <w:tcPr>
+            <w:tcW w:w="2514" w:type="dxa"/>
+            <w:tcBorders>
+              <w:top w:val="single" w:sz="4" w:space="0" w:color="808080"/>
+              <w:left w:val="single" w:sz="4" w:space="0" w:color="808080"/>
+              <w:bottom w:val="single" w:sz="4" w:space="0" w:color="808080"/>
+              <w:right w:val="single" w:sz="4" w:space="0" w:color="808080"/>
+            </w:tcBorders>
+            <w:vAlign w:val="center"/>
+          </w:tcPr>
+          <w:p>
+            <w:pPr>
+              <w:pStyle w:val="Normal"/>
+              <w:widowControl/>
+              <w:spacing w:lineRule="auto" w:line="240" w:before="60" w:after="0"/>
+              <w:jc w:val="left"/>
+              <w:rPr>
+                <w:rFonts w:ascii="Segoe UI" w:hAnsi="Segoe UI" w:eastAsia="Arial" w:cs="Segoe UI"/>
+                <w:color w:val="101820"/>
+                <w:sz w:val="16"/>
+                <w:szCs w:val="16"/>
+              </w:rPr>
+            </w:pPr>
+            <w:r>
+              <w:rPr>
+                <w:rFonts w:eastAsia="Segoe UI" w:cs="Segoe UI" w:ascii="Segoe UI" w:hAnsi="Segoe UI"/>
+                <w:color w:val="101820"/>
+                <w:kern w:val="0"/>
+                <w:sz w:val="16"/>
+                <w:szCs w:val="24"/>
+                <w:lang w:val="en-US" w:eastAsia="ja-JP" w:bidi="ar-SA"/>
+              </w:rPr>
+              <w:t>SIT</w:t>
+            </w:r>
+          </w:p>
+        </w:tc>
+        <w:tc>
+          <w:tcPr>
+            <w:tcW w:w="3712" w:type="dxa"/>
+            <w:tcBorders>
+              <w:top w:val="single" w:sz="4" w:space="0" w:color="808080"/>
+              <w:left w:val="single" w:sz="4" w:space="0" w:color="808080"/>
+              <w:bottom w:val="single" w:sz="4" w:space="0" w:color="808080"/>
+              <w:right w:val="single" w:sz="4" w:space="0" w:color="808080"/>
+            </w:tcBorders>
+            <w:vAlign w:val="center"/>
+          </w:tcPr>
+          <w:p>
+            <w:pPr>
+              <w:pStyle w:val="Normal"/>
+              <w:widowControl/>
+              <w:spacing w:lineRule="auto" w:line="240" w:before="60" w:after="0"/>
+              <w:jc w:val="left"/>
+              <w:rPr>
+                <w:rFonts w:ascii="Segoe UI" w:hAnsi="Segoe UI" w:eastAsia="Arial" w:cs="Segoe UI"/>
+                <w:color w:val="101820"/>
+                <w:sz w:val="16"/>
+                <w:szCs w:val="16"/>
+              </w:rPr>
+            </w:pPr>
+            <w:r>
+              <w:rPr>
+                <w:rFonts w:eastAsia="Segoe UI" w:cs="Segoe UI" w:ascii="Segoe UI" w:hAnsi="Segoe UI"/>
+                <w:color w:val="101820"/>
+                <w:kern w:val="0"/>
+                <w:sz w:val="16"/>
+                <w:szCs w:val="24"/>
+                <w:lang w:val="en-US" w:eastAsia="ja-JP" w:bidi="ar-SA"/>
+              </w:rPr>
+              <w:t>System integration test</w:t>
             </w:r>
           </w:p>
         </w:tc>
@@ -3717,7 +3998,7 @@
         <w:pageBreakBefore w:val="false"/>
         <w:rPr/>
       </w:pPr>
-      <w:bookmarkStart w:id="6" w:name="__RefHeading___Toc44085_3199679052"/>
+      <w:bookmarkStart w:id="6" w:name="__RefHeading___Toc22624_3066934455"/>
       <w:bookmarkEnd w:id="6"/>
       <w:r>
         <w:rPr>
@@ -3837,7 +4118,7 @@
         <w:pStyle w:val="Heading1"/>
         <w:rPr/>
       </w:pPr>
-      <w:bookmarkStart w:id="7" w:name="__RefHeading___Toc44087_3199679052"/>
+      <w:bookmarkStart w:id="7" w:name="__RefHeading___Toc22626_3066934455"/>
       <w:bookmarkEnd w:id="7"/>
       <w:r>
         <w:rPr>
@@ -3854,7 +4135,7 @@
         <w:pStyle w:val="Heading2"/>
         <w:rPr/>
       </w:pPr>
-      <w:bookmarkStart w:id="8" w:name="__RefHeading___Toc44089_3199679052"/>
+      <w:bookmarkStart w:id="8" w:name="__RefHeading___Toc22628_3066934455"/>
       <w:bookmarkEnd w:id="8"/>
       <w:r>
         <w:rPr>
@@ -3903,7 +4184,7 @@
         <w:pStyle w:val="Heading2"/>
         <w:rPr/>
       </w:pPr>
-      <w:bookmarkStart w:id="9" w:name="__RefHeading___Toc44091_3199679052"/>
+      <w:bookmarkStart w:id="9" w:name="__RefHeading___Toc22630_3066934455"/>
       <w:bookmarkEnd w:id="9"/>
       <w:r>
         <w:rPr>
@@ -4596,7 +4877,7 @@
         <w:pStyle w:val="Heading2"/>
         <w:rPr/>
       </w:pPr>
-      <w:bookmarkStart w:id="10" w:name="__RefHeading___Toc44093_3199679052"/>
+      <w:bookmarkStart w:id="10" w:name="__RefHeading___Toc22632_3066934455"/>
       <w:bookmarkEnd w:id="10"/>
       <w:r>
         <w:rPr>
@@ -4606,6 +4887,21 @@
           <w:sz w:val="26"/>
         </w:rPr>
         <w:t>4.3  Environments</w:t>
+      </w:r>
+    </w:p>
+    <w:p>
+      <w:pPr>
+        <w:pStyle w:val="Normal"/>
+        <w:spacing w:lineRule="auto" w:line="276" w:before="0" w:after="120"/>
+        <w:rPr/>
+      </w:pPr>
+      <w:r>
+        <w:rPr>
+          <w:rFonts w:eastAsia="Segoe UI" w:cs="Segoe UI" w:ascii="Segoe UI" w:hAnsi="Segoe UI"/>
+          <w:color w:val="101820"/>
+          <w:sz w:val="21"/>
+        </w:rPr>
+        <w:t>The environment set follows the Client's size, stated in the Order Form:</w:t>
       </w:r>
     </w:p>
     <w:tbl>
@@ -4624,9 +4920,9 @@
         <w:tblLook w:val="04a0" w:noHBand="0" w:noVBand="1" w:firstColumn="1" w:lastRow="0" w:lastColumn="0" w:firstRow="1"/>
       </w:tblPr>
       <w:tblGrid>
-        <w:gridCol w:w="2458"/>
-        <w:gridCol w:w="2980"/>
-        <w:gridCol w:w="3576"/>
+        <w:gridCol w:w="2732"/>
+        <w:gridCol w:w="3413"/>
+        <w:gridCol w:w="2869"/>
       </w:tblGrid>
       <w:tr>
         <w:trPr>
@@ -4634,7 +4930,7 @@
         </w:trPr>
         <w:tc>
           <w:tcPr>
-            <w:tcW w:w="2458" w:type="dxa"/>
+            <w:tcW w:w="2732" w:type="dxa"/>
             <w:tcBorders>
               <w:top w:val="single" w:sz="4" w:space="0" w:color="BFC7D1"/>
               <w:left w:val="single" w:sz="4" w:space="0" w:color="BFC7D1"/>
@@ -4667,13 +4963,13 @@
                 <w:szCs w:val="24"/>
                 <w:lang w:val="en-US" w:eastAsia="ja-JP" w:bidi="ar-SA"/>
               </w:rPr>
-              <w:t>Environment</w:t>
-            </w:r>
-          </w:p>
-        </w:tc>
-        <w:tc>
-          <w:tcPr>
-            <w:tcW w:w="2980" w:type="dxa"/>
+              <w:t>Size</w:t>
+            </w:r>
+          </w:p>
+        </w:tc>
+        <w:tc>
+          <w:tcPr>
+            <w:tcW w:w="3413" w:type="dxa"/>
             <w:tcBorders>
               <w:top w:val="single" w:sz="4" w:space="0" w:color="BFC7D1"/>
               <w:left w:val="single" w:sz="4" w:space="0" w:color="BFC7D1"/>
@@ -4706,13 +5002,13 @@
                 <w:szCs w:val="24"/>
                 <w:lang w:val="en-US" w:eastAsia="ja-JP" w:bidi="ar-SA"/>
               </w:rPr>
-              <w:t>Purpose</w:t>
-            </w:r>
-          </w:p>
-        </w:tc>
-        <w:tc>
-          <w:tcPr>
-            <w:tcW w:w="3576" w:type="dxa"/>
+              <w:t>Standing environments</w:t>
+            </w:r>
+          </w:p>
+        </w:tc>
+        <w:tc>
+          <w:tcPr>
+            <w:tcW w:w="2869" w:type="dxa"/>
             <w:tcBorders>
               <w:top w:val="single" w:sz="4" w:space="0" w:color="BFC7D1"/>
               <w:left w:val="single" w:sz="4" w:space="0" w:color="BFC7D1"/>
@@ -4745,7 +5041,7 @@
                 <w:szCs w:val="24"/>
                 <w:lang w:val="en-US" w:eastAsia="ja-JP" w:bidi="ar-SA"/>
               </w:rPr>
-              <w:t>Form</w:t>
+              <w:t>Temporary environment</w:t>
             </w:r>
           </w:p>
         </w:tc>
@@ -4754,7 +5050,7 @@
         <w:trPr/>
         <w:tc>
           <w:tcPr>
-            <w:tcW w:w="2458" w:type="dxa"/>
+            <w:tcW w:w="2732" w:type="dxa"/>
             <w:tcBorders>
               <w:top w:val="single" w:sz="4" w:space="0" w:color="BFC7D1"/>
               <w:left w:val="single" w:sz="4" w:space="0" w:color="BFC7D1"/>
@@ -4785,13 +5081,13 @@
                 <w:szCs w:val="24"/>
                 <w:lang w:val="en-US" w:eastAsia="ja-JP" w:bidi="ar-SA"/>
               </w:rPr>
-              <w:t>Production</w:t>
-            </w:r>
-          </w:p>
-        </w:tc>
-        <w:tc>
-          <w:tcPr>
-            <w:tcW w:w="2980" w:type="dxa"/>
+              <w:t>Small and Medium</w:t>
+            </w:r>
+          </w:p>
+        </w:tc>
+        <w:tc>
+          <w:tcPr>
+            <w:tcW w:w="3413" w:type="dxa"/>
             <w:tcBorders>
               <w:top w:val="single" w:sz="4" w:space="0" w:color="BFC7D1"/>
               <w:left w:val="single" w:sz="4" w:space="0" w:color="BFC7D1"/>
@@ -4822,13 +5118,13 @@
                 <w:szCs w:val="24"/>
                 <w:lang w:val="en-US" w:eastAsia="ja-JP" w:bidi="ar-SA"/>
               </w:rPr>
-              <w:t>Live operations</w:t>
-            </w:r>
-          </w:p>
-        </w:tc>
-        <w:tc>
-          <w:tcPr>
-            <w:tcW w:w="3576" w:type="dxa"/>
+              <w:t>Dev, UAT, Production</w:t>
+            </w:r>
+          </w:p>
+        </w:tc>
+        <w:tc>
+          <w:tcPr>
+            <w:tcW w:w="2869" w:type="dxa"/>
             <w:tcBorders>
               <w:top w:val="single" w:sz="4" w:space="0" w:color="BFC7D1"/>
               <w:left w:val="single" w:sz="4" w:space="0" w:color="BFC7D1"/>
@@ -4859,7 +5155,7 @@
                 <w:szCs w:val="24"/>
                 <w:lang w:val="en-US" w:eastAsia="ja-JP" w:bidi="ar-SA"/>
               </w:rPr>
-              <w:t>Highly available: at least two API instances, managed PostgreSQL with standby, shared file store</w:t>
+              <w:t>Pre-Prod</w:t>
             </w:r>
           </w:p>
         </w:tc>
@@ -4868,7 +5164,7 @@
         <w:trPr/>
         <w:tc>
           <w:tcPr>
-            <w:tcW w:w="2458" w:type="dxa"/>
+            <w:tcW w:w="2732" w:type="dxa"/>
             <w:tcBorders>
               <w:top w:val="single" w:sz="4" w:space="0" w:color="BFC7D1"/>
               <w:left w:val="single" w:sz="4" w:space="0" w:color="BFC7D1"/>
@@ -4899,13 +5195,13 @@
                 <w:szCs w:val="24"/>
                 <w:lang w:val="en-US" w:eastAsia="ja-JP" w:bidi="ar-SA"/>
               </w:rPr>
-              <w:t>UAT</w:t>
-            </w:r>
-          </w:p>
-        </w:tc>
-        <w:tc>
-          <w:tcPr>
-            <w:tcW w:w="2980" w:type="dxa"/>
+              <w:t>Large and Enterprise</w:t>
+            </w:r>
+          </w:p>
+        </w:tc>
+        <w:tc>
+          <w:tcPr>
+            <w:tcW w:w="3413" w:type="dxa"/>
             <w:tcBorders>
               <w:top w:val="single" w:sz="4" w:space="0" w:color="BFC7D1"/>
               <w:left w:val="single" w:sz="4" w:space="0" w:color="BFC7D1"/>
@@ -4936,13 +5232,13 @@
                 <w:szCs w:val="24"/>
                 <w:lang w:val="en-US" w:eastAsia="ja-JP" w:bidi="ar-SA"/>
               </w:rPr>
-              <w:t>Testing, acceptance and training</w:t>
-            </w:r>
-          </w:p>
-        </w:tc>
-        <w:tc>
-          <w:tcPr>
-            <w:tcW w:w="3576" w:type="dxa"/>
+              <w:t>Dev, SIT, UAT, Production</w:t>
+            </w:r>
+          </w:p>
+        </w:tc>
+        <w:tc>
+          <w:tcPr>
+            <w:tcW w:w="2869" w:type="dxa"/>
             <w:tcBorders>
               <w:top w:val="single" w:sz="4" w:space="0" w:color="BFC7D1"/>
               <w:left w:val="single" w:sz="4" w:space="0" w:color="BFC7D1"/>
@@ -4973,7 +5269,160 @@
                 <w:szCs w:val="24"/>
                 <w:lang w:val="en-US" w:eastAsia="ja-JP" w:bidi="ar-SA"/>
               </w:rPr>
-              <w:t>Same topology as production at a smaller size</w:t>
+              <w:t>Pre-Prod</w:t>
+            </w:r>
+          </w:p>
+        </w:tc>
+      </w:tr>
+    </w:tbl>
+    <w:p>
+      <w:pPr>
+        <w:pStyle w:val="Normal"/>
+        <w:spacing w:before="0" w:after="80"/>
+        <w:rPr/>
+      </w:pPr>
+      <w:r>
+        <w:rPr/>
+      </w:r>
+    </w:p>
+    <w:tbl>
+      <w:tblPr>
+        <w:tblStyle w:val="TableGrid"/>
+        <w:tblW w:w="9014" w:type="dxa"/>
+        <w:jc w:val="left"/>
+        <w:tblInd w:w="0" w:type="dxa"/>
+        <w:tblLayout w:type="fixed"/>
+        <w:tblCellMar>
+          <w:top w:w="0" w:type="dxa"/>
+          <w:left w:w="108" w:type="dxa"/>
+          <w:bottom w:w="0" w:type="dxa"/>
+          <w:right w:w="108" w:type="dxa"/>
+        </w:tblCellMar>
+        <w:tblLook w:val="04a0" w:noHBand="0" w:noVBand="1" w:firstColumn="1" w:lastRow="0" w:lastColumn="0" w:firstRow="1"/>
+      </w:tblPr>
+      <w:tblGrid>
+        <w:gridCol w:w="2305"/>
+        <w:gridCol w:w="3354"/>
+        <w:gridCol w:w="3355"/>
+      </w:tblGrid>
+      <w:tr>
+        <w:trPr>
+          <w:tblHeader w:val="true"/>
+        </w:trPr>
+        <w:tc>
+          <w:tcPr>
+            <w:tcW w:w="2305" w:type="dxa"/>
+            <w:tcBorders>
+              <w:top w:val="single" w:sz="4" w:space="0" w:color="BFC7D1"/>
+              <w:left w:val="single" w:sz="4" w:space="0" w:color="BFC7D1"/>
+              <w:bottom w:val="single" w:sz="4" w:space="0" w:color="BFC7D1"/>
+              <w:right w:val="single" w:sz="4" w:space="0" w:color="BFC7D1"/>
+            </w:tcBorders>
+            <w:shd w:color="auto" w:fill="DCE9F7" w:val="clear"/>
+          </w:tcPr>
+          <w:p>
+            <w:pPr>
+              <w:pStyle w:val="Normal"/>
+              <w:widowControl/>
+              <w:spacing w:lineRule="auto" w:line="240" w:before="0" w:after="20"/>
+              <w:jc w:val="left"/>
+              <w:rPr>
+                <w:rFonts w:ascii="Aptos" w:hAnsi="Aptos" w:eastAsia="ＭＳ 明朝" w:cs="Arial"/>
+                <w:kern w:val="0"/>
+                <w:sz w:val="24"/>
+                <w:szCs w:val="24"/>
+                <w:lang w:val="en-US" w:eastAsia="ja-JP" w:bidi="ar-SA"/>
+              </w:rPr>
+            </w:pPr>
+            <w:r>
+              <w:rPr>
+                <w:rFonts w:eastAsia="Segoe UI" w:cs="Segoe UI" w:ascii="Segoe UI" w:hAnsi="Segoe UI"/>
+                <w:b/>
+                <w:color w:val="0F4761"/>
+                <w:kern w:val="0"/>
+                <w:sz w:val="18"/>
+                <w:szCs w:val="24"/>
+                <w:lang w:val="en-US" w:eastAsia="ja-JP" w:bidi="ar-SA"/>
+              </w:rPr>
+              <w:t>Environment</w:t>
+            </w:r>
+          </w:p>
+        </w:tc>
+        <w:tc>
+          <w:tcPr>
+            <w:tcW w:w="3354" w:type="dxa"/>
+            <w:tcBorders>
+              <w:top w:val="single" w:sz="4" w:space="0" w:color="BFC7D1"/>
+              <w:left w:val="single" w:sz="4" w:space="0" w:color="BFC7D1"/>
+              <w:bottom w:val="single" w:sz="4" w:space="0" w:color="BFC7D1"/>
+              <w:right w:val="single" w:sz="4" w:space="0" w:color="BFC7D1"/>
+            </w:tcBorders>
+            <w:shd w:color="auto" w:fill="DCE9F7" w:val="clear"/>
+          </w:tcPr>
+          <w:p>
+            <w:pPr>
+              <w:pStyle w:val="Normal"/>
+              <w:widowControl/>
+              <w:spacing w:lineRule="auto" w:line="240" w:before="0" w:after="20"/>
+              <w:jc w:val="left"/>
+              <w:rPr>
+                <w:rFonts w:ascii="Aptos" w:hAnsi="Aptos" w:eastAsia="ＭＳ 明朝" w:cs="Arial"/>
+                <w:kern w:val="0"/>
+                <w:sz w:val="24"/>
+                <w:szCs w:val="24"/>
+                <w:lang w:val="en-US" w:eastAsia="ja-JP" w:bidi="ar-SA"/>
+              </w:rPr>
+            </w:pPr>
+            <w:r>
+              <w:rPr>
+                <w:rFonts w:eastAsia="Segoe UI" w:cs="Segoe UI" w:ascii="Segoe UI" w:hAnsi="Segoe UI"/>
+                <w:b/>
+                <w:color w:val="0F4761"/>
+                <w:kern w:val="0"/>
+                <w:sz w:val="18"/>
+                <w:szCs w:val="24"/>
+                <w:lang w:val="en-US" w:eastAsia="ja-JP" w:bidi="ar-SA"/>
+              </w:rPr>
+              <w:t>Purpose</w:t>
+            </w:r>
+          </w:p>
+        </w:tc>
+        <w:tc>
+          <w:tcPr>
+            <w:tcW w:w="3355" w:type="dxa"/>
+            <w:tcBorders>
+              <w:top w:val="single" w:sz="4" w:space="0" w:color="BFC7D1"/>
+              <w:left w:val="single" w:sz="4" w:space="0" w:color="BFC7D1"/>
+              <w:bottom w:val="single" w:sz="4" w:space="0" w:color="BFC7D1"/>
+              <w:right w:val="single" w:sz="4" w:space="0" w:color="BFC7D1"/>
+            </w:tcBorders>
+            <w:shd w:color="auto" w:fill="DCE9F7" w:val="clear"/>
+          </w:tcPr>
+          <w:p>
+            <w:pPr>
+              <w:pStyle w:val="Normal"/>
+              <w:widowControl/>
+              <w:spacing w:lineRule="auto" w:line="240" w:before="0" w:after="20"/>
+              <w:jc w:val="left"/>
+              <w:rPr>
+                <w:rFonts w:ascii="Aptos" w:hAnsi="Aptos" w:eastAsia="ＭＳ 明朝" w:cs="Arial"/>
+                <w:kern w:val="0"/>
+                <w:sz w:val="24"/>
+                <w:szCs w:val="24"/>
+                <w:lang w:val="en-US" w:eastAsia="ja-JP" w:bidi="ar-SA"/>
+              </w:rPr>
+            </w:pPr>
+            <w:r>
+              <w:rPr>
+                <w:rFonts w:eastAsia="Segoe UI" w:cs="Segoe UI" w:ascii="Segoe UI" w:hAnsi="Segoe UI"/>
+                <w:b/>
+                <w:color w:val="0F4761"/>
+                <w:kern w:val="0"/>
+                <w:sz w:val="18"/>
+                <w:szCs w:val="24"/>
+                <w:lang w:val="en-US" w:eastAsia="ja-JP" w:bidi="ar-SA"/>
+              </w:rPr>
+              <w:t>Form</w:t>
             </w:r>
           </w:p>
         </w:tc>
@@ -4982,7 +5431,7 @@
         <w:trPr/>
         <w:tc>
           <w:tcPr>
-            <w:tcW w:w="2458" w:type="dxa"/>
+            <w:tcW w:w="2305" w:type="dxa"/>
             <w:tcBorders>
               <w:top w:val="single" w:sz="4" w:space="0" w:color="BFC7D1"/>
               <w:left w:val="single" w:sz="4" w:space="0" w:color="BFC7D1"/>
@@ -5013,13 +5462,13 @@
                 <w:szCs w:val="24"/>
                 <w:lang w:val="en-US" w:eastAsia="ja-JP" w:bidi="ar-SA"/>
               </w:rPr>
-              <w:t>Additional environment (optional)</w:t>
-            </w:r>
-          </w:p>
-        </w:tc>
-        <w:tc>
-          <w:tcPr>
-            <w:tcW w:w="2980" w:type="dxa"/>
+              <w:t>Dev</w:t>
+            </w:r>
+          </w:p>
+        </w:tc>
+        <w:tc>
+          <w:tcPr>
+            <w:tcW w:w="3354" w:type="dxa"/>
             <w:tcBorders>
               <w:top w:val="single" w:sz="4" w:space="0" w:color="BFC7D1"/>
               <w:left w:val="single" w:sz="4" w:space="0" w:color="BFC7D1"/>
@@ -5050,13 +5499,13 @@
                 <w:szCs w:val="24"/>
                 <w:lang w:val="en-US" w:eastAsia="ja-JP" w:bidi="ar-SA"/>
               </w:rPr>
-              <w:t>Training or second UAT</w:t>
-            </w:r>
-          </w:p>
-        </w:tc>
-        <w:tc>
-          <w:tcPr>
-            <w:tcW w:w="3576" w:type="dxa"/>
+              <w:t>Development, configuration and integration; for Small and Medium also the system integration test</w:t>
+            </w:r>
+          </w:p>
+        </w:tc>
+        <w:tc>
+          <w:tcPr>
+            <w:tcW w:w="3355" w:type="dxa"/>
             <w:tcBorders>
               <w:top w:val="single" w:sz="4" w:space="0" w:color="BFC7D1"/>
               <w:left w:val="single" w:sz="4" w:space="0" w:color="BFC7D1"/>
@@ -5087,7 +5536,7 @@
                 <w:szCs w:val="24"/>
                 <w:lang w:val="en-US" w:eastAsia="ja-JP" w:bidi="ar-SA"/>
               </w:rPr>
-              <w:t>Small single-zone environment, priced as an optional service</w:t>
+              <w:t>Small single-zone environment; no Client personal data</w:t>
             </w:r>
           </w:p>
         </w:tc>
@@ -5096,7 +5545,7 @@
         <w:trPr/>
         <w:tc>
           <w:tcPr>
-            <w:tcW w:w="2458" w:type="dxa"/>
+            <w:tcW w:w="2305" w:type="dxa"/>
             <w:tcBorders>
               <w:top w:val="single" w:sz="4" w:space="0" w:color="BFC7D1"/>
               <w:left w:val="single" w:sz="4" w:space="0" w:color="BFC7D1"/>
@@ -5127,13 +5576,583 @@
                 <w:szCs w:val="24"/>
                 <w:lang w:val="en-US" w:eastAsia="ja-JP" w:bidi="ar-SA"/>
               </w:rPr>
+              <w:t>SIT (Large and Enterprise)</w:t>
+            </w:r>
+          </w:p>
+        </w:tc>
+        <w:tc>
+          <w:tcPr>
+            <w:tcW w:w="3354" w:type="dxa"/>
+            <w:tcBorders>
+              <w:top w:val="single" w:sz="4" w:space="0" w:color="BFC7D1"/>
+              <w:left w:val="single" w:sz="4" w:space="0" w:color="BFC7D1"/>
+              <w:bottom w:val="single" w:sz="4" w:space="0" w:color="BFC7D1"/>
+              <w:right w:val="single" w:sz="4" w:space="0" w:color="BFC7D1"/>
+            </w:tcBorders>
+          </w:tcPr>
+          <w:p>
+            <w:pPr>
+              <w:pStyle w:val="Normal"/>
+              <w:widowControl/>
+              <w:spacing w:lineRule="auto" w:line="240" w:before="0" w:after="20"/>
+              <w:jc w:val="left"/>
+              <w:rPr>
+                <w:rFonts w:ascii="Aptos" w:hAnsi="Aptos" w:eastAsia="ＭＳ 明朝" w:cs="Arial"/>
+                <w:kern w:val="0"/>
+                <w:sz w:val="24"/>
+                <w:szCs w:val="24"/>
+                <w:lang w:val="en-US" w:eastAsia="ja-JP" w:bidi="ar-SA"/>
+              </w:rPr>
+            </w:pPr>
+            <w:r>
+              <w:rPr>
+                <w:rFonts w:eastAsia="Segoe UI" w:cs="Segoe UI" w:ascii="Segoe UI" w:hAnsi="Segoe UI"/>
+                <w:color w:val="101820"/>
+                <w:kern w:val="0"/>
+                <w:sz w:val="18"/>
+                <w:szCs w:val="24"/>
+                <w:lang w:val="en-US" w:eastAsia="ja-JP" w:bidi="ar-SA"/>
+              </w:rPr>
+              <w:t>System integration test and mock loads</w:t>
+            </w:r>
+          </w:p>
+        </w:tc>
+        <w:tc>
+          <w:tcPr>
+            <w:tcW w:w="3355" w:type="dxa"/>
+            <w:tcBorders>
+              <w:top w:val="single" w:sz="4" w:space="0" w:color="BFC7D1"/>
+              <w:left w:val="single" w:sz="4" w:space="0" w:color="BFC7D1"/>
+              <w:bottom w:val="single" w:sz="4" w:space="0" w:color="BFC7D1"/>
+              <w:right w:val="single" w:sz="4" w:space="0" w:color="BFC7D1"/>
+            </w:tcBorders>
+          </w:tcPr>
+          <w:p>
+            <w:pPr>
+              <w:pStyle w:val="Normal"/>
+              <w:widowControl/>
+              <w:spacing w:lineRule="auto" w:line="240" w:before="0" w:after="20"/>
+              <w:jc w:val="left"/>
+              <w:rPr>
+                <w:rFonts w:ascii="Aptos" w:hAnsi="Aptos" w:eastAsia="ＭＳ 明朝" w:cs="Arial"/>
+                <w:kern w:val="0"/>
+                <w:sz w:val="24"/>
+                <w:szCs w:val="24"/>
+                <w:lang w:val="en-US" w:eastAsia="ja-JP" w:bidi="ar-SA"/>
+              </w:rPr>
+            </w:pPr>
+            <w:r>
+              <w:rPr>
+                <w:rFonts w:eastAsia="Segoe UI" w:cs="Segoe UI" w:ascii="Segoe UI" w:hAnsi="Segoe UI"/>
+                <w:color w:val="101820"/>
+                <w:kern w:val="0"/>
+                <w:sz w:val="18"/>
+                <w:szCs w:val="24"/>
+                <w:lang w:val="en-US" w:eastAsia="ja-JP" w:bidi="ar-SA"/>
+              </w:rPr>
+              <w:t>Single-zone environment, medium size</w:t>
+            </w:r>
+          </w:p>
+        </w:tc>
+      </w:tr>
+      <w:tr>
+        <w:trPr/>
+        <w:tc>
+          <w:tcPr>
+            <w:tcW w:w="2305" w:type="dxa"/>
+            <w:tcBorders>
+              <w:top w:val="single" w:sz="4" w:space="0" w:color="BFC7D1"/>
+              <w:left w:val="single" w:sz="4" w:space="0" w:color="BFC7D1"/>
+              <w:bottom w:val="single" w:sz="4" w:space="0" w:color="BFC7D1"/>
+              <w:right w:val="single" w:sz="4" w:space="0" w:color="BFC7D1"/>
+            </w:tcBorders>
+          </w:tcPr>
+          <w:p>
+            <w:pPr>
+              <w:pStyle w:val="Normal"/>
+              <w:widowControl/>
+              <w:spacing w:lineRule="auto" w:line="240" w:before="0" w:after="20"/>
+              <w:jc w:val="left"/>
+              <w:rPr>
+                <w:rFonts w:ascii="Aptos" w:hAnsi="Aptos" w:eastAsia="ＭＳ 明朝" w:cs="Arial"/>
+                <w:kern w:val="0"/>
+                <w:sz w:val="24"/>
+                <w:szCs w:val="24"/>
+                <w:lang w:val="en-US" w:eastAsia="ja-JP" w:bidi="ar-SA"/>
+              </w:rPr>
+            </w:pPr>
+            <w:r>
+              <w:rPr>
+                <w:rFonts w:eastAsia="Segoe UI" w:cs="Segoe UI" w:ascii="Segoe UI" w:hAnsi="Segoe UI"/>
+                <w:color w:val="101820"/>
+                <w:kern w:val="0"/>
+                <w:sz w:val="18"/>
+                <w:szCs w:val="24"/>
+                <w:lang w:val="en-US" w:eastAsia="ja-JP" w:bidi="ar-SA"/>
+              </w:rPr>
+              <w:t>UAT</w:t>
+            </w:r>
+          </w:p>
+        </w:tc>
+        <w:tc>
+          <w:tcPr>
+            <w:tcW w:w="3354" w:type="dxa"/>
+            <w:tcBorders>
+              <w:top w:val="single" w:sz="4" w:space="0" w:color="BFC7D1"/>
+              <w:left w:val="single" w:sz="4" w:space="0" w:color="BFC7D1"/>
+              <w:bottom w:val="single" w:sz="4" w:space="0" w:color="BFC7D1"/>
+              <w:right w:val="single" w:sz="4" w:space="0" w:color="BFC7D1"/>
+            </w:tcBorders>
+          </w:tcPr>
+          <w:p>
+            <w:pPr>
+              <w:pStyle w:val="Normal"/>
+              <w:widowControl/>
+              <w:spacing w:lineRule="auto" w:line="240" w:before="0" w:after="20"/>
+              <w:jc w:val="left"/>
+              <w:rPr>
+                <w:rFonts w:ascii="Aptos" w:hAnsi="Aptos" w:eastAsia="ＭＳ 明朝" w:cs="Arial"/>
+                <w:kern w:val="0"/>
+                <w:sz w:val="24"/>
+                <w:szCs w:val="24"/>
+                <w:lang w:val="en-US" w:eastAsia="ja-JP" w:bidi="ar-SA"/>
+              </w:rPr>
+            </w:pPr>
+            <w:r>
+              <w:rPr>
+                <w:rFonts w:eastAsia="Segoe UI" w:cs="Segoe UI" w:ascii="Segoe UI" w:hAnsi="Segoe UI"/>
+                <w:color w:val="101820"/>
+                <w:kern w:val="0"/>
+                <w:sz w:val="18"/>
+                <w:szCs w:val="24"/>
+                <w:lang w:val="en-US" w:eastAsia="ja-JP" w:bidi="ar-SA"/>
+              </w:rPr>
+              <w:t>Testing, acceptance, training and mock loads</w:t>
+            </w:r>
+          </w:p>
+        </w:tc>
+        <w:tc>
+          <w:tcPr>
+            <w:tcW w:w="3355" w:type="dxa"/>
+            <w:tcBorders>
+              <w:top w:val="single" w:sz="4" w:space="0" w:color="BFC7D1"/>
+              <w:left w:val="single" w:sz="4" w:space="0" w:color="BFC7D1"/>
+              <w:bottom w:val="single" w:sz="4" w:space="0" w:color="BFC7D1"/>
+              <w:right w:val="single" w:sz="4" w:space="0" w:color="BFC7D1"/>
+            </w:tcBorders>
+          </w:tcPr>
+          <w:p>
+            <w:pPr>
+              <w:pStyle w:val="Normal"/>
+              <w:widowControl/>
+              <w:spacing w:lineRule="auto" w:line="240" w:before="0" w:after="20"/>
+              <w:jc w:val="left"/>
+              <w:rPr>
+                <w:rFonts w:ascii="Aptos" w:hAnsi="Aptos" w:eastAsia="ＭＳ 明朝" w:cs="Arial"/>
+                <w:kern w:val="0"/>
+                <w:sz w:val="24"/>
+                <w:szCs w:val="24"/>
+                <w:lang w:val="en-US" w:eastAsia="ja-JP" w:bidi="ar-SA"/>
+              </w:rPr>
+            </w:pPr>
+            <w:r>
+              <w:rPr>
+                <w:rFonts w:eastAsia="Segoe UI" w:cs="Segoe UI" w:ascii="Segoe UI" w:hAnsi="Segoe UI"/>
+                <w:color w:val="101820"/>
+                <w:kern w:val="0"/>
+                <w:sz w:val="18"/>
+                <w:szCs w:val="24"/>
+                <w:lang w:val="en-US" w:eastAsia="ja-JP" w:bidi="ar-SA"/>
+              </w:rPr>
+              <w:t>Single-zone environment: small size for Small and Medium, medium size for Large and Enterprise</w:t>
+            </w:r>
+          </w:p>
+        </w:tc>
+      </w:tr>
+      <w:tr>
+        <w:trPr/>
+        <w:tc>
+          <w:tcPr>
+            <w:tcW w:w="2305" w:type="dxa"/>
+            <w:tcBorders>
+              <w:top w:val="single" w:sz="4" w:space="0" w:color="BFC7D1"/>
+              <w:left w:val="single" w:sz="4" w:space="0" w:color="BFC7D1"/>
+              <w:bottom w:val="single" w:sz="4" w:space="0" w:color="BFC7D1"/>
+              <w:right w:val="single" w:sz="4" w:space="0" w:color="BFC7D1"/>
+            </w:tcBorders>
+          </w:tcPr>
+          <w:p>
+            <w:pPr>
+              <w:pStyle w:val="Normal"/>
+              <w:widowControl/>
+              <w:spacing w:lineRule="auto" w:line="240" w:before="0" w:after="20"/>
+              <w:jc w:val="left"/>
+              <w:rPr>
+                <w:rFonts w:ascii="Aptos" w:hAnsi="Aptos" w:eastAsia="ＭＳ 明朝" w:cs="Arial"/>
+                <w:kern w:val="0"/>
+                <w:sz w:val="24"/>
+                <w:szCs w:val="24"/>
+                <w:lang w:val="en-US" w:eastAsia="ja-JP" w:bidi="ar-SA"/>
+              </w:rPr>
+            </w:pPr>
+            <w:r>
+              <w:rPr>
+                <w:rFonts w:eastAsia="Segoe UI" w:cs="Segoe UI" w:ascii="Segoe UI" w:hAnsi="Segoe UI"/>
+                <w:color w:val="101820"/>
+                <w:kern w:val="0"/>
+                <w:sz w:val="18"/>
+                <w:szCs w:val="24"/>
+                <w:lang w:val="en-US" w:eastAsia="ja-JP" w:bidi="ar-SA"/>
+              </w:rPr>
+              <w:t>Production</w:t>
+            </w:r>
+          </w:p>
+        </w:tc>
+        <w:tc>
+          <w:tcPr>
+            <w:tcW w:w="3354" w:type="dxa"/>
+            <w:tcBorders>
+              <w:top w:val="single" w:sz="4" w:space="0" w:color="BFC7D1"/>
+              <w:left w:val="single" w:sz="4" w:space="0" w:color="BFC7D1"/>
+              <w:bottom w:val="single" w:sz="4" w:space="0" w:color="BFC7D1"/>
+              <w:right w:val="single" w:sz="4" w:space="0" w:color="BFC7D1"/>
+            </w:tcBorders>
+          </w:tcPr>
+          <w:p>
+            <w:pPr>
+              <w:pStyle w:val="Normal"/>
+              <w:widowControl/>
+              <w:spacing w:lineRule="auto" w:line="240" w:before="0" w:after="20"/>
+              <w:jc w:val="left"/>
+              <w:rPr>
+                <w:rFonts w:ascii="Aptos" w:hAnsi="Aptos" w:eastAsia="ＭＳ 明朝" w:cs="Arial"/>
+                <w:kern w:val="0"/>
+                <w:sz w:val="24"/>
+                <w:szCs w:val="24"/>
+                <w:lang w:val="en-US" w:eastAsia="ja-JP" w:bidi="ar-SA"/>
+              </w:rPr>
+            </w:pPr>
+            <w:r>
+              <w:rPr>
+                <w:rFonts w:eastAsia="Segoe UI" w:cs="Segoe UI" w:ascii="Segoe UI" w:hAnsi="Segoe UI"/>
+                <w:color w:val="101820"/>
+                <w:kern w:val="0"/>
+                <w:sz w:val="18"/>
+                <w:szCs w:val="24"/>
+                <w:lang w:val="en-US" w:eastAsia="ja-JP" w:bidi="ar-SA"/>
+              </w:rPr>
+              <w:t>Live operations</w:t>
+            </w:r>
+          </w:p>
+        </w:tc>
+        <w:tc>
+          <w:tcPr>
+            <w:tcW w:w="3355" w:type="dxa"/>
+            <w:tcBorders>
+              <w:top w:val="single" w:sz="4" w:space="0" w:color="BFC7D1"/>
+              <w:left w:val="single" w:sz="4" w:space="0" w:color="BFC7D1"/>
+              <w:bottom w:val="single" w:sz="4" w:space="0" w:color="BFC7D1"/>
+              <w:right w:val="single" w:sz="4" w:space="0" w:color="BFC7D1"/>
+            </w:tcBorders>
+          </w:tcPr>
+          <w:p>
+            <w:pPr>
+              <w:pStyle w:val="Normal"/>
+              <w:widowControl/>
+              <w:spacing w:lineRule="auto" w:line="240" w:before="0" w:after="20"/>
+              <w:jc w:val="left"/>
+              <w:rPr>
+                <w:rFonts w:ascii="Aptos" w:hAnsi="Aptos" w:eastAsia="ＭＳ 明朝" w:cs="Arial"/>
+                <w:kern w:val="0"/>
+                <w:sz w:val="24"/>
+                <w:szCs w:val="24"/>
+                <w:lang w:val="en-US" w:eastAsia="ja-JP" w:bidi="ar-SA"/>
+              </w:rPr>
+            </w:pPr>
+            <w:r>
+              <w:rPr>
+                <w:rFonts w:eastAsia="Segoe UI" w:cs="Segoe UI" w:ascii="Segoe UI" w:hAnsi="Segoe UI"/>
+                <w:color w:val="101820"/>
+                <w:kern w:val="0"/>
+                <w:sz w:val="18"/>
+                <w:szCs w:val="24"/>
+                <w:lang w:val="en-US" w:eastAsia="ja-JP" w:bidi="ar-SA"/>
+              </w:rPr>
+              <w:t>At least two API instances, managed PostgreSQL and shared file store, sized by size; Large and Enterprise with a standby database (high availability)</w:t>
+            </w:r>
+          </w:p>
+        </w:tc>
+      </w:tr>
+      <w:tr>
+        <w:trPr/>
+        <w:tc>
+          <w:tcPr>
+            <w:tcW w:w="2305" w:type="dxa"/>
+            <w:tcBorders>
+              <w:top w:val="single" w:sz="4" w:space="0" w:color="BFC7D1"/>
+              <w:left w:val="single" w:sz="4" w:space="0" w:color="BFC7D1"/>
+              <w:bottom w:val="single" w:sz="4" w:space="0" w:color="BFC7D1"/>
+              <w:right w:val="single" w:sz="4" w:space="0" w:color="BFC7D1"/>
+            </w:tcBorders>
+          </w:tcPr>
+          <w:p>
+            <w:pPr>
+              <w:pStyle w:val="Normal"/>
+              <w:widowControl/>
+              <w:spacing w:lineRule="auto" w:line="240" w:before="0" w:after="20"/>
+              <w:jc w:val="left"/>
+              <w:rPr>
+                <w:rFonts w:ascii="Aptos" w:hAnsi="Aptos" w:eastAsia="ＭＳ 明朝" w:cs="Arial"/>
+                <w:kern w:val="0"/>
+                <w:sz w:val="24"/>
+                <w:szCs w:val="24"/>
+                <w:lang w:val="en-US" w:eastAsia="ja-JP" w:bidi="ar-SA"/>
+              </w:rPr>
+            </w:pPr>
+            <w:r>
+              <w:rPr>
+                <w:rFonts w:eastAsia="Segoe UI" w:cs="Segoe UI" w:ascii="Segoe UI" w:hAnsi="Segoe UI"/>
+                <w:color w:val="101820"/>
+                <w:kern w:val="0"/>
+                <w:sz w:val="18"/>
+                <w:szCs w:val="24"/>
+                <w:lang w:val="en-US" w:eastAsia="ja-JP" w:bidi="ar-SA"/>
+              </w:rPr>
+              <w:t>Pre-Prod (temporary)</w:t>
+            </w:r>
+          </w:p>
+        </w:tc>
+        <w:tc>
+          <w:tcPr>
+            <w:tcW w:w="3354" w:type="dxa"/>
+            <w:tcBorders>
+              <w:top w:val="single" w:sz="4" w:space="0" w:color="BFC7D1"/>
+              <w:left w:val="single" w:sz="4" w:space="0" w:color="BFC7D1"/>
+              <w:bottom w:val="single" w:sz="4" w:space="0" w:color="BFC7D1"/>
+              <w:right w:val="single" w:sz="4" w:space="0" w:color="BFC7D1"/>
+            </w:tcBorders>
+          </w:tcPr>
+          <w:p>
+            <w:pPr>
+              <w:pStyle w:val="Normal"/>
+              <w:widowControl/>
+              <w:spacing w:lineRule="auto" w:line="240" w:before="0" w:after="20"/>
+              <w:jc w:val="left"/>
+              <w:rPr>
+                <w:rFonts w:ascii="Aptos" w:hAnsi="Aptos" w:eastAsia="ＭＳ 明朝" w:cs="Arial"/>
+                <w:kern w:val="0"/>
+                <w:sz w:val="24"/>
+                <w:szCs w:val="24"/>
+                <w:lang w:val="en-US" w:eastAsia="ja-JP" w:bidi="ar-SA"/>
+              </w:rPr>
+            </w:pPr>
+            <w:r>
+              <w:rPr>
+                <w:rFonts w:eastAsia="Segoe UI" w:cs="Segoe UI" w:ascii="Segoe UI" w:hAnsi="Segoe UI"/>
+                <w:color w:val="101820"/>
+                <w:kern w:val="0"/>
+                <w:sz w:val="18"/>
+                <w:szCs w:val="24"/>
+                <w:lang w:val="en-US" w:eastAsia="ja-JP" w:bidi="ar-SA"/>
+              </w:rPr>
+              <w:t>Cutover rehearsal before go-live and rehearsal of each major release</w:t>
+            </w:r>
+          </w:p>
+        </w:tc>
+        <w:tc>
+          <w:tcPr>
+            <w:tcW w:w="3355" w:type="dxa"/>
+            <w:tcBorders>
+              <w:top w:val="single" w:sz="4" w:space="0" w:color="BFC7D1"/>
+              <w:left w:val="single" w:sz="4" w:space="0" w:color="BFC7D1"/>
+              <w:bottom w:val="single" w:sz="4" w:space="0" w:color="BFC7D1"/>
+              <w:right w:val="single" w:sz="4" w:space="0" w:color="BFC7D1"/>
+            </w:tcBorders>
+          </w:tcPr>
+          <w:p>
+            <w:pPr>
+              <w:pStyle w:val="Normal"/>
+              <w:widowControl/>
+              <w:spacing w:lineRule="auto" w:line="240" w:before="0" w:after="20"/>
+              <w:jc w:val="left"/>
+              <w:rPr>
+                <w:rFonts w:ascii="Aptos" w:hAnsi="Aptos" w:eastAsia="ＭＳ 明朝" w:cs="Arial"/>
+                <w:kern w:val="0"/>
+                <w:sz w:val="24"/>
+                <w:szCs w:val="24"/>
+                <w:lang w:val="en-US" w:eastAsia="ja-JP" w:bidi="ar-SA"/>
+              </w:rPr>
+            </w:pPr>
+            <w:r>
+              <w:rPr>
+                <w:rFonts w:eastAsia="Segoe UI" w:cs="Segoe UI" w:ascii="Segoe UI" w:hAnsi="Segoe UI"/>
+                <w:color w:val="101820"/>
+                <w:kern w:val="0"/>
+                <w:sz w:val="18"/>
+                <w:szCs w:val="24"/>
+                <w:lang w:val="en-US" w:eastAsia="ja-JP" w:bidi="ar-SA"/>
+              </w:rPr>
+              <w:t>Restored from a Production backup at production topology and size; removed after use</w:t>
+            </w:r>
+          </w:p>
+        </w:tc>
+      </w:tr>
+      <w:tr>
+        <w:trPr/>
+        <w:tc>
+          <w:tcPr>
+            <w:tcW w:w="2305" w:type="dxa"/>
+            <w:tcBorders>
+              <w:top w:val="single" w:sz="4" w:space="0" w:color="BFC7D1"/>
+              <w:left w:val="single" w:sz="4" w:space="0" w:color="BFC7D1"/>
+              <w:bottom w:val="single" w:sz="4" w:space="0" w:color="BFC7D1"/>
+              <w:right w:val="single" w:sz="4" w:space="0" w:color="BFC7D1"/>
+            </w:tcBorders>
+          </w:tcPr>
+          <w:p>
+            <w:pPr>
+              <w:pStyle w:val="Normal"/>
+              <w:widowControl/>
+              <w:spacing w:lineRule="auto" w:line="240" w:before="0" w:after="20"/>
+              <w:jc w:val="left"/>
+              <w:rPr>
+                <w:rFonts w:ascii="Aptos" w:hAnsi="Aptos" w:eastAsia="ＭＳ 明朝" w:cs="Arial"/>
+                <w:kern w:val="0"/>
+                <w:sz w:val="24"/>
+                <w:szCs w:val="24"/>
+                <w:lang w:val="en-US" w:eastAsia="ja-JP" w:bidi="ar-SA"/>
+              </w:rPr>
+            </w:pPr>
+            <w:r>
+              <w:rPr>
+                <w:rFonts w:eastAsia="Segoe UI" w:cs="Segoe UI" w:ascii="Segoe UI" w:hAnsi="Segoe UI"/>
+                <w:color w:val="101820"/>
+                <w:kern w:val="0"/>
+                <w:sz w:val="18"/>
+                <w:szCs w:val="24"/>
+                <w:lang w:val="en-US" w:eastAsia="ja-JP" w:bidi="ar-SA"/>
+              </w:rPr>
+              <w:t>Additional environment (optional)</w:t>
+            </w:r>
+          </w:p>
+        </w:tc>
+        <w:tc>
+          <w:tcPr>
+            <w:tcW w:w="3354" w:type="dxa"/>
+            <w:tcBorders>
+              <w:top w:val="single" w:sz="4" w:space="0" w:color="BFC7D1"/>
+              <w:left w:val="single" w:sz="4" w:space="0" w:color="BFC7D1"/>
+              <w:bottom w:val="single" w:sz="4" w:space="0" w:color="BFC7D1"/>
+              <w:right w:val="single" w:sz="4" w:space="0" w:color="BFC7D1"/>
+            </w:tcBorders>
+          </w:tcPr>
+          <w:p>
+            <w:pPr>
+              <w:pStyle w:val="Normal"/>
+              <w:widowControl/>
+              <w:spacing w:lineRule="auto" w:line="240" w:before="0" w:after="20"/>
+              <w:jc w:val="left"/>
+              <w:rPr>
+                <w:rFonts w:ascii="Aptos" w:hAnsi="Aptos" w:eastAsia="ＭＳ 明朝" w:cs="Arial"/>
+                <w:kern w:val="0"/>
+                <w:sz w:val="24"/>
+                <w:szCs w:val="24"/>
+                <w:lang w:val="en-US" w:eastAsia="ja-JP" w:bidi="ar-SA"/>
+              </w:rPr>
+            </w:pPr>
+            <w:r>
+              <w:rPr>
+                <w:rFonts w:eastAsia="Segoe UI" w:cs="Segoe UI" w:ascii="Segoe UI" w:hAnsi="Segoe UI"/>
+                <w:color w:val="101820"/>
+                <w:kern w:val="0"/>
+                <w:sz w:val="18"/>
+                <w:szCs w:val="24"/>
+                <w:lang w:val="en-US" w:eastAsia="ja-JP" w:bidi="ar-SA"/>
+              </w:rPr>
+              <w:t>Training or second UAT</w:t>
+            </w:r>
+          </w:p>
+        </w:tc>
+        <w:tc>
+          <w:tcPr>
+            <w:tcW w:w="3355" w:type="dxa"/>
+            <w:tcBorders>
+              <w:top w:val="single" w:sz="4" w:space="0" w:color="BFC7D1"/>
+              <w:left w:val="single" w:sz="4" w:space="0" w:color="BFC7D1"/>
+              <w:bottom w:val="single" w:sz="4" w:space="0" w:color="BFC7D1"/>
+              <w:right w:val="single" w:sz="4" w:space="0" w:color="BFC7D1"/>
+            </w:tcBorders>
+          </w:tcPr>
+          <w:p>
+            <w:pPr>
+              <w:pStyle w:val="Normal"/>
+              <w:widowControl/>
+              <w:spacing w:lineRule="auto" w:line="240" w:before="0" w:after="20"/>
+              <w:jc w:val="left"/>
+              <w:rPr>
+                <w:rFonts w:ascii="Aptos" w:hAnsi="Aptos" w:eastAsia="ＭＳ 明朝" w:cs="Arial"/>
+                <w:kern w:val="0"/>
+                <w:sz w:val="24"/>
+                <w:szCs w:val="24"/>
+                <w:lang w:val="en-US" w:eastAsia="ja-JP" w:bidi="ar-SA"/>
+              </w:rPr>
+            </w:pPr>
+            <w:r>
+              <w:rPr>
+                <w:rFonts w:eastAsia="Segoe UI" w:cs="Segoe UI" w:ascii="Segoe UI" w:hAnsi="Segoe UI"/>
+                <w:color w:val="101820"/>
+                <w:kern w:val="0"/>
+                <w:sz w:val="18"/>
+                <w:szCs w:val="24"/>
+                <w:lang w:val="en-US" w:eastAsia="ja-JP" w:bidi="ar-SA"/>
+              </w:rPr>
+              <w:t>Small single-zone environment, priced as an optional service</w:t>
+            </w:r>
+          </w:p>
+        </w:tc>
+      </w:tr>
+      <w:tr>
+        <w:trPr/>
+        <w:tc>
+          <w:tcPr>
+            <w:tcW w:w="2305" w:type="dxa"/>
+            <w:tcBorders>
+              <w:top w:val="single" w:sz="4" w:space="0" w:color="BFC7D1"/>
+              <w:left w:val="single" w:sz="4" w:space="0" w:color="BFC7D1"/>
+              <w:bottom w:val="single" w:sz="4" w:space="0" w:color="BFC7D1"/>
+              <w:right w:val="single" w:sz="4" w:space="0" w:color="BFC7D1"/>
+            </w:tcBorders>
+          </w:tcPr>
+          <w:p>
+            <w:pPr>
+              <w:pStyle w:val="Normal"/>
+              <w:widowControl/>
+              <w:spacing w:lineRule="auto" w:line="240" w:before="0" w:after="20"/>
+              <w:jc w:val="left"/>
+              <w:rPr>
+                <w:rFonts w:ascii="Aptos" w:hAnsi="Aptos" w:eastAsia="ＭＳ 明朝" w:cs="Arial"/>
+                <w:kern w:val="0"/>
+                <w:sz w:val="24"/>
+                <w:szCs w:val="24"/>
+                <w:lang w:val="en-US" w:eastAsia="ja-JP" w:bidi="ar-SA"/>
+              </w:rPr>
+            </w:pPr>
+            <w:r>
+              <w:rPr>
+                <w:rFonts w:eastAsia="Segoe UI" w:cs="Segoe UI" w:ascii="Segoe UI" w:hAnsi="Segoe UI"/>
+                <w:color w:val="101820"/>
+                <w:kern w:val="0"/>
+                <w:sz w:val="18"/>
+                <w:szCs w:val="24"/>
+                <w:lang w:val="en-US" w:eastAsia="ja-JP" w:bidi="ar-SA"/>
+              </w:rPr>
               <w:t>DR (Enterprise size, or optional)</w:t>
             </w:r>
           </w:p>
         </w:tc>
         <w:tc>
           <w:tcPr>
-            <w:tcW w:w="2980" w:type="dxa"/>
+            <w:tcW w:w="3354" w:type="dxa"/>
             <w:tcBorders>
               <w:top w:val="single" w:sz="4" w:space="0" w:color="BFC7D1"/>
               <w:left w:val="single" w:sz="4" w:space="0" w:color="BFC7D1"/>
@@ -5170,7 +6189,7 @@
         </w:tc>
         <w:tc>
           <w:tcPr>
-            <w:tcW w:w="3576" w:type="dxa"/>
+            <w:tcW w:w="3355" w:type="dxa"/>
             <w:tcBorders>
               <w:top w:val="single" w:sz="4" w:space="0" w:color="BFC7D1"/>
               <w:left w:val="single" w:sz="4" w:space="0" w:color="BFC7D1"/>
@@ -5229,7 +6248,7 @@
           <w:color w:val="101820"/>
           <w:sz w:val="21"/>
         </w:rPr>
-        <w:t>Production personal data is not copied into UAT or another non-production environment without masking. Each environment has its own secrets.</w:t>
+        <w:t>Production personal data is not copied into another environment except Pre-Prod. Pre-Prod is masked before anyone without access to Production uses it. Each environment has its own secrets. When Pre-Prod is removed, its database, file store, backups and secrets are deleted and the deletion is recorded.</w:t>
       </w:r>
       <w:r>
         <w:br w:type="page"/>
@@ -5240,7 +6259,7 @@
         <w:pStyle w:val="Heading1"/>
         <w:rPr/>
       </w:pPr>
-      <w:bookmarkStart w:id="11" w:name="__RefHeading___Toc44095_3199679052"/>
+      <w:bookmarkStart w:id="11" w:name="__RefHeading___Toc22634_3066934455"/>
       <w:bookmarkEnd w:id="11"/>
       <w:r>
         <w:rPr>
@@ -5257,7 +6276,7 @@
         <w:pStyle w:val="Heading2"/>
         <w:rPr/>
       </w:pPr>
-      <w:bookmarkStart w:id="12" w:name="__RefHeading___Toc44097_3199679052"/>
+      <w:bookmarkStart w:id="12" w:name="__RefHeading___Toc22636_3066934455"/>
       <w:bookmarkEnd w:id="12"/>
       <w:r>
         <w:rPr>
@@ -5300,7 +6319,7 @@
           <w:color w:val="101820"/>
           <w:sz w:val="21"/>
         </w:rPr>
-        <w:t>provisioning and configuration of the infrastructure, sized for the Client's size and confirmed by the UAT performance test;</w:t>
+        <w:t>provisioning and configuration of the infrastructure, sized for the Client's size and confirmed by the UAT performance test, and creation and removal of Pre-Prod when the Client or a major release needs it;</w:t>
       </w:r>
     </w:p>
     <w:p>
@@ -5441,7 +6460,7 @@
         <w:pStyle w:val="Heading2"/>
         <w:rPr/>
       </w:pPr>
-      <w:bookmarkStart w:id="13" w:name="__RefHeading___Toc44099_3199679052"/>
+      <w:bookmarkStart w:id="13" w:name="__RefHeading___Toc22638_3066934455"/>
       <w:bookmarkEnd w:id="13"/>
       <w:r>
         <w:rPr>
@@ -6575,7 +7594,7 @@
         <w:pStyle w:val="Heading1"/>
         <w:rPr/>
       </w:pPr>
-      <w:bookmarkStart w:id="14" w:name="__RefHeading___Toc44101_3199679052"/>
+      <w:bookmarkStart w:id="14" w:name="__RefHeading___Toc22640_3066934455"/>
       <w:bookmarkEnd w:id="14"/>
       <w:r>
         <w:rPr>
@@ -6592,7 +7611,7 @@
         <w:pStyle w:val="Heading2"/>
         <w:rPr/>
       </w:pPr>
-      <w:bookmarkStart w:id="15" w:name="__RefHeading___Toc44103_3199679052"/>
+      <w:bookmarkStart w:id="15" w:name="__RefHeading___Toc22642_3066934455"/>
       <w:bookmarkEnd w:id="15"/>
       <w:r>
         <w:rPr>
@@ -7184,7 +8203,7 @@
         <w:pStyle w:val="Heading2"/>
         <w:rPr/>
       </w:pPr>
-      <w:bookmarkStart w:id="16" w:name="__RefHeading___Toc44105_3199679052"/>
+      <w:bookmarkStart w:id="16" w:name="__RefHeading___Toc22644_3066934455"/>
       <w:bookmarkEnd w:id="16"/>
       <w:r>
         <w:rPr>
@@ -8053,7 +9072,7 @@
         <w:pStyle w:val="Heading2"/>
         <w:rPr/>
       </w:pPr>
-      <w:bookmarkStart w:id="17" w:name="__RefHeading___Toc44107_3199679052"/>
+      <w:bookmarkStart w:id="17" w:name="__RefHeading___Toc22646_3066934455"/>
       <w:bookmarkEnd w:id="17"/>
       <w:r>
         <w:rPr>
@@ -8279,7 +9298,7 @@
                 <w:szCs w:val="24"/>
                 <w:lang w:val="en-US" w:eastAsia="ja-JP" w:bidi="ar-SA"/>
               </w:rPr>
-              <w:t>Point-in-time restore to a new instance, application started against it, smoke test</w:t>
+              <w:t>Point-in-time restore to a new instance, application started against it, smoke test (each creation of Pre-Prod from a Production backup counts as one)</w:t>
             </w:r>
           </w:p>
         </w:tc>
@@ -8663,7 +9682,7 @@
         <w:pStyle w:val="Heading1"/>
         <w:rPr/>
       </w:pPr>
-      <w:bookmarkStart w:id="18" w:name="__RefHeading___Toc44109_3199679052"/>
+      <w:bookmarkStart w:id="18" w:name="__RefHeading___Toc22648_3066934455"/>
       <w:bookmarkEnd w:id="18"/>
       <w:r>
         <w:rPr>
@@ -8756,7 +9775,7 @@
         <w:pStyle w:val="Heading2"/>
         <w:rPr/>
       </w:pPr>
-      <w:bookmarkStart w:id="19" w:name="__RefHeading___Toc44111_3199679052"/>
+      <w:bookmarkStart w:id="19" w:name="__RefHeading___Toc22650_3066934455"/>
       <w:bookmarkEnd w:id="19"/>
       <w:r>
         <w:rPr>
@@ -9135,7 +10154,7 @@
         <w:pStyle w:val="Heading1"/>
         <w:rPr/>
       </w:pPr>
-      <w:bookmarkStart w:id="20" w:name="__RefHeading___Toc44113_3199679052"/>
+      <w:bookmarkStart w:id="20" w:name="__RefHeading___Toc22652_3066934455"/>
       <w:bookmarkEnd w:id="20"/>
       <w:r>
         <w:rPr>
@@ -9356,7 +10375,7 @@
         <w:pStyle w:val="Heading1"/>
         <w:rPr/>
       </w:pPr>
-      <w:bookmarkStart w:id="21" w:name="__RefHeading___Toc44115_3199679052"/>
+      <w:bookmarkStart w:id="21" w:name="__RefHeading___Toc22654_3066934455"/>
       <w:bookmarkEnd w:id="21"/>
       <w:r>
         <w:rPr>
@@ -9471,7 +10490,7 @@
         <w:pStyle w:val="Heading1"/>
         <w:rPr/>
       </w:pPr>
-      <w:bookmarkStart w:id="22" w:name="__RefHeading___Toc44117_3199679052"/>
+      <w:bookmarkStart w:id="22" w:name="__RefHeading___Toc22656_3066934455"/>
       <w:bookmarkEnd w:id="22"/>
       <w:r>
         <w:rPr>
@@ -9488,7 +10507,7 @@
         <w:pStyle w:val="Heading2"/>
         <w:rPr/>
       </w:pPr>
-      <w:bookmarkStart w:id="23" w:name="__RefHeading___Toc44119_3199679052"/>
+      <w:bookmarkStart w:id="23" w:name="__RefHeading___Toc22658_3066934455"/>
       <w:bookmarkEnd w:id="23"/>
       <w:r>
         <w:rPr>
@@ -9512,7 +10531,1039 @@
           <w:color w:val="101820"/>
           <w:sz w:val="21"/>
         </w:rPr>
-        <w:t>The monthly hosting fee (production plus one UAT environment) is stated in the Order Form. List prices of the price book dated 03 October 2026, excluding VAT:</w:t>
+        <w:t>The hosting fee is the sum of the monthly fees of the environments in the Order Form. List prices of the price book dated 03 October 2026, excluding VAT, for the standing environment set:</w:t>
+      </w:r>
+    </w:p>
+    <w:tbl>
+      <w:tblPr>
+        <w:tblStyle w:val="TableGrid"/>
+        <w:tblW w:w="9014" w:type="dxa"/>
+        <w:jc w:val="left"/>
+        <w:tblInd w:w="0" w:type="dxa"/>
+        <w:tblLayout w:type="fixed"/>
+        <w:tblCellMar>
+          <w:top w:w="0" w:type="dxa"/>
+          <w:left w:w="108" w:type="dxa"/>
+          <w:bottom w:w="0" w:type="dxa"/>
+          <w:right w:w="108" w:type="dxa"/>
+        </w:tblCellMar>
+        <w:tblLook w:val="04a0" w:noHBand="0" w:noVBand="1" w:firstColumn="1" w:lastRow="0" w:lastColumn="0" w:firstRow="1"/>
+      </w:tblPr>
+      <w:tblGrid>
+        <w:gridCol w:w="1133"/>
+        <w:gridCol w:w="2251"/>
+        <w:gridCol w:w="1534"/>
+        <w:gridCol w:w="1706"/>
+        <w:gridCol w:w="2390"/>
+      </w:tblGrid>
+      <w:tr>
+        <w:trPr>
+          <w:tblHeader w:val="true"/>
+        </w:trPr>
+        <w:tc>
+          <w:tcPr>
+            <w:tcW w:w="1133" w:type="dxa"/>
+            <w:tcBorders>
+              <w:top w:val="single" w:sz="4" w:space="0" w:color="BFC7D1"/>
+              <w:left w:val="single" w:sz="4" w:space="0" w:color="BFC7D1"/>
+              <w:bottom w:val="single" w:sz="4" w:space="0" w:color="BFC7D1"/>
+              <w:right w:val="single" w:sz="4" w:space="0" w:color="BFC7D1"/>
+            </w:tcBorders>
+            <w:shd w:color="auto" w:fill="DCE9F7" w:val="clear"/>
+          </w:tcPr>
+          <w:p>
+            <w:pPr>
+              <w:pStyle w:val="Normal"/>
+              <w:widowControl/>
+              <w:spacing w:lineRule="auto" w:line="240" w:before="0" w:after="20"/>
+              <w:jc w:val="left"/>
+              <w:rPr>
+                <w:rFonts w:ascii="Aptos" w:hAnsi="Aptos" w:eastAsia="ＭＳ 明朝" w:cs="Arial"/>
+                <w:kern w:val="0"/>
+                <w:sz w:val="24"/>
+                <w:szCs w:val="24"/>
+                <w:lang w:val="en-US" w:eastAsia="ja-JP" w:bidi="ar-SA"/>
+              </w:rPr>
+            </w:pPr>
+            <w:r>
+              <w:rPr>
+                <w:rFonts w:eastAsia="Segoe UI" w:cs="Segoe UI" w:ascii="Segoe UI" w:hAnsi="Segoe UI"/>
+                <w:b/>
+                <w:color w:val="0F4761"/>
+                <w:kern w:val="0"/>
+                <w:sz w:val="16"/>
+                <w:szCs w:val="24"/>
+                <w:lang w:val="en-US" w:eastAsia="ja-JP" w:bidi="ar-SA"/>
+              </w:rPr>
+              <w:t>Size</w:t>
+            </w:r>
+          </w:p>
+        </w:tc>
+        <w:tc>
+          <w:tcPr>
+            <w:tcW w:w="2251" w:type="dxa"/>
+            <w:tcBorders>
+              <w:top w:val="single" w:sz="4" w:space="0" w:color="BFC7D1"/>
+              <w:left w:val="single" w:sz="4" w:space="0" w:color="BFC7D1"/>
+              <w:bottom w:val="single" w:sz="4" w:space="0" w:color="BFC7D1"/>
+              <w:right w:val="single" w:sz="4" w:space="0" w:color="BFC7D1"/>
+            </w:tcBorders>
+            <w:shd w:color="auto" w:fill="DCE9F7" w:val="clear"/>
+          </w:tcPr>
+          <w:p>
+            <w:pPr>
+              <w:pStyle w:val="Normal"/>
+              <w:widowControl/>
+              <w:spacing w:lineRule="auto" w:line="240" w:before="0" w:after="20"/>
+              <w:jc w:val="left"/>
+              <w:rPr>
+                <w:rFonts w:ascii="Aptos" w:hAnsi="Aptos" w:eastAsia="ＭＳ 明朝" w:cs="Arial"/>
+                <w:kern w:val="0"/>
+                <w:sz w:val="24"/>
+                <w:szCs w:val="24"/>
+                <w:lang w:val="en-US" w:eastAsia="ja-JP" w:bidi="ar-SA"/>
+              </w:rPr>
+            </w:pPr>
+            <w:r>
+              <w:rPr>
+                <w:rFonts w:eastAsia="Segoe UI" w:cs="Segoe UI" w:ascii="Segoe UI" w:hAnsi="Segoe UI"/>
+                <w:b/>
+                <w:color w:val="0F4761"/>
+                <w:kern w:val="0"/>
+                <w:sz w:val="16"/>
+                <w:szCs w:val="24"/>
+                <w:lang w:val="en-US" w:eastAsia="ja-JP" w:bidi="ar-SA"/>
+              </w:rPr>
+              <w:t>Environments</w:t>
+            </w:r>
+          </w:p>
+        </w:tc>
+        <w:tc>
+          <w:tcPr>
+            <w:tcW w:w="1534" w:type="dxa"/>
+            <w:tcBorders>
+              <w:top w:val="single" w:sz="4" w:space="0" w:color="BFC7D1"/>
+              <w:left w:val="single" w:sz="4" w:space="0" w:color="BFC7D1"/>
+              <w:bottom w:val="single" w:sz="4" w:space="0" w:color="BFC7D1"/>
+              <w:right w:val="single" w:sz="4" w:space="0" w:color="BFC7D1"/>
+            </w:tcBorders>
+            <w:shd w:color="auto" w:fill="DCE9F7" w:val="clear"/>
+          </w:tcPr>
+          <w:p>
+            <w:pPr>
+              <w:pStyle w:val="Normal"/>
+              <w:widowControl/>
+              <w:spacing w:lineRule="auto" w:line="240" w:before="0" w:after="20"/>
+              <w:jc w:val="left"/>
+              <w:rPr>
+                <w:rFonts w:ascii="Aptos" w:hAnsi="Aptos" w:eastAsia="ＭＳ 明朝" w:cs="Arial"/>
+                <w:kern w:val="0"/>
+                <w:sz w:val="24"/>
+                <w:szCs w:val="24"/>
+                <w:lang w:val="en-US" w:eastAsia="ja-JP" w:bidi="ar-SA"/>
+              </w:rPr>
+            </w:pPr>
+            <w:r>
+              <w:rPr>
+                <w:rFonts w:eastAsia="Segoe UI" w:cs="Segoe UI" w:ascii="Segoe UI" w:hAnsi="Segoe UI"/>
+                <w:b/>
+                <w:color w:val="0F4761"/>
+                <w:kern w:val="0"/>
+                <w:sz w:val="16"/>
+                <w:szCs w:val="24"/>
+                <w:lang w:val="en-US" w:eastAsia="ja-JP" w:bidi="ar-SA"/>
+              </w:rPr>
+              <w:t>AWS (PHP a month)</w:t>
+            </w:r>
+          </w:p>
+        </w:tc>
+        <w:tc>
+          <w:tcPr>
+            <w:tcW w:w="1706" w:type="dxa"/>
+            <w:tcBorders>
+              <w:top w:val="single" w:sz="4" w:space="0" w:color="BFC7D1"/>
+              <w:left w:val="single" w:sz="4" w:space="0" w:color="BFC7D1"/>
+              <w:bottom w:val="single" w:sz="4" w:space="0" w:color="BFC7D1"/>
+              <w:right w:val="single" w:sz="4" w:space="0" w:color="BFC7D1"/>
+            </w:tcBorders>
+            <w:shd w:color="auto" w:fill="DCE9F7" w:val="clear"/>
+          </w:tcPr>
+          <w:p>
+            <w:pPr>
+              <w:pStyle w:val="Normal"/>
+              <w:widowControl/>
+              <w:spacing w:lineRule="auto" w:line="240" w:before="0" w:after="20"/>
+              <w:jc w:val="left"/>
+              <w:rPr>
+                <w:rFonts w:ascii="Aptos" w:hAnsi="Aptos" w:eastAsia="ＭＳ 明朝" w:cs="Arial"/>
+                <w:kern w:val="0"/>
+                <w:sz w:val="24"/>
+                <w:szCs w:val="24"/>
+                <w:lang w:val="en-US" w:eastAsia="ja-JP" w:bidi="ar-SA"/>
+              </w:rPr>
+            </w:pPr>
+            <w:r>
+              <w:rPr>
+                <w:rFonts w:eastAsia="Segoe UI" w:cs="Segoe UI" w:ascii="Segoe UI" w:hAnsi="Segoe UI"/>
+                <w:b/>
+                <w:color w:val="0F4761"/>
+                <w:kern w:val="0"/>
+                <w:sz w:val="16"/>
+                <w:szCs w:val="24"/>
+                <w:lang w:val="en-US" w:eastAsia="ja-JP" w:bidi="ar-SA"/>
+              </w:rPr>
+              <w:t>Azure (PHP a month)</w:t>
+            </w:r>
+          </w:p>
+        </w:tc>
+        <w:tc>
+          <w:tcPr>
+            <w:tcW w:w="2390" w:type="dxa"/>
+            <w:tcBorders>
+              <w:top w:val="single" w:sz="4" w:space="0" w:color="BFC7D1"/>
+              <w:left w:val="single" w:sz="4" w:space="0" w:color="BFC7D1"/>
+              <w:bottom w:val="single" w:sz="4" w:space="0" w:color="BFC7D1"/>
+              <w:right w:val="single" w:sz="4" w:space="0" w:color="BFC7D1"/>
+            </w:tcBorders>
+            <w:shd w:color="auto" w:fill="DCE9F7" w:val="clear"/>
+          </w:tcPr>
+          <w:p>
+            <w:pPr>
+              <w:pStyle w:val="Normal"/>
+              <w:widowControl/>
+              <w:spacing w:lineRule="auto" w:line="240" w:before="0" w:after="20"/>
+              <w:jc w:val="left"/>
+              <w:rPr>
+                <w:rFonts w:ascii="Aptos" w:hAnsi="Aptos" w:eastAsia="ＭＳ 明朝" w:cs="Arial"/>
+                <w:kern w:val="0"/>
+                <w:sz w:val="24"/>
+                <w:szCs w:val="24"/>
+                <w:lang w:val="en-US" w:eastAsia="ja-JP" w:bidi="ar-SA"/>
+              </w:rPr>
+            </w:pPr>
+            <w:r>
+              <w:rPr>
+                <w:rFonts w:eastAsia="Segoe UI" w:cs="Segoe UI" w:ascii="Segoe UI" w:hAnsi="Segoe UI"/>
+                <w:b/>
+                <w:color w:val="0F4761"/>
+                <w:kern w:val="0"/>
+                <w:sz w:val="16"/>
+                <w:szCs w:val="24"/>
+                <w:lang w:val="en-US" w:eastAsia="ja-JP" w:bidi="ar-SA"/>
+              </w:rPr>
+              <w:t>Local partner (PHP a month)</w:t>
+            </w:r>
+          </w:p>
+        </w:tc>
+      </w:tr>
+      <w:tr>
+        <w:trPr/>
+        <w:tc>
+          <w:tcPr>
+            <w:tcW w:w="1133" w:type="dxa"/>
+            <w:tcBorders>
+              <w:top w:val="single" w:sz="4" w:space="0" w:color="BFC7D1"/>
+              <w:left w:val="single" w:sz="4" w:space="0" w:color="BFC7D1"/>
+              <w:bottom w:val="single" w:sz="4" w:space="0" w:color="BFC7D1"/>
+              <w:right w:val="single" w:sz="4" w:space="0" w:color="BFC7D1"/>
+            </w:tcBorders>
+          </w:tcPr>
+          <w:p>
+            <w:pPr>
+              <w:pStyle w:val="Normal"/>
+              <w:widowControl/>
+              <w:spacing w:lineRule="auto" w:line="240" w:before="0" w:after="20"/>
+              <w:jc w:val="left"/>
+              <w:rPr>
+                <w:rFonts w:ascii="Aptos" w:hAnsi="Aptos" w:eastAsia="ＭＳ 明朝" w:cs="Arial"/>
+                <w:kern w:val="0"/>
+                <w:sz w:val="24"/>
+                <w:szCs w:val="24"/>
+                <w:lang w:val="en-US" w:eastAsia="ja-JP" w:bidi="ar-SA"/>
+              </w:rPr>
+            </w:pPr>
+            <w:r>
+              <w:rPr>
+                <w:rFonts w:eastAsia="Segoe UI" w:cs="Segoe UI" w:ascii="Segoe UI" w:hAnsi="Segoe UI"/>
+                <w:color w:val="101820"/>
+                <w:kern w:val="0"/>
+                <w:sz w:val="16"/>
+                <w:szCs w:val="24"/>
+                <w:lang w:val="en-US" w:eastAsia="ja-JP" w:bidi="ar-SA"/>
+              </w:rPr>
+              <w:t>Small</w:t>
+            </w:r>
+          </w:p>
+        </w:tc>
+        <w:tc>
+          <w:tcPr>
+            <w:tcW w:w="2251" w:type="dxa"/>
+            <w:tcBorders>
+              <w:top w:val="single" w:sz="4" w:space="0" w:color="BFC7D1"/>
+              <w:left w:val="single" w:sz="4" w:space="0" w:color="BFC7D1"/>
+              <w:bottom w:val="single" w:sz="4" w:space="0" w:color="BFC7D1"/>
+              <w:right w:val="single" w:sz="4" w:space="0" w:color="BFC7D1"/>
+            </w:tcBorders>
+          </w:tcPr>
+          <w:p>
+            <w:pPr>
+              <w:pStyle w:val="Normal"/>
+              <w:widowControl/>
+              <w:spacing w:lineRule="auto" w:line="240" w:before="0" w:after="20"/>
+              <w:jc w:val="left"/>
+              <w:rPr>
+                <w:rFonts w:ascii="Aptos" w:hAnsi="Aptos" w:eastAsia="ＭＳ 明朝" w:cs="Arial"/>
+                <w:kern w:val="0"/>
+                <w:sz w:val="24"/>
+                <w:szCs w:val="24"/>
+                <w:lang w:val="en-US" w:eastAsia="ja-JP" w:bidi="ar-SA"/>
+              </w:rPr>
+            </w:pPr>
+            <w:r>
+              <w:rPr>
+                <w:rFonts w:eastAsia="Segoe UI" w:cs="Segoe UI" w:ascii="Segoe UI" w:hAnsi="Segoe UI"/>
+                <w:color w:val="101820"/>
+                <w:kern w:val="0"/>
+                <w:sz w:val="16"/>
+                <w:szCs w:val="24"/>
+                <w:lang w:val="en-US" w:eastAsia="ja-JP" w:bidi="ar-SA"/>
+              </w:rPr>
+              <w:t>Dev, UAT, Production</w:t>
+            </w:r>
+          </w:p>
+        </w:tc>
+        <w:tc>
+          <w:tcPr>
+            <w:tcW w:w="1534" w:type="dxa"/>
+            <w:tcBorders>
+              <w:top w:val="single" w:sz="4" w:space="0" w:color="BFC7D1"/>
+              <w:left w:val="single" w:sz="4" w:space="0" w:color="BFC7D1"/>
+              <w:bottom w:val="single" w:sz="4" w:space="0" w:color="BFC7D1"/>
+              <w:right w:val="single" w:sz="4" w:space="0" w:color="BFC7D1"/>
+            </w:tcBorders>
+          </w:tcPr>
+          <w:p>
+            <w:pPr>
+              <w:pStyle w:val="Normal"/>
+              <w:widowControl/>
+              <w:spacing w:lineRule="auto" w:line="240" w:before="0" w:after="20"/>
+              <w:jc w:val="left"/>
+              <w:rPr>
+                <w:rFonts w:ascii="Aptos" w:hAnsi="Aptos" w:eastAsia="ＭＳ 明朝" w:cs="Arial"/>
+                <w:kern w:val="0"/>
+                <w:sz w:val="24"/>
+                <w:szCs w:val="24"/>
+                <w:lang w:val="en-US" w:eastAsia="ja-JP" w:bidi="ar-SA"/>
+              </w:rPr>
+            </w:pPr>
+            <w:r>
+              <w:rPr>
+                <w:rFonts w:eastAsia="Segoe UI" w:cs="Segoe UI" w:ascii="Segoe UI" w:hAnsi="Segoe UI"/>
+                <w:color w:val="101820"/>
+                <w:kern w:val="0"/>
+                <w:sz w:val="16"/>
+                <w:szCs w:val="24"/>
+                <w:lang w:val="en-US" w:eastAsia="ja-JP" w:bidi="ar-SA"/>
+              </w:rPr>
+              <w:t>43,000.00</w:t>
+            </w:r>
+          </w:p>
+        </w:tc>
+        <w:tc>
+          <w:tcPr>
+            <w:tcW w:w="1706" w:type="dxa"/>
+            <w:tcBorders>
+              <w:top w:val="single" w:sz="4" w:space="0" w:color="BFC7D1"/>
+              <w:left w:val="single" w:sz="4" w:space="0" w:color="BFC7D1"/>
+              <w:bottom w:val="single" w:sz="4" w:space="0" w:color="BFC7D1"/>
+              <w:right w:val="single" w:sz="4" w:space="0" w:color="BFC7D1"/>
+            </w:tcBorders>
+          </w:tcPr>
+          <w:p>
+            <w:pPr>
+              <w:pStyle w:val="Normal"/>
+              <w:widowControl/>
+              <w:spacing w:lineRule="auto" w:line="240" w:before="0" w:after="20"/>
+              <w:jc w:val="left"/>
+              <w:rPr>
+                <w:rFonts w:ascii="Aptos" w:hAnsi="Aptos" w:eastAsia="ＭＳ 明朝" w:cs="Arial"/>
+                <w:kern w:val="0"/>
+                <w:sz w:val="24"/>
+                <w:szCs w:val="24"/>
+                <w:lang w:val="en-US" w:eastAsia="ja-JP" w:bidi="ar-SA"/>
+              </w:rPr>
+            </w:pPr>
+            <w:r>
+              <w:rPr>
+                <w:rFonts w:eastAsia="Segoe UI" w:cs="Segoe UI" w:ascii="Segoe UI" w:hAnsi="Segoe UI"/>
+                <w:color w:val="101820"/>
+                <w:kern w:val="0"/>
+                <w:sz w:val="16"/>
+                <w:szCs w:val="24"/>
+                <w:lang w:val="en-US" w:eastAsia="ja-JP" w:bidi="ar-SA"/>
+              </w:rPr>
+              <w:t>46,000.00</w:t>
+            </w:r>
+          </w:p>
+        </w:tc>
+        <w:tc>
+          <w:tcPr>
+            <w:tcW w:w="2390" w:type="dxa"/>
+            <w:tcBorders>
+              <w:top w:val="single" w:sz="4" w:space="0" w:color="BFC7D1"/>
+              <w:left w:val="single" w:sz="4" w:space="0" w:color="BFC7D1"/>
+              <w:bottom w:val="single" w:sz="4" w:space="0" w:color="BFC7D1"/>
+              <w:right w:val="single" w:sz="4" w:space="0" w:color="BFC7D1"/>
+            </w:tcBorders>
+          </w:tcPr>
+          <w:p>
+            <w:pPr>
+              <w:pStyle w:val="Normal"/>
+              <w:widowControl/>
+              <w:spacing w:lineRule="auto" w:line="240" w:before="0" w:after="20"/>
+              <w:jc w:val="left"/>
+              <w:rPr>
+                <w:rFonts w:ascii="Aptos" w:hAnsi="Aptos" w:eastAsia="ＭＳ 明朝" w:cs="Arial"/>
+                <w:kern w:val="0"/>
+                <w:sz w:val="24"/>
+                <w:szCs w:val="24"/>
+                <w:lang w:val="en-US" w:eastAsia="ja-JP" w:bidi="ar-SA"/>
+              </w:rPr>
+            </w:pPr>
+            <w:r>
+              <w:rPr>
+                <w:rFonts w:eastAsia="Segoe UI" w:cs="Segoe UI" w:ascii="Segoe UI" w:hAnsi="Segoe UI"/>
+                <w:color w:val="101820"/>
+                <w:kern w:val="0"/>
+                <w:sz w:val="16"/>
+                <w:szCs w:val="24"/>
+                <w:lang w:val="en-US" w:eastAsia="ja-JP" w:bidi="ar-SA"/>
+              </w:rPr>
+              <w:t>42,000.00</w:t>
+            </w:r>
+          </w:p>
+        </w:tc>
+      </w:tr>
+      <w:tr>
+        <w:trPr/>
+        <w:tc>
+          <w:tcPr>
+            <w:tcW w:w="1133" w:type="dxa"/>
+            <w:tcBorders>
+              <w:top w:val="single" w:sz="4" w:space="0" w:color="BFC7D1"/>
+              <w:left w:val="single" w:sz="4" w:space="0" w:color="BFC7D1"/>
+              <w:bottom w:val="single" w:sz="4" w:space="0" w:color="BFC7D1"/>
+              <w:right w:val="single" w:sz="4" w:space="0" w:color="BFC7D1"/>
+            </w:tcBorders>
+          </w:tcPr>
+          <w:p>
+            <w:pPr>
+              <w:pStyle w:val="Normal"/>
+              <w:widowControl/>
+              <w:spacing w:lineRule="auto" w:line="240" w:before="0" w:after="20"/>
+              <w:jc w:val="left"/>
+              <w:rPr>
+                <w:rFonts w:ascii="Aptos" w:hAnsi="Aptos" w:eastAsia="ＭＳ 明朝" w:cs="Arial"/>
+                <w:kern w:val="0"/>
+                <w:sz w:val="24"/>
+                <w:szCs w:val="24"/>
+                <w:lang w:val="en-US" w:eastAsia="ja-JP" w:bidi="ar-SA"/>
+              </w:rPr>
+            </w:pPr>
+            <w:r>
+              <w:rPr>
+                <w:rFonts w:eastAsia="Segoe UI" w:cs="Segoe UI" w:ascii="Segoe UI" w:hAnsi="Segoe UI"/>
+                <w:color w:val="101820"/>
+                <w:kern w:val="0"/>
+                <w:sz w:val="16"/>
+                <w:szCs w:val="24"/>
+                <w:lang w:val="en-US" w:eastAsia="ja-JP" w:bidi="ar-SA"/>
+              </w:rPr>
+              <w:t>Medium</w:t>
+            </w:r>
+          </w:p>
+        </w:tc>
+        <w:tc>
+          <w:tcPr>
+            <w:tcW w:w="2251" w:type="dxa"/>
+            <w:tcBorders>
+              <w:top w:val="single" w:sz="4" w:space="0" w:color="BFC7D1"/>
+              <w:left w:val="single" w:sz="4" w:space="0" w:color="BFC7D1"/>
+              <w:bottom w:val="single" w:sz="4" w:space="0" w:color="BFC7D1"/>
+              <w:right w:val="single" w:sz="4" w:space="0" w:color="BFC7D1"/>
+            </w:tcBorders>
+          </w:tcPr>
+          <w:p>
+            <w:pPr>
+              <w:pStyle w:val="Normal"/>
+              <w:widowControl/>
+              <w:spacing w:lineRule="auto" w:line="240" w:before="0" w:after="20"/>
+              <w:jc w:val="left"/>
+              <w:rPr>
+                <w:rFonts w:ascii="Aptos" w:hAnsi="Aptos" w:eastAsia="ＭＳ 明朝" w:cs="Arial"/>
+                <w:kern w:val="0"/>
+                <w:sz w:val="24"/>
+                <w:szCs w:val="24"/>
+                <w:lang w:val="en-US" w:eastAsia="ja-JP" w:bidi="ar-SA"/>
+              </w:rPr>
+            </w:pPr>
+            <w:r>
+              <w:rPr>
+                <w:rFonts w:eastAsia="Segoe UI" w:cs="Segoe UI" w:ascii="Segoe UI" w:hAnsi="Segoe UI"/>
+                <w:color w:val="101820"/>
+                <w:kern w:val="0"/>
+                <w:sz w:val="16"/>
+                <w:szCs w:val="24"/>
+                <w:lang w:val="en-US" w:eastAsia="ja-JP" w:bidi="ar-SA"/>
+              </w:rPr>
+              <w:t>Dev, UAT, Production</w:t>
+            </w:r>
+          </w:p>
+        </w:tc>
+        <w:tc>
+          <w:tcPr>
+            <w:tcW w:w="1534" w:type="dxa"/>
+            <w:tcBorders>
+              <w:top w:val="single" w:sz="4" w:space="0" w:color="BFC7D1"/>
+              <w:left w:val="single" w:sz="4" w:space="0" w:color="BFC7D1"/>
+              <w:bottom w:val="single" w:sz="4" w:space="0" w:color="BFC7D1"/>
+              <w:right w:val="single" w:sz="4" w:space="0" w:color="BFC7D1"/>
+            </w:tcBorders>
+          </w:tcPr>
+          <w:p>
+            <w:pPr>
+              <w:pStyle w:val="Normal"/>
+              <w:widowControl/>
+              <w:spacing w:lineRule="auto" w:line="240" w:before="0" w:after="20"/>
+              <w:jc w:val="left"/>
+              <w:rPr>
+                <w:rFonts w:ascii="Aptos" w:hAnsi="Aptos" w:eastAsia="ＭＳ 明朝" w:cs="Arial"/>
+                <w:kern w:val="0"/>
+                <w:sz w:val="24"/>
+                <w:szCs w:val="24"/>
+                <w:lang w:val="en-US" w:eastAsia="ja-JP" w:bidi="ar-SA"/>
+              </w:rPr>
+            </w:pPr>
+            <w:r>
+              <w:rPr>
+                <w:rFonts w:eastAsia="Segoe UI" w:cs="Segoe UI" w:ascii="Segoe UI" w:hAnsi="Segoe UI"/>
+                <w:color w:val="101820"/>
+                <w:kern w:val="0"/>
+                <w:sz w:val="16"/>
+                <w:szCs w:val="24"/>
+                <w:lang w:val="en-US" w:eastAsia="ja-JP" w:bidi="ar-SA"/>
+              </w:rPr>
+              <w:t>69,000.00</w:t>
+            </w:r>
+          </w:p>
+        </w:tc>
+        <w:tc>
+          <w:tcPr>
+            <w:tcW w:w="1706" w:type="dxa"/>
+            <w:tcBorders>
+              <w:top w:val="single" w:sz="4" w:space="0" w:color="BFC7D1"/>
+              <w:left w:val="single" w:sz="4" w:space="0" w:color="BFC7D1"/>
+              <w:bottom w:val="single" w:sz="4" w:space="0" w:color="BFC7D1"/>
+              <w:right w:val="single" w:sz="4" w:space="0" w:color="BFC7D1"/>
+            </w:tcBorders>
+          </w:tcPr>
+          <w:p>
+            <w:pPr>
+              <w:pStyle w:val="Normal"/>
+              <w:widowControl/>
+              <w:spacing w:lineRule="auto" w:line="240" w:before="0" w:after="20"/>
+              <w:jc w:val="left"/>
+              <w:rPr>
+                <w:rFonts w:ascii="Aptos" w:hAnsi="Aptos" w:eastAsia="ＭＳ 明朝" w:cs="Arial"/>
+                <w:kern w:val="0"/>
+                <w:sz w:val="24"/>
+                <w:szCs w:val="24"/>
+                <w:lang w:val="en-US" w:eastAsia="ja-JP" w:bidi="ar-SA"/>
+              </w:rPr>
+            </w:pPr>
+            <w:r>
+              <w:rPr>
+                <w:rFonts w:eastAsia="Segoe UI" w:cs="Segoe UI" w:ascii="Segoe UI" w:hAnsi="Segoe UI"/>
+                <w:color w:val="101820"/>
+                <w:kern w:val="0"/>
+                <w:sz w:val="16"/>
+                <w:szCs w:val="24"/>
+                <w:lang w:val="en-US" w:eastAsia="ja-JP" w:bidi="ar-SA"/>
+              </w:rPr>
+              <w:t>73,000.00</w:t>
+            </w:r>
+          </w:p>
+        </w:tc>
+        <w:tc>
+          <w:tcPr>
+            <w:tcW w:w="2390" w:type="dxa"/>
+            <w:tcBorders>
+              <w:top w:val="single" w:sz="4" w:space="0" w:color="BFC7D1"/>
+              <w:left w:val="single" w:sz="4" w:space="0" w:color="BFC7D1"/>
+              <w:bottom w:val="single" w:sz="4" w:space="0" w:color="BFC7D1"/>
+              <w:right w:val="single" w:sz="4" w:space="0" w:color="BFC7D1"/>
+            </w:tcBorders>
+          </w:tcPr>
+          <w:p>
+            <w:pPr>
+              <w:pStyle w:val="Normal"/>
+              <w:widowControl/>
+              <w:spacing w:lineRule="auto" w:line="240" w:before="0" w:after="20"/>
+              <w:jc w:val="left"/>
+              <w:rPr>
+                <w:rFonts w:ascii="Aptos" w:hAnsi="Aptos" w:eastAsia="ＭＳ 明朝" w:cs="Arial"/>
+                <w:kern w:val="0"/>
+                <w:sz w:val="24"/>
+                <w:szCs w:val="24"/>
+                <w:lang w:val="en-US" w:eastAsia="ja-JP" w:bidi="ar-SA"/>
+              </w:rPr>
+            </w:pPr>
+            <w:r>
+              <w:rPr>
+                <w:rFonts w:eastAsia="Segoe UI" w:cs="Segoe UI" w:ascii="Segoe UI" w:hAnsi="Segoe UI"/>
+                <w:color w:val="101820"/>
+                <w:kern w:val="0"/>
+                <w:sz w:val="16"/>
+                <w:szCs w:val="24"/>
+                <w:lang w:val="en-US" w:eastAsia="ja-JP" w:bidi="ar-SA"/>
+              </w:rPr>
+              <w:t>67,000.00</w:t>
+            </w:r>
+          </w:p>
+        </w:tc>
+      </w:tr>
+      <w:tr>
+        <w:trPr/>
+        <w:tc>
+          <w:tcPr>
+            <w:tcW w:w="1133" w:type="dxa"/>
+            <w:tcBorders>
+              <w:top w:val="single" w:sz="4" w:space="0" w:color="BFC7D1"/>
+              <w:left w:val="single" w:sz="4" w:space="0" w:color="BFC7D1"/>
+              <w:bottom w:val="single" w:sz="4" w:space="0" w:color="BFC7D1"/>
+              <w:right w:val="single" w:sz="4" w:space="0" w:color="BFC7D1"/>
+            </w:tcBorders>
+          </w:tcPr>
+          <w:p>
+            <w:pPr>
+              <w:pStyle w:val="Normal"/>
+              <w:widowControl/>
+              <w:spacing w:lineRule="auto" w:line="240" w:before="0" w:after="20"/>
+              <w:jc w:val="left"/>
+              <w:rPr>
+                <w:rFonts w:ascii="Aptos" w:hAnsi="Aptos" w:eastAsia="ＭＳ 明朝" w:cs="Arial"/>
+                <w:kern w:val="0"/>
+                <w:sz w:val="24"/>
+                <w:szCs w:val="24"/>
+                <w:lang w:val="en-US" w:eastAsia="ja-JP" w:bidi="ar-SA"/>
+              </w:rPr>
+            </w:pPr>
+            <w:r>
+              <w:rPr>
+                <w:rFonts w:eastAsia="Segoe UI" w:cs="Segoe UI" w:ascii="Segoe UI" w:hAnsi="Segoe UI"/>
+                <w:color w:val="101820"/>
+                <w:kern w:val="0"/>
+                <w:sz w:val="16"/>
+                <w:szCs w:val="24"/>
+                <w:lang w:val="en-US" w:eastAsia="ja-JP" w:bidi="ar-SA"/>
+              </w:rPr>
+              <w:t>Large</w:t>
+            </w:r>
+          </w:p>
+        </w:tc>
+        <w:tc>
+          <w:tcPr>
+            <w:tcW w:w="2251" w:type="dxa"/>
+            <w:tcBorders>
+              <w:top w:val="single" w:sz="4" w:space="0" w:color="BFC7D1"/>
+              <w:left w:val="single" w:sz="4" w:space="0" w:color="BFC7D1"/>
+              <w:bottom w:val="single" w:sz="4" w:space="0" w:color="BFC7D1"/>
+              <w:right w:val="single" w:sz="4" w:space="0" w:color="BFC7D1"/>
+            </w:tcBorders>
+          </w:tcPr>
+          <w:p>
+            <w:pPr>
+              <w:pStyle w:val="Normal"/>
+              <w:widowControl/>
+              <w:spacing w:lineRule="auto" w:line="240" w:before="0" w:after="20"/>
+              <w:jc w:val="left"/>
+              <w:rPr>
+                <w:rFonts w:ascii="Aptos" w:hAnsi="Aptos" w:eastAsia="ＭＳ 明朝" w:cs="Arial"/>
+                <w:kern w:val="0"/>
+                <w:sz w:val="24"/>
+                <w:szCs w:val="24"/>
+                <w:lang w:val="en-US" w:eastAsia="ja-JP" w:bidi="ar-SA"/>
+              </w:rPr>
+            </w:pPr>
+            <w:r>
+              <w:rPr>
+                <w:rFonts w:eastAsia="Segoe UI" w:cs="Segoe UI" w:ascii="Segoe UI" w:hAnsi="Segoe UI"/>
+                <w:color w:val="101820"/>
+                <w:kern w:val="0"/>
+                <w:sz w:val="16"/>
+                <w:szCs w:val="24"/>
+                <w:lang w:val="en-US" w:eastAsia="ja-JP" w:bidi="ar-SA"/>
+              </w:rPr>
+              <w:t>Dev, SIT, UAT, Production</w:t>
+            </w:r>
+          </w:p>
+        </w:tc>
+        <w:tc>
+          <w:tcPr>
+            <w:tcW w:w="1534" w:type="dxa"/>
+            <w:tcBorders>
+              <w:top w:val="single" w:sz="4" w:space="0" w:color="BFC7D1"/>
+              <w:left w:val="single" w:sz="4" w:space="0" w:color="BFC7D1"/>
+              <w:bottom w:val="single" w:sz="4" w:space="0" w:color="BFC7D1"/>
+              <w:right w:val="single" w:sz="4" w:space="0" w:color="BFC7D1"/>
+            </w:tcBorders>
+          </w:tcPr>
+          <w:p>
+            <w:pPr>
+              <w:pStyle w:val="Normal"/>
+              <w:widowControl/>
+              <w:spacing w:lineRule="auto" w:line="240" w:before="0" w:after="20"/>
+              <w:jc w:val="left"/>
+              <w:rPr>
+                <w:rFonts w:ascii="Aptos" w:hAnsi="Aptos" w:eastAsia="ＭＳ 明朝" w:cs="Arial"/>
+                <w:kern w:val="0"/>
+                <w:sz w:val="24"/>
+                <w:szCs w:val="24"/>
+                <w:lang w:val="en-US" w:eastAsia="ja-JP" w:bidi="ar-SA"/>
+              </w:rPr>
+            </w:pPr>
+            <w:r>
+              <w:rPr>
+                <w:rFonts w:eastAsia="Segoe UI" w:cs="Segoe UI" w:ascii="Segoe UI" w:hAnsi="Segoe UI"/>
+                <w:color w:val="101820"/>
+                <w:kern w:val="0"/>
+                <w:sz w:val="16"/>
+                <w:szCs w:val="24"/>
+                <w:lang w:val="en-US" w:eastAsia="ja-JP" w:bidi="ar-SA"/>
+              </w:rPr>
+              <w:t>143,000.00</w:t>
+            </w:r>
+          </w:p>
+        </w:tc>
+        <w:tc>
+          <w:tcPr>
+            <w:tcW w:w="1706" w:type="dxa"/>
+            <w:tcBorders>
+              <w:top w:val="single" w:sz="4" w:space="0" w:color="BFC7D1"/>
+              <w:left w:val="single" w:sz="4" w:space="0" w:color="BFC7D1"/>
+              <w:bottom w:val="single" w:sz="4" w:space="0" w:color="BFC7D1"/>
+              <w:right w:val="single" w:sz="4" w:space="0" w:color="BFC7D1"/>
+            </w:tcBorders>
+          </w:tcPr>
+          <w:p>
+            <w:pPr>
+              <w:pStyle w:val="Normal"/>
+              <w:widowControl/>
+              <w:spacing w:lineRule="auto" w:line="240" w:before="0" w:after="20"/>
+              <w:jc w:val="left"/>
+              <w:rPr>
+                <w:rFonts w:ascii="Aptos" w:hAnsi="Aptos" w:eastAsia="ＭＳ 明朝" w:cs="Arial"/>
+                <w:kern w:val="0"/>
+                <w:sz w:val="24"/>
+                <w:szCs w:val="24"/>
+                <w:lang w:val="en-US" w:eastAsia="ja-JP" w:bidi="ar-SA"/>
+              </w:rPr>
+            </w:pPr>
+            <w:r>
+              <w:rPr>
+                <w:rFonts w:eastAsia="Segoe UI" w:cs="Segoe UI" w:ascii="Segoe UI" w:hAnsi="Segoe UI"/>
+                <w:color w:val="101820"/>
+                <w:kern w:val="0"/>
+                <w:sz w:val="16"/>
+                <w:szCs w:val="24"/>
+                <w:lang w:val="en-US" w:eastAsia="ja-JP" w:bidi="ar-SA"/>
+              </w:rPr>
+              <w:t>150,000.00</w:t>
+            </w:r>
+          </w:p>
+        </w:tc>
+        <w:tc>
+          <w:tcPr>
+            <w:tcW w:w="2390" w:type="dxa"/>
+            <w:tcBorders>
+              <w:top w:val="single" w:sz="4" w:space="0" w:color="BFC7D1"/>
+              <w:left w:val="single" w:sz="4" w:space="0" w:color="BFC7D1"/>
+              <w:bottom w:val="single" w:sz="4" w:space="0" w:color="BFC7D1"/>
+              <w:right w:val="single" w:sz="4" w:space="0" w:color="BFC7D1"/>
+            </w:tcBorders>
+          </w:tcPr>
+          <w:p>
+            <w:pPr>
+              <w:pStyle w:val="Normal"/>
+              <w:widowControl/>
+              <w:spacing w:lineRule="auto" w:line="240" w:before="0" w:after="20"/>
+              <w:jc w:val="left"/>
+              <w:rPr>
+                <w:rFonts w:ascii="Aptos" w:hAnsi="Aptos" w:eastAsia="ＭＳ 明朝" w:cs="Arial"/>
+                <w:kern w:val="0"/>
+                <w:sz w:val="24"/>
+                <w:szCs w:val="24"/>
+                <w:lang w:val="en-US" w:eastAsia="ja-JP" w:bidi="ar-SA"/>
+              </w:rPr>
+            </w:pPr>
+            <w:r>
+              <w:rPr>
+                <w:rFonts w:eastAsia="Segoe UI" w:cs="Segoe UI" w:ascii="Segoe UI" w:hAnsi="Segoe UI"/>
+                <w:color w:val="101820"/>
+                <w:kern w:val="0"/>
+                <w:sz w:val="16"/>
+                <w:szCs w:val="24"/>
+                <w:lang w:val="en-US" w:eastAsia="ja-JP" w:bidi="ar-SA"/>
+              </w:rPr>
+              <w:t>135,000.00</w:t>
+            </w:r>
+          </w:p>
+        </w:tc>
+      </w:tr>
+      <w:tr>
+        <w:trPr/>
+        <w:tc>
+          <w:tcPr>
+            <w:tcW w:w="1133" w:type="dxa"/>
+            <w:tcBorders>
+              <w:top w:val="single" w:sz="4" w:space="0" w:color="BFC7D1"/>
+              <w:left w:val="single" w:sz="4" w:space="0" w:color="BFC7D1"/>
+              <w:bottom w:val="single" w:sz="4" w:space="0" w:color="BFC7D1"/>
+              <w:right w:val="single" w:sz="4" w:space="0" w:color="BFC7D1"/>
+            </w:tcBorders>
+          </w:tcPr>
+          <w:p>
+            <w:pPr>
+              <w:pStyle w:val="Normal"/>
+              <w:widowControl/>
+              <w:spacing w:lineRule="auto" w:line="240" w:before="0" w:after="20"/>
+              <w:jc w:val="left"/>
+              <w:rPr>
+                <w:rFonts w:ascii="Aptos" w:hAnsi="Aptos" w:eastAsia="ＭＳ 明朝" w:cs="Arial"/>
+                <w:kern w:val="0"/>
+                <w:sz w:val="24"/>
+                <w:szCs w:val="24"/>
+                <w:lang w:val="en-US" w:eastAsia="ja-JP" w:bidi="ar-SA"/>
+              </w:rPr>
+            </w:pPr>
+            <w:r>
+              <w:rPr>
+                <w:rFonts w:eastAsia="Segoe UI" w:cs="Segoe UI" w:ascii="Segoe UI" w:hAnsi="Segoe UI"/>
+                <w:color w:val="101820"/>
+                <w:kern w:val="0"/>
+                <w:sz w:val="16"/>
+                <w:szCs w:val="24"/>
+                <w:lang w:val="en-US" w:eastAsia="ja-JP" w:bidi="ar-SA"/>
+              </w:rPr>
+              <w:t>Enterprise</w:t>
+            </w:r>
+          </w:p>
+        </w:tc>
+        <w:tc>
+          <w:tcPr>
+            <w:tcW w:w="2251" w:type="dxa"/>
+            <w:tcBorders>
+              <w:top w:val="single" w:sz="4" w:space="0" w:color="BFC7D1"/>
+              <w:left w:val="single" w:sz="4" w:space="0" w:color="BFC7D1"/>
+              <w:bottom w:val="single" w:sz="4" w:space="0" w:color="BFC7D1"/>
+              <w:right w:val="single" w:sz="4" w:space="0" w:color="BFC7D1"/>
+            </w:tcBorders>
+          </w:tcPr>
+          <w:p>
+            <w:pPr>
+              <w:pStyle w:val="Normal"/>
+              <w:widowControl/>
+              <w:spacing w:lineRule="auto" w:line="240" w:before="0" w:after="20"/>
+              <w:jc w:val="left"/>
+              <w:rPr>
+                <w:rFonts w:ascii="Aptos" w:hAnsi="Aptos" w:eastAsia="ＭＳ 明朝" w:cs="Arial"/>
+                <w:kern w:val="0"/>
+                <w:sz w:val="24"/>
+                <w:szCs w:val="24"/>
+                <w:lang w:val="en-US" w:eastAsia="ja-JP" w:bidi="ar-SA"/>
+              </w:rPr>
+            </w:pPr>
+            <w:r>
+              <w:rPr>
+                <w:rFonts w:eastAsia="Segoe UI" w:cs="Segoe UI" w:ascii="Segoe UI" w:hAnsi="Segoe UI"/>
+                <w:color w:val="101820"/>
+                <w:kern w:val="0"/>
+                <w:sz w:val="16"/>
+                <w:szCs w:val="24"/>
+                <w:lang w:val="en-US" w:eastAsia="ja-JP" w:bidi="ar-SA"/>
+              </w:rPr>
+              <w:t>Dev, SIT, UAT, Production</w:t>
+            </w:r>
+          </w:p>
+        </w:tc>
+        <w:tc>
+          <w:tcPr>
+            <w:tcW w:w="1534" w:type="dxa"/>
+            <w:tcBorders>
+              <w:top w:val="single" w:sz="4" w:space="0" w:color="BFC7D1"/>
+              <w:left w:val="single" w:sz="4" w:space="0" w:color="BFC7D1"/>
+              <w:bottom w:val="single" w:sz="4" w:space="0" w:color="BFC7D1"/>
+              <w:right w:val="single" w:sz="4" w:space="0" w:color="BFC7D1"/>
+            </w:tcBorders>
+          </w:tcPr>
+          <w:p>
+            <w:pPr>
+              <w:pStyle w:val="Normal"/>
+              <w:widowControl/>
+              <w:spacing w:lineRule="auto" w:line="240" w:before="0" w:after="20"/>
+              <w:jc w:val="left"/>
+              <w:rPr>
+                <w:rFonts w:ascii="Aptos" w:hAnsi="Aptos" w:eastAsia="ＭＳ 明朝" w:cs="Arial"/>
+                <w:kern w:val="0"/>
+                <w:sz w:val="24"/>
+                <w:szCs w:val="24"/>
+                <w:lang w:val="en-US" w:eastAsia="ja-JP" w:bidi="ar-SA"/>
+              </w:rPr>
+            </w:pPr>
+            <w:r>
+              <w:rPr>
+                <w:rFonts w:eastAsia="Segoe UI" w:cs="Segoe UI" w:ascii="Segoe UI" w:hAnsi="Segoe UI"/>
+                <w:color w:val="101820"/>
+                <w:kern w:val="0"/>
+                <w:sz w:val="16"/>
+                <w:szCs w:val="24"/>
+                <w:lang w:val="en-US" w:eastAsia="ja-JP" w:bidi="ar-SA"/>
+              </w:rPr>
+              <w:t>256,000.00</w:t>
+            </w:r>
+          </w:p>
+        </w:tc>
+        <w:tc>
+          <w:tcPr>
+            <w:tcW w:w="1706" w:type="dxa"/>
+            <w:tcBorders>
+              <w:top w:val="single" w:sz="4" w:space="0" w:color="BFC7D1"/>
+              <w:left w:val="single" w:sz="4" w:space="0" w:color="BFC7D1"/>
+              <w:bottom w:val="single" w:sz="4" w:space="0" w:color="BFC7D1"/>
+              <w:right w:val="single" w:sz="4" w:space="0" w:color="BFC7D1"/>
+            </w:tcBorders>
+          </w:tcPr>
+          <w:p>
+            <w:pPr>
+              <w:pStyle w:val="Normal"/>
+              <w:widowControl/>
+              <w:spacing w:lineRule="auto" w:line="240" w:before="0" w:after="20"/>
+              <w:jc w:val="left"/>
+              <w:rPr>
+                <w:rFonts w:ascii="Aptos" w:hAnsi="Aptos" w:eastAsia="ＭＳ 明朝" w:cs="Arial"/>
+                <w:kern w:val="0"/>
+                <w:sz w:val="24"/>
+                <w:szCs w:val="24"/>
+                <w:lang w:val="en-US" w:eastAsia="ja-JP" w:bidi="ar-SA"/>
+              </w:rPr>
+            </w:pPr>
+            <w:r>
+              <w:rPr>
+                <w:rFonts w:eastAsia="Segoe UI" w:cs="Segoe UI" w:ascii="Segoe UI" w:hAnsi="Segoe UI"/>
+                <w:color w:val="101820"/>
+                <w:kern w:val="0"/>
+                <w:sz w:val="16"/>
+                <w:szCs w:val="24"/>
+                <w:lang w:val="en-US" w:eastAsia="ja-JP" w:bidi="ar-SA"/>
+              </w:rPr>
+              <w:t>269,000.00</w:t>
+            </w:r>
+          </w:p>
+        </w:tc>
+        <w:tc>
+          <w:tcPr>
+            <w:tcW w:w="2390" w:type="dxa"/>
+            <w:tcBorders>
+              <w:top w:val="single" w:sz="4" w:space="0" w:color="BFC7D1"/>
+              <w:left w:val="single" w:sz="4" w:space="0" w:color="BFC7D1"/>
+              <w:bottom w:val="single" w:sz="4" w:space="0" w:color="BFC7D1"/>
+              <w:right w:val="single" w:sz="4" w:space="0" w:color="BFC7D1"/>
+            </w:tcBorders>
+          </w:tcPr>
+          <w:p>
+            <w:pPr>
+              <w:pStyle w:val="Normal"/>
+              <w:widowControl/>
+              <w:spacing w:lineRule="auto" w:line="240" w:before="0" w:after="20"/>
+              <w:jc w:val="left"/>
+              <w:rPr>
+                <w:rFonts w:ascii="Aptos" w:hAnsi="Aptos" w:eastAsia="ＭＳ 明朝" w:cs="Arial"/>
+                <w:kern w:val="0"/>
+                <w:sz w:val="24"/>
+                <w:szCs w:val="24"/>
+                <w:lang w:val="en-US" w:eastAsia="ja-JP" w:bidi="ar-SA"/>
+              </w:rPr>
+            </w:pPr>
+            <w:r>
+              <w:rPr>
+                <w:rFonts w:eastAsia="Segoe UI" w:cs="Segoe UI" w:ascii="Segoe UI" w:hAnsi="Segoe UI"/>
+                <w:color w:val="101820"/>
+                <w:kern w:val="0"/>
+                <w:sz w:val="16"/>
+                <w:szCs w:val="24"/>
+                <w:lang w:val="en-US" w:eastAsia="ja-JP" w:bidi="ar-SA"/>
+              </w:rPr>
+              <w:t>242,000.00</w:t>
+            </w:r>
+          </w:p>
+        </w:tc>
+      </w:tr>
+    </w:tbl>
+    <w:p>
+      <w:pPr>
+        <w:pStyle w:val="Normal"/>
+        <w:spacing w:before="0" w:after="80"/>
+        <w:rPr/>
+      </w:pPr>
+      <w:r>
+        <w:rPr/>
+      </w:r>
+    </w:p>
+    <w:p>
+      <w:pPr>
+        <w:pStyle w:val="Normal"/>
+        <w:spacing w:lineRule="auto" w:line="276" w:before="0" w:after="120"/>
+        <w:rPr/>
+      </w:pPr>
+      <w:r>
+        <w:rPr>
+          <w:rFonts w:eastAsia="Segoe UI" w:cs="Segoe UI" w:ascii="Segoe UI" w:hAnsi="Segoe UI"/>
+          <w:color w:val="101820"/>
+          <w:sz w:val="21"/>
+        </w:rPr>
+        <w:t>Annex A gives the fee of each environment.</w:t>
+      </w:r>
+    </w:p>
+    <w:p>
+      <w:pPr>
+        <w:pStyle w:val="Heading2"/>
+        <w:rPr/>
+      </w:pPr>
+      <w:bookmarkStart w:id="24" w:name="__RefHeading___Toc22660_3066934455"/>
+      <w:bookmarkEnd w:id="24"/>
+      <w:r>
+        <w:rPr>
+          <w:rFonts w:eastAsia="Segoe UI" w:cs="Segoe UI"/>
+          <w:b/>
+          <w:color w:val="0F4761"/>
+          <w:sz w:val="26"/>
+        </w:rPr>
+        <w:t>10.2  Pre-Prod fee</w:t>
+      </w:r>
+    </w:p>
+    <w:p>
+      <w:pPr>
+        <w:pStyle w:val="Normal"/>
+        <w:spacing w:lineRule="auto" w:line="276" w:before="0" w:after="120"/>
+        <w:rPr/>
+      </w:pPr>
+      <w:r>
+        <w:rPr>
+          <w:rFonts w:eastAsia="Segoe UI" w:cs="Segoe UI" w:ascii="Segoe UI" w:hAnsi="Segoe UI"/>
+          <w:color w:val="101820"/>
+          <w:sz w:val="21"/>
+        </w:rPr>
+        <w:t>Pre-Prod is billed for each calendar month [or part of a month] in which it exists, at the following list prices, excluding VAT:</w:t>
       </w:r>
     </w:p>
     <w:tbl>
@@ -9769,7 +11820,7 @@
                 <w:szCs w:val="24"/>
                 <w:lang w:val="en-US" w:eastAsia="ja-JP" w:bidi="ar-SA"/>
               </w:rPr>
-              <w:t>30,000.00</w:t>
+              <w:t>21,000.00</w:t>
             </w:r>
           </w:p>
         </w:tc>
@@ -9806,7 +11857,7 @@
                 <w:szCs w:val="24"/>
                 <w:lang w:val="en-US" w:eastAsia="ja-JP" w:bidi="ar-SA"/>
               </w:rPr>
-              <w:t>31,000.00</w:t>
+              <w:t>22,000.00</w:t>
             </w:r>
           </w:p>
         </w:tc>
@@ -9843,7 +11894,7 @@
                 <w:szCs w:val="24"/>
                 <w:lang w:val="en-US" w:eastAsia="ja-JP" w:bidi="ar-SA"/>
               </w:rPr>
-              <w:t>28,000.00</w:t>
+              <w:t>20,000.00</w:t>
             </w:r>
           </w:p>
         </w:tc>
@@ -9920,7 +11971,7 @@
                 <w:szCs w:val="24"/>
                 <w:lang w:val="en-US" w:eastAsia="ja-JP" w:bidi="ar-SA"/>
               </w:rPr>
-              <w:t>62,000.00</w:t>
+              <w:t>47,000.00</w:t>
             </w:r>
           </w:p>
         </w:tc>
@@ -9957,7 +12008,7 @@
                 <w:szCs w:val="24"/>
                 <w:lang w:val="en-US" w:eastAsia="ja-JP" w:bidi="ar-SA"/>
               </w:rPr>
-              <w:t>65,000.00</w:t>
+              <w:t>49,000.00</w:t>
             </w:r>
           </w:p>
         </w:tc>
@@ -9994,7 +12045,7 @@
                 <w:szCs w:val="24"/>
                 <w:lang w:val="en-US" w:eastAsia="ja-JP" w:bidi="ar-SA"/>
               </w:rPr>
-              <w:t>59,000.00</w:t>
+              <w:t>45,000.00</w:t>
             </w:r>
           </w:p>
         </w:tc>
@@ -10071,7 +12122,7 @@
                 <w:szCs w:val="24"/>
                 <w:lang w:val="en-US" w:eastAsia="ja-JP" w:bidi="ar-SA"/>
               </w:rPr>
-              <w:t>112,000.00</w:t>
+              <w:t>86,000.00</w:t>
             </w:r>
           </w:p>
         </w:tc>
@@ -10108,7 +12159,7 @@
                 <w:szCs w:val="24"/>
                 <w:lang w:val="en-US" w:eastAsia="ja-JP" w:bidi="ar-SA"/>
               </w:rPr>
-              <w:t>118,000.00</w:t>
+              <w:t>90,000.00</w:t>
             </w:r>
           </w:p>
         </w:tc>
@@ -10145,7 +12196,7 @@
                 <w:szCs w:val="24"/>
                 <w:lang w:val="en-US" w:eastAsia="ja-JP" w:bidi="ar-SA"/>
               </w:rPr>
-              <w:t>107,000.00</w:t>
+              <w:t>82,000.00</w:t>
             </w:r>
           </w:p>
         </w:tc>
@@ -10222,7 +12273,7 @@
                 <w:szCs w:val="24"/>
                 <w:lang w:val="en-US" w:eastAsia="ja-JP" w:bidi="ar-SA"/>
               </w:rPr>
-              <w:t>244,000.00</w:t>
+              <w:t>169,000.00</w:t>
             </w:r>
           </w:p>
         </w:tc>
@@ -10259,7 +12310,7 @@
                 <w:szCs w:val="24"/>
                 <w:lang w:val="en-US" w:eastAsia="ja-JP" w:bidi="ar-SA"/>
               </w:rPr>
-              <w:t>256,000.00</w:t>
+              <w:t>177,000.00</w:t>
             </w:r>
           </w:p>
         </w:tc>
@@ -10296,7 +12347,7 @@
                 <w:szCs w:val="24"/>
                 <w:lang w:val="en-US" w:eastAsia="ja-JP" w:bidi="ar-SA"/>
               </w:rPr>
-              <w:t>232,000.00</w:t>
+              <w:t>160,000.00</w:t>
             </w:r>
           </w:p>
         </w:tc>
@@ -10324,24 +12375,7 @@
           <w:color w:val="101820"/>
           <w:sz w:val="21"/>
         </w:rPr>
-        <w:t>The fee includes the provider's charges for the sized resources and a margin for exchange rate movement, monitoring, patching and backup checks. Additional environments are PHP 11,000.00 a month each, with a one-time set-up fee of PHP 100,000.00. The hosting fee and the fee for additional environments do not increase at each anniversary; they change only under the Pass-through and adjustments clause.</w:t>
-      </w:r>
-    </w:p>
-    <w:p>
-      <w:pPr>
-        <w:pStyle w:val="Heading2"/>
-        <w:rPr/>
-      </w:pPr>
-      <w:bookmarkStart w:id="24" w:name="__RefHeading___Toc44121_3199679052"/>
-      <w:bookmarkEnd w:id="24"/>
-      <w:r>
-        <w:rPr>
-          <w:rFonts w:eastAsia="Segoe UI" w:cs="Segoe UI"/>
-          <w:b/>
-          <w:color w:val="0F4761"/>
-          <w:sz w:val="26"/>
-        </w:rPr>
-        <w:t>10.2  Billing</w:t>
+        <w:t>iorta TechNXT creates Pre-Prod for the cutover rehearsal and for each major release, and tells the Client the expected months of use in advance. The price book budgets 2 months around go-live and 1 month for each major release.</w:t>
       </w:r>
     </w:p>
     <w:p>
@@ -10356,7 +12390,7 @@
           <w:color w:val="101820"/>
           <w:sz w:val="21"/>
         </w:rPr>
-        <w:t>The hosting fee is invoiced monthly in advance from the date the environment is handed over to the Client, and is payable within 30 days. VAT is added and withholding tax is handled under the MSA.</w:t>
+        <w:t>The fees include the provider's charges for the sized resources and a margin for exchange rate movement, monitoring, patching and backup checks. Additional environments are PHP 11,000.00 a month each, with a one-time set-up fee of PHP 100,000.00. The hosting fee, the Pre-Prod fee and the fee for additional environments do not increase at each anniversary; they change only under the Pass-through and adjustments clause.</w:t>
       </w:r>
     </w:p>
     <w:p>
@@ -10364,7 +12398,7 @@
         <w:pStyle w:val="Heading2"/>
         <w:rPr/>
       </w:pPr>
-      <w:bookmarkStart w:id="25" w:name="__RefHeading___Toc44123_3199679052"/>
+      <w:bookmarkStart w:id="25" w:name="__RefHeading___Toc22662_3066934455"/>
       <w:bookmarkEnd w:id="25"/>
       <w:r>
         <w:rPr>
@@ -10373,7 +12407,39 @@
           <w:color w:val="0F4761"/>
           <w:sz w:val="26"/>
         </w:rPr>
-        <w:t>10.3  Pass-through and adjustments</w:t>
+        <w:t>10.3  Billing</w:t>
+      </w:r>
+    </w:p>
+    <w:p>
+      <w:pPr>
+        <w:pStyle w:val="Normal"/>
+        <w:spacing w:lineRule="auto" w:line="276" w:before="0" w:after="120"/>
+        <w:rPr/>
+      </w:pPr>
+      <w:r>
+        <w:rPr>
+          <w:rFonts w:eastAsia="Segoe UI" w:cs="Segoe UI" w:ascii="Segoe UI" w:hAnsi="Segoe UI"/>
+          <w:color w:val="101820"/>
+          <w:sz w:val="21"/>
+        </w:rPr>
+        <w:t>The fee of each standing environment is invoiced monthly in advance from the date that environment is handed over to the Client. The Pre-Prod fee is invoiced monthly in advance for each month of use. Invoices are payable within 30 days. VAT is added and withholding tax is handled under the MSA.</w:t>
+      </w:r>
+    </w:p>
+    <w:p>
+      <w:pPr>
+        <w:pStyle w:val="Heading2"/>
+        <w:rPr/>
+      </w:pPr>
+      <w:bookmarkStart w:id="26" w:name="__RefHeading___Toc22664_3066934455"/>
+      <w:bookmarkEnd w:id="26"/>
+      <w:r>
+        <w:rPr>
+          <w:rFonts w:eastAsia="Segoe UI" w:cs="Segoe UI"/>
+          <w:b/>
+          <w:color w:val="0F4761"/>
+          <w:sz w:val="26"/>
+        </w:rPr>
+        <w:t>10.4  Pass-through and adjustments</w:t>
       </w:r>
     </w:p>
     <w:p>
@@ -10496,8 +12562,8 @@
         <w:pStyle w:val="Heading1"/>
         <w:rPr/>
       </w:pPr>
-      <w:bookmarkStart w:id="26" w:name="__RefHeading___Toc44125_3199679052"/>
-      <w:bookmarkEnd w:id="26"/>
+      <w:bookmarkStart w:id="27" w:name="__RefHeading___Toc22666_3066934455"/>
+      <w:bookmarkEnd w:id="27"/>
       <w:r>
         <w:rPr>
           <w:rFonts w:eastAsia="Segoe UI" w:cs="Segoe UI" w:ascii="Segoe UI" w:hAnsi="Segoe UI"/>
@@ -10630,8 +12696,8 @@
         <w:pStyle w:val="Heading1"/>
         <w:rPr/>
       </w:pPr>
-      <w:bookmarkStart w:id="27" w:name="__RefHeading___Toc44127_3199679052"/>
-      <w:bookmarkEnd w:id="27"/>
+      <w:bookmarkStart w:id="28" w:name="__RefHeading___Toc22668_3066934455"/>
+      <w:bookmarkEnd w:id="28"/>
       <w:r>
         <w:rPr>
           <w:rFonts w:eastAsia="Segoe UI" w:cs="Segoe UI" w:ascii="Segoe UI" w:hAnsi="Segoe UI"/>
@@ -10760,8 +12826,8 @@
         <w:pStyle w:val="Heading1"/>
         <w:rPr/>
       </w:pPr>
-      <w:bookmarkStart w:id="28" w:name="__RefHeading___Toc44129_3199679052"/>
-      <w:bookmarkEnd w:id="28"/>
+      <w:bookmarkStart w:id="29" w:name="__RefHeading___Toc22670_3066934455"/>
+      <w:bookmarkEnd w:id="29"/>
       <w:r>
         <w:rPr>
           <w:rFonts w:eastAsia="Segoe UI" w:cs="Segoe UI" w:ascii="Segoe UI" w:hAnsi="Segoe UI"/>
@@ -10837,8 +12903,8 @@
         <w:pStyle w:val="Heading1"/>
         <w:rPr/>
       </w:pPr>
-      <w:bookmarkStart w:id="29" w:name="__RefHeading___Toc44131_3199679052"/>
-      <w:bookmarkEnd w:id="29"/>
+      <w:bookmarkStart w:id="30" w:name="__RefHeading___Toc22672_3066934455"/>
+      <w:bookmarkEnd w:id="30"/>
       <w:r>
         <w:rPr>
           <w:rFonts w:eastAsia="Segoe UI" w:cs="Segoe UI" w:ascii="Segoe UI" w:hAnsi="Segoe UI"/>
@@ -11268,8 +13334,8 @@
       <w:r>
         <w:br w:type="page"/>
       </w:r>
-      <w:bookmarkStart w:id="30" w:name="__RefHeading___Toc44133_3199679052"/>
-      <w:bookmarkEnd w:id="30"/>
+      <w:bookmarkStart w:id="31" w:name="__RefHeading___Toc22674_3066934455"/>
+      <w:bookmarkEnd w:id="31"/>
       <w:r>
         <w:rPr>
           <w:rFonts w:eastAsia="Segoe UI" w:cs="Segoe UI" w:ascii="Segoe UI" w:hAnsi="Segoe UI"/>
@@ -11296,8 +13362,8 @@
         <w:tblLook w:val="04a0" w:noHBand="0" w:noVBand="1" w:firstColumn="1" w:lastRow="0" w:lastColumn="0" w:firstRow="1"/>
       </w:tblPr>
       <w:tblGrid>
-        <w:gridCol w:w="4311"/>
-        <w:gridCol w:w="4702"/>
+        <w:gridCol w:w="4507"/>
+        <w:gridCol w:w="4506"/>
       </w:tblGrid>
       <w:tr>
         <w:trPr>
@@ -11305,7 +13371,7 @@
         </w:trPr>
         <w:tc>
           <w:tcPr>
-            <w:tcW w:w="4311" w:type="dxa"/>
+            <w:tcW w:w="4507" w:type="dxa"/>
             <w:tcBorders>
               <w:top w:val="single" w:sz="4" w:space="0" w:color="BFC7D1"/>
               <w:left w:val="single" w:sz="4" w:space="0" w:color="BFC7D1"/>
@@ -11344,7 +13410,7 @@
         </w:tc>
         <w:tc>
           <w:tcPr>
-            <w:tcW w:w="4702" w:type="dxa"/>
+            <w:tcW w:w="4506" w:type="dxa"/>
             <w:tcBorders>
               <w:top w:val="single" w:sz="4" w:space="0" w:color="BFC7D1"/>
               <w:left w:val="single" w:sz="4" w:space="0" w:color="BFC7D1"/>
@@ -11386,7 +13452,7 @@
         <w:trPr/>
         <w:tc>
           <w:tcPr>
-            <w:tcW w:w="4311" w:type="dxa"/>
+            <w:tcW w:w="4507" w:type="dxa"/>
             <w:tcBorders>
               <w:top w:val="single" w:sz="4" w:space="0" w:color="BFC7D1"/>
               <w:left w:val="single" w:sz="4" w:space="0" w:color="BFC7D1"/>
@@ -11423,7 +13489,7 @@
         </w:tc>
         <w:tc>
           <w:tcPr>
-            <w:tcW w:w="4702" w:type="dxa"/>
+            <w:tcW w:w="4506" w:type="dxa"/>
             <w:tcBorders>
               <w:top w:val="single" w:sz="4" w:space="0" w:color="BFC7D1"/>
               <w:left w:val="single" w:sz="4" w:space="0" w:color="BFC7D1"/>
@@ -11463,7 +13529,7 @@
         <w:trPr/>
         <w:tc>
           <w:tcPr>
-            <w:tcW w:w="4311" w:type="dxa"/>
+            <w:tcW w:w="4507" w:type="dxa"/>
             <w:tcBorders>
               <w:top w:val="single" w:sz="4" w:space="0" w:color="BFC7D1"/>
               <w:left w:val="single" w:sz="4" w:space="0" w:color="BFC7D1"/>
@@ -11500,7 +13566,7 @@
         </w:tc>
         <w:tc>
           <w:tcPr>
-            <w:tcW w:w="4702" w:type="dxa"/>
+            <w:tcW w:w="4506" w:type="dxa"/>
             <w:tcBorders>
               <w:top w:val="single" w:sz="4" w:space="0" w:color="BFC7D1"/>
               <w:left w:val="single" w:sz="4" w:space="0" w:color="BFC7D1"/>
@@ -11540,7 +13606,7 @@
         <w:trPr/>
         <w:tc>
           <w:tcPr>
-            <w:tcW w:w="4311" w:type="dxa"/>
+            <w:tcW w:w="4507" w:type="dxa"/>
             <w:tcBorders>
               <w:top w:val="single" w:sz="4" w:space="0" w:color="BFC7D1"/>
               <w:left w:val="single" w:sz="4" w:space="0" w:color="BFC7D1"/>
@@ -11571,13 +13637,13 @@
                 <w:szCs w:val="24"/>
                 <w:lang w:val="en-US" w:eastAsia="ja-JP" w:bidi="ar-SA"/>
               </w:rPr>
-              <w:t>Environments</w:t>
-            </w:r>
-          </w:p>
-        </w:tc>
-        <w:tc>
-          <w:tcPr>
-            <w:tcW w:w="4702" w:type="dxa"/>
+              <w:t>Environment set</w:t>
+            </w:r>
+          </w:p>
+        </w:tc>
+        <w:tc>
+          <w:tcPr>
+            <w:tcW w:w="4506" w:type="dxa"/>
             <w:tcBorders>
               <w:top w:val="single" w:sz="4" w:space="0" w:color="BFC7D1"/>
               <w:left w:val="single" w:sz="4" w:space="0" w:color="BFC7D1"/>
@@ -11608,7 +13674,7 @@
                 <w:szCs w:val="24"/>
                 <w:lang w:val="en-US" w:eastAsia="ja-JP" w:bidi="ar-SA"/>
               </w:rPr>
-              <w:t>[Production, UAT, additional environments]</w:t>
+              <w:t>[Small and Medium: Dev, UAT, Production / Large and Enterprise: Dev, SIT, UAT, Production]</w:t>
             </w:r>
           </w:p>
         </w:tc>
@@ -11617,7 +13683,7 @@
         <w:trPr/>
         <w:tc>
           <w:tcPr>
-            <w:tcW w:w="4311" w:type="dxa"/>
+            <w:tcW w:w="4507" w:type="dxa"/>
             <w:tcBorders>
               <w:top w:val="single" w:sz="4" w:space="0" w:color="BFC7D1"/>
               <w:left w:val="single" w:sz="4" w:space="0" w:color="BFC7D1"/>
@@ -11648,13 +13714,13 @@
                 <w:szCs w:val="24"/>
                 <w:lang w:val="en-US" w:eastAsia="ja-JP" w:bidi="ar-SA"/>
               </w:rPr>
-              <w:t>DR</w:t>
-            </w:r>
-          </w:p>
-        </w:tc>
-        <w:tc>
-          <w:tcPr>
-            <w:tcW w:w="4702" w:type="dxa"/>
+              <w:t>Additional environments</w:t>
+            </w:r>
+          </w:p>
+        </w:tc>
+        <w:tc>
+          <w:tcPr>
+            <w:tcW w:w="4506" w:type="dxa"/>
             <w:tcBorders>
               <w:top w:val="single" w:sz="4" w:space="0" w:color="BFC7D1"/>
               <w:left w:val="single" w:sz="4" w:space="0" w:color="BFC7D1"/>
@@ -11685,7 +13751,7 @@
                 <w:szCs w:val="24"/>
                 <w:lang w:val="en-US" w:eastAsia="ja-JP" w:bidi="ar-SA"/>
               </w:rPr>
-              <w:t>[Included (Enterprise) / optional / none]</w:t>
+              <w:t>[number and purpose, or none]</w:t>
             </w:r>
           </w:p>
         </w:tc>
@@ -11694,7 +13760,7 @@
         <w:trPr/>
         <w:tc>
           <w:tcPr>
-            <w:tcW w:w="4311" w:type="dxa"/>
+            <w:tcW w:w="4507" w:type="dxa"/>
             <w:tcBorders>
               <w:top w:val="single" w:sz="4" w:space="0" w:color="BFC7D1"/>
               <w:left w:val="single" w:sz="4" w:space="0" w:color="BFC7D1"/>
@@ -11725,13 +13791,13 @@
                 <w:szCs w:val="24"/>
                 <w:lang w:val="en-US" w:eastAsia="ja-JP" w:bidi="ar-SA"/>
               </w:rPr>
-              <w:t>Monthly hosting fee (excluding VAT)</w:t>
-            </w:r>
-          </w:p>
-        </w:tc>
-        <w:tc>
-          <w:tcPr>
-            <w:tcW w:w="4702" w:type="dxa"/>
+              <w:t>Pre-Prod</w:t>
+            </w:r>
+          </w:p>
+        </w:tc>
+        <w:tc>
+          <w:tcPr>
+            <w:tcW w:w="4506" w:type="dxa"/>
             <w:tcBorders>
               <w:top w:val="single" w:sz="4" w:space="0" w:color="BFC7D1"/>
               <w:left w:val="single" w:sz="4" w:space="0" w:color="BFC7D1"/>
@@ -11762,7 +13828,7 @@
                 <w:szCs w:val="24"/>
                 <w:lang w:val="en-US" w:eastAsia="ja-JP" w:bidi="ar-SA"/>
               </w:rPr>
-              <w:t>PHP [amount]</w:t>
+              <w:t>[Temporary; months planned around go-live: number; per major release: number]</w:t>
             </w:r>
           </w:p>
         </w:tc>
@@ -11771,7 +13837,7 @@
         <w:trPr/>
         <w:tc>
           <w:tcPr>
-            <w:tcW w:w="4311" w:type="dxa"/>
+            <w:tcW w:w="4507" w:type="dxa"/>
             <w:tcBorders>
               <w:top w:val="single" w:sz="4" w:space="0" w:color="BFC7D1"/>
               <w:left w:val="single" w:sz="4" w:space="0" w:color="BFC7D1"/>
@@ -11802,13 +13868,13 @@
                 <w:szCs w:val="24"/>
                 <w:lang w:val="en-US" w:eastAsia="ja-JP" w:bidi="ar-SA"/>
               </w:rPr>
-              <w:t>Discount, if any ([lever])</w:t>
-            </w:r>
-          </w:p>
-        </w:tc>
-        <w:tc>
-          <w:tcPr>
-            <w:tcW w:w="4702" w:type="dxa"/>
+              <w:t>DR</w:t>
+            </w:r>
+          </w:p>
+        </w:tc>
+        <w:tc>
+          <w:tcPr>
+            <w:tcW w:w="4506" w:type="dxa"/>
             <w:tcBorders>
               <w:top w:val="single" w:sz="4" w:space="0" w:color="BFC7D1"/>
               <w:left w:val="single" w:sz="4" w:space="0" w:color="BFC7D1"/>
@@ -11839,7 +13905,7 @@
                 <w:szCs w:val="24"/>
                 <w:lang w:val="en-US" w:eastAsia="ja-JP" w:bidi="ar-SA"/>
               </w:rPr>
-              <w:t>PHP [amount]</w:t>
+              <w:t>[Included (Enterprise) / optional / none]</w:t>
             </w:r>
           </w:p>
         </w:tc>
@@ -11848,7 +13914,7 @@
         <w:trPr/>
         <w:tc>
           <w:tcPr>
-            <w:tcW w:w="4311" w:type="dxa"/>
+            <w:tcW w:w="4507" w:type="dxa"/>
             <w:tcBorders>
               <w:top w:val="single" w:sz="4" w:space="0" w:color="BFC7D1"/>
               <w:left w:val="single" w:sz="4" w:space="0" w:color="BFC7D1"/>
@@ -11879,13 +13945,13 @@
                 <w:szCs w:val="24"/>
                 <w:lang w:val="en-US" w:eastAsia="ja-JP" w:bidi="ar-SA"/>
               </w:rPr>
-              <w:t>Exchange rate basis</w:t>
-            </w:r>
-          </w:p>
-        </w:tc>
-        <w:tc>
-          <w:tcPr>
-            <w:tcW w:w="4702" w:type="dxa"/>
+              <w:t>Monthly hosting fee, standing environment set (excluding VAT)</w:t>
+            </w:r>
+          </w:p>
+        </w:tc>
+        <w:tc>
+          <w:tcPr>
+            <w:tcW w:w="4506" w:type="dxa"/>
             <w:tcBorders>
               <w:top w:val="single" w:sz="4" w:space="0" w:color="BFC7D1"/>
               <w:left w:val="single" w:sz="4" w:space="0" w:color="BFC7D1"/>
@@ -11916,7 +13982,7 @@
                 <w:szCs w:val="24"/>
                 <w:lang w:val="en-US" w:eastAsia="ja-JP" w:bidi="ar-SA"/>
               </w:rPr>
-              <w:t>PHP [62.75] per USD on [25 September 2026]</w:t>
+              <w:t>PHP [amount]</w:t>
             </w:r>
           </w:p>
         </w:tc>
@@ -11925,7 +13991,7 @@
         <w:trPr/>
         <w:tc>
           <w:tcPr>
-            <w:tcW w:w="4311" w:type="dxa"/>
+            <w:tcW w:w="4507" w:type="dxa"/>
             <w:tcBorders>
               <w:top w:val="single" w:sz="4" w:space="0" w:color="BFC7D1"/>
               <w:left w:val="single" w:sz="4" w:space="0" w:color="BFC7D1"/>
@@ -11956,13 +14022,13 @@
                 <w:szCs w:val="24"/>
                 <w:lang w:val="en-US" w:eastAsia="ja-JP" w:bidi="ar-SA"/>
               </w:rPr>
-              <w:t>Hosting term</w:t>
-            </w:r>
-          </w:p>
-        </w:tc>
-        <w:tc>
-          <w:tcPr>
-            <w:tcW w:w="4702" w:type="dxa"/>
+              <w:t>Pre-Prod fee per month of use (excluding VAT)</w:t>
+            </w:r>
+          </w:p>
+        </w:tc>
+        <w:tc>
+          <w:tcPr>
+            <w:tcW w:w="4506" w:type="dxa"/>
             <w:tcBorders>
               <w:top w:val="single" w:sz="4" w:space="0" w:color="BFC7D1"/>
               <w:left w:val="single" w:sz="4" w:space="0" w:color="BFC7D1"/>
@@ -11993,7 +14059,7 @@
                 <w:szCs w:val="24"/>
                 <w:lang w:val="en-US" w:eastAsia="ja-JP" w:bidi="ar-SA"/>
               </w:rPr>
-              <w:t>[12 / 36 / 60] months from handover</w:t>
+              <w:t>PHP [amount]</w:t>
             </w:r>
           </w:p>
         </w:tc>
@@ -12002,7 +14068,7 @@
         <w:trPr/>
         <w:tc>
           <w:tcPr>
-            <w:tcW w:w="4311" w:type="dxa"/>
+            <w:tcW w:w="4507" w:type="dxa"/>
             <w:tcBorders>
               <w:top w:val="single" w:sz="4" w:space="0" w:color="BFC7D1"/>
               <w:left w:val="single" w:sz="4" w:space="0" w:color="BFC7D1"/>
@@ -12033,13 +14099,13 @@
                 <w:szCs w:val="24"/>
                 <w:lang w:val="en-US" w:eastAsia="ja-JP" w:bidi="ar-SA"/>
               </w:rPr>
-              <w:t>Data location approved by the Client</w:t>
-            </w:r>
-          </w:p>
-        </w:tc>
-        <w:tc>
-          <w:tcPr>
-            <w:tcW w:w="4702" w:type="dxa"/>
+              <w:t>Discount, if any ([lever])</w:t>
+            </w:r>
+          </w:p>
+        </w:tc>
+        <w:tc>
+          <w:tcPr>
+            <w:tcW w:w="4506" w:type="dxa"/>
             <w:tcBorders>
               <w:top w:val="single" w:sz="4" w:space="0" w:color="BFC7D1"/>
               <w:left w:val="single" w:sz="4" w:space="0" w:color="BFC7D1"/>
@@ -12070,7 +14136,7 @@
                 <w:szCs w:val="24"/>
                 <w:lang w:val="en-US" w:eastAsia="ja-JP" w:bidi="ar-SA"/>
               </w:rPr>
-              <w:t>[Singapore / Philippines]</w:t>
+              <w:t>PHP [amount]</w:t>
             </w:r>
           </w:p>
         </w:tc>
@@ -12079,7 +14145,7 @@
         <w:trPr/>
         <w:tc>
           <w:tcPr>
-            <w:tcW w:w="4311" w:type="dxa"/>
+            <w:tcW w:w="4507" w:type="dxa"/>
             <w:tcBorders>
               <w:top w:val="single" w:sz="4" w:space="0" w:color="BFC7D1"/>
               <w:left w:val="single" w:sz="4" w:space="0" w:color="BFC7D1"/>
@@ -12110,13 +14176,13 @@
                 <w:szCs w:val="24"/>
                 <w:lang w:val="en-US" w:eastAsia="ja-JP" w:bidi="ar-SA"/>
               </w:rPr>
-              <w:t>Client's privacy impact assessment reference</w:t>
-            </w:r>
-          </w:p>
-        </w:tc>
-        <w:tc>
-          <w:tcPr>
-            <w:tcW w:w="4702" w:type="dxa"/>
+              <w:t>Exchange rate basis</w:t>
+            </w:r>
+          </w:p>
+        </w:tc>
+        <w:tc>
+          <w:tcPr>
+            <w:tcW w:w="4506" w:type="dxa"/>
             <w:tcBorders>
               <w:top w:val="single" w:sz="4" w:space="0" w:color="BFC7D1"/>
               <w:left w:val="single" w:sz="4" w:space="0" w:color="BFC7D1"/>
@@ -12147,7 +14213,7 @@
                 <w:szCs w:val="24"/>
                 <w:lang w:val="en-US" w:eastAsia="ja-JP" w:bidi="ar-SA"/>
               </w:rPr>
-              <w:t>[reference]</w:t>
+              <w:t>PHP [62.75] per USD on [25 September 2026]</w:t>
             </w:r>
           </w:p>
         </w:tc>
@@ -12156,7 +14222,7 @@
         <w:trPr/>
         <w:tc>
           <w:tcPr>
-            <w:tcW w:w="4311" w:type="dxa"/>
+            <w:tcW w:w="4507" w:type="dxa"/>
             <w:tcBorders>
               <w:top w:val="single" w:sz="4" w:space="0" w:color="BFC7D1"/>
               <w:left w:val="single" w:sz="4" w:space="0" w:color="BFC7D1"/>
@@ -12187,13 +14253,244 @@
                 <w:szCs w:val="24"/>
                 <w:lang w:val="en-US" w:eastAsia="ja-JP" w:bidi="ar-SA"/>
               </w:rPr>
+              <w:t>Hosting term</w:t>
+            </w:r>
+          </w:p>
+        </w:tc>
+        <w:tc>
+          <w:tcPr>
+            <w:tcW w:w="4506" w:type="dxa"/>
+            <w:tcBorders>
+              <w:top w:val="single" w:sz="4" w:space="0" w:color="BFC7D1"/>
+              <w:left w:val="single" w:sz="4" w:space="0" w:color="BFC7D1"/>
+              <w:bottom w:val="single" w:sz="4" w:space="0" w:color="BFC7D1"/>
+              <w:right w:val="single" w:sz="4" w:space="0" w:color="BFC7D1"/>
+            </w:tcBorders>
+          </w:tcPr>
+          <w:p>
+            <w:pPr>
+              <w:pStyle w:val="Normal"/>
+              <w:widowControl/>
+              <w:spacing w:lineRule="auto" w:line="240" w:before="0" w:after="20"/>
+              <w:jc w:val="left"/>
+              <w:rPr>
+                <w:rFonts w:ascii="Aptos" w:hAnsi="Aptos" w:eastAsia="ＭＳ 明朝" w:cs="Arial"/>
+                <w:kern w:val="0"/>
+                <w:sz w:val="24"/>
+                <w:szCs w:val="24"/>
+                <w:lang w:val="en-US" w:eastAsia="ja-JP" w:bidi="ar-SA"/>
+              </w:rPr>
+            </w:pPr>
+            <w:r>
+              <w:rPr>
+                <w:rFonts w:eastAsia="Segoe UI" w:cs="Segoe UI" w:ascii="Segoe UI" w:hAnsi="Segoe UI"/>
+                <w:color w:val="101820"/>
+                <w:kern w:val="0"/>
+                <w:sz w:val="18"/>
+                <w:szCs w:val="24"/>
+                <w:lang w:val="en-US" w:eastAsia="ja-JP" w:bidi="ar-SA"/>
+              </w:rPr>
+              <w:t>[12 / 36 / 60] months from handover</w:t>
+            </w:r>
+          </w:p>
+        </w:tc>
+      </w:tr>
+      <w:tr>
+        <w:trPr/>
+        <w:tc>
+          <w:tcPr>
+            <w:tcW w:w="4507" w:type="dxa"/>
+            <w:tcBorders>
+              <w:top w:val="single" w:sz="4" w:space="0" w:color="BFC7D1"/>
+              <w:left w:val="single" w:sz="4" w:space="0" w:color="BFC7D1"/>
+              <w:bottom w:val="single" w:sz="4" w:space="0" w:color="BFC7D1"/>
+              <w:right w:val="single" w:sz="4" w:space="0" w:color="BFC7D1"/>
+            </w:tcBorders>
+          </w:tcPr>
+          <w:p>
+            <w:pPr>
+              <w:pStyle w:val="Normal"/>
+              <w:widowControl/>
+              <w:spacing w:lineRule="auto" w:line="240" w:before="0" w:after="20"/>
+              <w:jc w:val="left"/>
+              <w:rPr>
+                <w:rFonts w:ascii="Aptos" w:hAnsi="Aptos" w:eastAsia="ＭＳ 明朝" w:cs="Arial"/>
+                <w:kern w:val="0"/>
+                <w:sz w:val="24"/>
+                <w:szCs w:val="24"/>
+                <w:lang w:val="en-US" w:eastAsia="ja-JP" w:bidi="ar-SA"/>
+              </w:rPr>
+            </w:pPr>
+            <w:r>
+              <w:rPr>
+                <w:rFonts w:eastAsia="Segoe UI" w:cs="Segoe UI" w:ascii="Segoe UI" w:hAnsi="Segoe UI"/>
+                <w:color w:val="101820"/>
+                <w:kern w:val="0"/>
+                <w:sz w:val="18"/>
+                <w:szCs w:val="24"/>
+                <w:lang w:val="en-US" w:eastAsia="ja-JP" w:bidi="ar-SA"/>
+              </w:rPr>
+              <w:t>Data location approved by the Client</w:t>
+            </w:r>
+          </w:p>
+        </w:tc>
+        <w:tc>
+          <w:tcPr>
+            <w:tcW w:w="4506" w:type="dxa"/>
+            <w:tcBorders>
+              <w:top w:val="single" w:sz="4" w:space="0" w:color="BFC7D1"/>
+              <w:left w:val="single" w:sz="4" w:space="0" w:color="BFC7D1"/>
+              <w:bottom w:val="single" w:sz="4" w:space="0" w:color="BFC7D1"/>
+              <w:right w:val="single" w:sz="4" w:space="0" w:color="BFC7D1"/>
+            </w:tcBorders>
+          </w:tcPr>
+          <w:p>
+            <w:pPr>
+              <w:pStyle w:val="Normal"/>
+              <w:widowControl/>
+              <w:spacing w:lineRule="auto" w:line="240" w:before="0" w:after="20"/>
+              <w:jc w:val="left"/>
+              <w:rPr>
+                <w:rFonts w:ascii="Aptos" w:hAnsi="Aptos" w:eastAsia="ＭＳ 明朝" w:cs="Arial"/>
+                <w:kern w:val="0"/>
+                <w:sz w:val="24"/>
+                <w:szCs w:val="24"/>
+                <w:lang w:val="en-US" w:eastAsia="ja-JP" w:bidi="ar-SA"/>
+              </w:rPr>
+            </w:pPr>
+            <w:r>
+              <w:rPr>
+                <w:rFonts w:eastAsia="Segoe UI" w:cs="Segoe UI" w:ascii="Segoe UI" w:hAnsi="Segoe UI"/>
+                <w:color w:val="101820"/>
+                <w:kern w:val="0"/>
+                <w:sz w:val="18"/>
+                <w:szCs w:val="24"/>
+                <w:lang w:val="en-US" w:eastAsia="ja-JP" w:bidi="ar-SA"/>
+              </w:rPr>
+              <w:t>[Singapore / Philippines]</w:t>
+            </w:r>
+          </w:p>
+        </w:tc>
+      </w:tr>
+      <w:tr>
+        <w:trPr/>
+        <w:tc>
+          <w:tcPr>
+            <w:tcW w:w="4507" w:type="dxa"/>
+            <w:tcBorders>
+              <w:top w:val="single" w:sz="4" w:space="0" w:color="BFC7D1"/>
+              <w:left w:val="single" w:sz="4" w:space="0" w:color="BFC7D1"/>
+              <w:bottom w:val="single" w:sz="4" w:space="0" w:color="BFC7D1"/>
+              <w:right w:val="single" w:sz="4" w:space="0" w:color="BFC7D1"/>
+            </w:tcBorders>
+          </w:tcPr>
+          <w:p>
+            <w:pPr>
+              <w:pStyle w:val="Normal"/>
+              <w:widowControl/>
+              <w:spacing w:lineRule="auto" w:line="240" w:before="0" w:after="20"/>
+              <w:jc w:val="left"/>
+              <w:rPr>
+                <w:rFonts w:ascii="Aptos" w:hAnsi="Aptos" w:eastAsia="ＭＳ 明朝" w:cs="Arial"/>
+                <w:kern w:val="0"/>
+                <w:sz w:val="24"/>
+                <w:szCs w:val="24"/>
+                <w:lang w:val="en-US" w:eastAsia="ja-JP" w:bidi="ar-SA"/>
+              </w:rPr>
+            </w:pPr>
+            <w:r>
+              <w:rPr>
+                <w:rFonts w:eastAsia="Segoe UI" w:cs="Segoe UI" w:ascii="Segoe UI" w:hAnsi="Segoe UI"/>
+                <w:color w:val="101820"/>
+                <w:kern w:val="0"/>
+                <w:sz w:val="18"/>
+                <w:szCs w:val="24"/>
+                <w:lang w:val="en-US" w:eastAsia="ja-JP" w:bidi="ar-SA"/>
+              </w:rPr>
+              <w:t>Client's privacy impact assessment reference</w:t>
+            </w:r>
+          </w:p>
+        </w:tc>
+        <w:tc>
+          <w:tcPr>
+            <w:tcW w:w="4506" w:type="dxa"/>
+            <w:tcBorders>
+              <w:top w:val="single" w:sz="4" w:space="0" w:color="BFC7D1"/>
+              <w:left w:val="single" w:sz="4" w:space="0" w:color="BFC7D1"/>
+              <w:bottom w:val="single" w:sz="4" w:space="0" w:color="BFC7D1"/>
+              <w:right w:val="single" w:sz="4" w:space="0" w:color="BFC7D1"/>
+            </w:tcBorders>
+          </w:tcPr>
+          <w:p>
+            <w:pPr>
+              <w:pStyle w:val="Normal"/>
+              <w:widowControl/>
+              <w:spacing w:lineRule="auto" w:line="240" w:before="0" w:after="20"/>
+              <w:jc w:val="left"/>
+              <w:rPr>
+                <w:rFonts w:ascii="Aptos" w:hAnsi="Aptos" w:eastAsia="ＭＳ 明朝" w:cs="Arial"/>
+                <w:kern w:val="0"/>
+                <w:sz w:val="24"/>
+                <w:szCs w:val="24"/>
+                <w:lang w:val="en-US" w:eastAsia="ja-JP" w:bidi="ar-SA"/>
+              </w:rPr>
+            </w:pPr>
+            <w:r>
+              <w:rPr>
+                <w:rFonts w:eastAsia="Segoe UI" w:cs="Segoe UI" w:ascii="Segoe UI" w:hAnsi="Segoe UI"/>
+                <w:color w:val="101820"/>
+                <w:kern w:val="0"/>
+                <w:sz w:val="18"/>
+                <w:szCs w:val="24"/>
+                <w:lang w:val="en-US" w:eastAsia="ja-JP" w:bidi="ar-SA"/>
+              </w:rPr>
+              <w:t>[reference]</w:t>
+            </w:r>
+          </w:p>
+        </w:tc>
+      </w:tr>
+      <w:tr>
+        <w:trPr/>
+        <w:tc>
+          <w:tcPr>
+            <w:tcW w:w="4507" w:type="dxa"/>
+            <w:tcBorders>
+              <w:top w:val="single" w:sz="4" w:space="0" w:color="BFC7D1"/>
+              <w:left w:val="single" w:sz="4" w:space="0" w:color="BFC7D1"/>
+              <w:bottom w:val="single" w:sz="4" w:space="0" w:color="BFC7D1"/>
+              <w:right w:val="single" w:sz="4" w:space="0" w:color="BFC7D1"/>
+            </w:tcBorders>
+          </w:tcPr>
+          <w:p>
+            <w:pPr>
+              <w:pStyle w:val="Normal"/>
+              <w:widowControl/>
+              <w:spacing w:lineRule="auto" w:line="240" w:before="0" w:after="20"/>
+              <w:jc w:val="left"/>
+              <w:rPr>
+                <w:rFonts w:ascii="Aptos" w:hAnsi="Aptos" w:eastAsia="ＭＳ 明朝" w:cs="Arial"/>
+                <w:kern w:val="0"/>
+                <w:sz w:val="24"/>
+                <w:szCs w:val="24"/>
+                <w:lang w:val="en-US" w:eastAsia="ja-JP" w:bidi="ar-SA"/>
+              </w:rPr>
+            </w:pPr>
+            <w:r>
+              <w:rPr>
+                <w:rFonts w:eastAsia="Segoe UI" w:cs="Segoe UI" w:ascii="Segoe UI" w:hAnsi="Segoe UI"/>
+                <w:color w:val="101820"/>
+                <w:kern w:val="0"/>
+                <w:sz w:val="18"/>
+                <w:szCs w:val="24"/>
+                <w:lang w:val="en-US" w:eastAsia="ja-JP" w:bidi="ar-SA"/>
+              </w:rPr>
               <w:t>Recovery objectives accepted</w:t>
             </w:r>
           </w:p>
         </w:tc>
         <w:tc>
           <w:tcPr>
-            <w:tcW w:w="4702" w:type="dxa"/>
+            <w:tcW w:w="4506" w:type="dxa"/>
             <w:tcBorders>
               <w:top w:val="single" w:sz="4" w:space="0" w:color="BFC7D1"/>
               <w:left w:val="single" w:sz="4" w:space="0" w:color="BFC7D1"/>
@@ -12230,6 +14527,3032 @@
         </w:tc>
       </w:tr>
     </w:tbl>
+    <w:p>
+      <w:pPr>
+        <w:pStyle w:val="Heading1"/>
+        <w:rPr/>
+      </w:pPr>
+      <w:r>
+        <w:br w:type="page"/>
+      </w:r>
+      <w:bookmarkStart w:id="32" w:name="__RefHeading___Toc22676_3066934455"/>
+      <w:bookmarkEnd w:id="32"/>
+      <w:r>
+        <w:rPr>
+          <w:rFonts w:eastAsia="Segoe UI" w:cs="Segoe UI" w:ascii="Segoe UI" w:hAnsi="Segoe UI"/>
+          <w:b/>
+          <w:color w:val="0F4761"/>
+          <w:sz w:val="32"/>
+        </w:rPr>
+        <w:t>16.  Annex A: fee per environment</w:t>
+      </w:r>
+    </w:p>
+    <w:p>
+      <w:pPr>
+        <w:pStyle w:val="Normal"/>
+        <w:spacing w:lineRule="auto" w:line="276" w:before="0" w:after="120"/>
+        <w:rPr/>
+      </w:pPr>
+      <w:r>
+        <w:rPr>
+          <w:rFonts w:eastAsia="Segoe UI" w:cs="Segoe UI" w:ascii="Segoe UI" w:hAnsi="Segoe UI"/>
+          <w:color w:val="101820"/>
+          <w:sz w:val="21"/>
+        </w:rPr>
+        <w:t>List prices of the price book dated 03 October 2026, PHP a month, excluding VAT. "Not used" means the environment is not part of the set of that size.</w:t>
+      </w:r>
+    </w:p>
+    <w:tbl>
+      <w:tblPr>
+        <w:tblStyle w:val="TableGrid"/>
+        <w:tblW w:w="9013" w:type="dxa"/>
+        <w:jc w:val="left"/>
+        <w:tblInd w:w="0" w:type="dxa"/>
+        <w:tblLayout w:type="fixed"/>
+        <w:tblCellMar>
+          <w:top w:w="0" w:type="dxa"/>
+          <w:left w:w="108" w:type="dxa"/>
+          <w:bottom w:w="0" w:type="dxa"/>
+          <w:right w:w="108" w:type="dxa"/>
+        </w:tblCellMar>
+        <w:tblLook w:val="04a0" w:noHBand="0" w:noVBand="1" w:firstColumn="1" w:lastRow="0" w:lastColumn="0" w:firstRow="1"/>
+      </w:tblPr>
+      <w:tblGrid>
+        <w:gridCol w:w="2219"/>
+        <w:gridCol w:w="1037"/>
+        <w:gridCol w:w="1036"/>
+        <w:gridCol w:w="1038"/>
+        <w:gridCol w:w="1361"/>
+        <w:gridCol w:w="2321"/>
+      </w:tblGrid>
+      <w:tr>
+        <w:trPr>
+          <w:tblHeader w:val="true"/>
+        </w:trPr>
+        <w:tc>
+          <w:tcPr>
+            <w:tcW w:w="2219" w:type="dxa"/>
+            <w:tcBorders>
+              <w:top w:val="single" w:sz="4" w:space="0" w:color="BFC7D1"/>
+              <w:left w:val="single" w:sz="4" w:space="0" w:color="BFC7D1"/>
+              <w:bottom w:val="single" w:sz="4" w:space="0" w:color="BFC7D1"/>
+              <w:right w:val="single" w:sz="4" w:space="0" w:color="BFC7D1"/>
+            </w:tcBorders>
+            <w:shd w:color="auto" w:fill="DCE9F7" w:val="clear"/>
+          </w:tcPr>
+          <w:p>
+            <w:pPr>
+              <w:pStyle w:val="Normal"/>
+              <w:widowControl/>
+              <w:spacing w:lineRule="auto" w:line="240" w:before="0" w:after="20"/>
+              <w:jc w:val="left"/>
+              <w:rPr>
+                <w:rFonts w:ascii="Aptos" w:hAnsi="Aptos" w:eastAsia="ＭＳ 明朝" w:cs="Arial"/>
+                <w:kern w:val="0"/>
+                <w:sz w:val="24"/>
+                <w:szCs w:val="24"/>
+                <w:lang w:val="en-US" w:eastAsia="ja-JP" w:bidi="ar-SA"/>
+              </w:rPr>
+            </w:pPr>
+            <w:r>
+              <w:rPr>
+                <w:rFonts w:eastAsia="Segoe UI" w:cs="Segoe UI" w:ascii="Segoe UI" w:hAnsi="Segoe UI"/>
+                <w:b/>
+                <w:color w:val="0F4761"/>
+                <w:kern w:val="0"/>
+                <w:sz w:val="16"/>
+                <w:szCs w:val="24"/>
+                <w:lang w:val="en-US" w:eastAsia="ja-JP" w:bidi="ar-SA"/>
+              </w:rPr>
+              <w:t>Provider and size</w:t>
+            </w:r>
+          </w:p>
+        </w:tc>
+        <w:tc>
+          <w:tcPr>
+            <w:tcW w:w="1037" w:type="dxa"/>
+            <w:tcBorders>
+              <w:top w:val="single" w:sz="4" w:space="0" w:color="BFC7D1"/>
+              <w:left w:val="single" w:sz="4" w:space="0" w:color="BFC7D1"/>
+              <w:bottom w:val="single" w:sz="4" w:space="0" w:color="BFC7D1"/>
+              <w:right w:val="single" w:sz="4" w:space="0" w:color="BFC7D1"/>
+            </w:tcBorders>
+            <w:shd w:color="auto" w:fill="DCE9F7" w:val="clear"/>
+          </w:tcPr>
+          <w:p>
+            <w:pPr>
+              <w:pStyle w:val="Normal"/>
+              <w:widowControl/>
+              <w:spacing w:lineRule="auto" w:line="240" w:before="0" w:after="20"/>
+              <w:jc w:val="left"/>
+              <w:rPr>
+                <w:rFonts w:ascii="Aptos" w:hAnsi="Aptos" w:eastAsia="ＭＳ 明朝" w:cs="Arial"/>
+                <w:kern w:val="0"/>
+                <w:sz w:val="24"/>
+                <w:szCs w:val="24"/>
+                <w:lang w:val="en-US" w:eastAsia="ja-JP" w:bidi="ar-SA"/>
+              </w:rPr>
+            </w:pPr>
+            <w:r>
+              <w:rPr>
+                <w:rFonts w:eastAsia="Segoe UI" w:cs="Segoe UI" w:ascii="Segoe UI" w:hAnsi="Segoe UI"/>
+                <w:b/>
+                <w:color w:val="0F4761"/>
+                <w:kern w:val="0"/>
+                <w:sz w:val="16"/>
+                <w:szCs w:val="24"/>
+                <w:lang w:val="en-US" w:eastAsia="ja-JP" w:bidi="ar-SA"/>
+              </w:rPr>
+              <w:t>Dev</w:t>
+            </w:r>
+          </w:p>
+        </w:tc>
+        <w:tc>
+          <w:tcPr>
+            <w:tcW w:w="1036" w:type="dxa"/>
+            <w:tcBorders>
+              <w:top w:val="single" w:sz="4" w:space="0" w:color="BFC7D1"/>
+              <w:left w:val="single" w:sz="4" w:space="0" w:color="BFC7D1"/>
+              <w:bottom w:val="single" w:sz="4" w:space="0" w:color="BFC7D1"/>
+              <w:right w:val="single" w:sz="4" w:space="0" w:color="BFC7D1"/>
+            </w:tcBorders>
+            <w:shd w:color="auto" w:fill="DCE9F7" w:val="clear"/>
+          </w:tcPr>
+          <w:p>
+            <w:pPr>
+              <w:pStyle w:val="Normal"/>
+              <w:widowControl/>
+              <w:spacing w:lineRule="auto" w:line="240" w:before="0" w:after="20"/>
+              <w:jc w:val="left"/>
+              <w:rPr>
+                <w:rFonts w:ascii="Aptos" w:hAnsi="Aptos" w:eastAsia="ＭＳ 明朝" w:cs="Arial"/>
+                <w:kern w:val="0"/>
+                <w:sz w:val="24"/>
+                <w:szCs w:val="24"/>
+                <w:lang w:val="en-US" w:eastAsia="ja-JP" w:bidi="ar-SA"/>
+              </w:rPr>
+            </w:pPr>
+            <w:r>
+              <w:rPr>
+                <w:rFonts w:eastAsia="Segoe UI" w:cs="Segoe UI" w:ascii="Segoe UI" w:hAnsi="Segoe UI"/>
+                <w:b/>
+                <w:color w:val="0F4761"/>
+                <w:kern w:val="0"/>
+                <w:sz w:val="16"/>
+                <w:szCs w:val="24"/>
+                <w:lang w:val="en-US" w:eastAsia="ja-JP" w:bidi="ar-SA"/>
+              </w:rPr>
+              <w:t>SIT</w:t>
+            </w:r>
+          </w:p>
+        </w:tc>
+        <w:tc>
+          <w:tcPr>
+            <w:tcW w:w="1038" w:type="dxa"/>
+            <w:tcBorders>
+              <w:top w:val="single" w:sz="4" w:space="0" w:color="BFC7D1"/>
+              <w:left w:val="single" w:sz="4" w:space="0" w:color="BFC7D1"/>
+              <w:bottom w:val="single" w:sz="4" w:space="0" w:color="BFC7D1"/>
+              <w:right w:val="single" w:sz="4" w:space="0" w:color="BFC7D1"/>
+            </w:tcBorders>
+            <w:shd w:color="auto" w:fill="DCE9F7" w:val="clear"/>
+          </w:tcPr>
+          <w:p>
+            <w:pPr>
+              <w:pStyle w:val="Normal"/>
+              <w:widowControl/>
+              <w:spacing w:lineRule="auto" w:line="240" w:before="0" w:after="20"/>
+              <w:jc w:val="left"/>
+              <w:rPr>
+                <w:rFonts w:ascii="Aptos" w:hAnsi="Aptos" w:eastAsia="ＭＳ 明朝" w:cs="Arial"/>
+                <w:kern w:val="0"/>
+                <w:sz w:val="24"/>
+                <w:szCs w:val="24"/>
+                <w:lang w:val="en-US" w:eastAsia="ja-JP" w:bidi="ar-SA"/>
+              </w:rPr>
+            </w:pPr>
+            <w:r>
+              <w:rPr>
+                <w:rFonts w:eastAsia="Segoe UI" w:cs="Segoe UI" w:ascii="Segoe UI" w:hAnsi="Segoe UI"/>
+                <w:b/>
+                <w:color w:val="0F4761"/>
+                <w:kern w:val="0"/>
+                <w:sz w:val="16"/>
+                <w:szCs w:val="24"/>
+                <w:lang w:val="en-US" w:eastAsia="ja-JP" w:bidi="ar-SA"/>
+              </w:rPr>
+              <w:t>UAT</w:t>
+            </w:r>
+          </w:p>
+        </w:tc>
+        <w:tc>
+          <w:tcPr>
+            <w:tcW w:w="1361" w:type="dxa"/>
+            <w:tcBorders>
+              <w:top w:val="single" w:sz="4" w:space="0" w:color="BFC7D1"/>
+              <w:left w:val="single" w:sz="4" w:space="0" w:color="BFC7D1"/>
+              <w:bottom w:val="single" w:sz="4" w:space="0" w:color="BFC7D1"/>
+              <w:right w:val="single" w:sz="4" w:space="0" w:color="BFC7D1"/>
+            </w:tcBorders>
+            <w:shd w:color="auto" w:fill="DCE9F7" w:val="clear"/>
+          </w:tcPr>
+          <w:p>
+            <w:pPr>
+              <w:pStyle w:val="Normal"/>
+              <w:widowControl/>
+              <w:spacing w:lineRule="auto" w:line="240" w:before="0" w:after="20"/>
+              <w:jc w:val="left"/>
+              <w:rPr>
+                <w:rFonts w:ascii="Aptos" w:hAnsi="Aptos" w:eastAsia="ＭＳ 明朝" w:cs="Arial"/>
+                <w:kern w:val="0"/>
+                <w:sz w:val="24"/>
+                <w:szCs w:val="24"/>
+                <w:lang w:val="en-US" w:eastAsia="ja-JP" w:bidi="ar-SA"/>
+              </w:rPr>
+            </w:pPr>
+            <w:r>
+              <w:rPr>
+                <w:rFonts w:eastAsia="Segoe UI" w:cs="Segoe UI" w:ascii="Segoe UI" w:hAnsi="Segoe UI"/>
+                <w:b/>
+                <w:color w:val="0F4761"/>
+                <w:kern w:val="0"/>
+                <w:sz w:val="16"/>
+                <w:szCs w:val="24"/>
+                <w:lang w:val="en-US" w:eastAsia="ja-JP" w:bidi="ar-SA"/>
+              </w:rPr>
+              <w:t>Production</w:t>
+            </w:r>
+          </w:p>
+        </w:tc>
+        <w:tc>
+          <w:tcPr>
+            <w:tcW w:w="2321" w:type="dxa"/>
+            <w:tcBorders>
+              <w:top w:val="single" w:sz="4" w:space="0" w:color="BFC7D1"/>
+              <w:left w:val="single" w:sz="4" w:space="0" w:color="BFC7D1"/>
+              <w:bottom w:val="single" w:sz="4" w:space="0" w:color="BFC7D1"/>
+              <w:right w:val="single" w:sz="4" w:space="0" w:color="BFC7D1"/>
+            </w:tcBorders>
+            <w:shd w:color="auto" w:fill="DCE9F7" w:val="clear"/>
+          </w:tcPr>
+          <w:p>
+            <w:pPr>
+              <w:pStyle w:val="Normal"/>
+              <w:widowControl/>
+              <w:spacing w:lineRule="auto" w:line="240" w:before="0" w:after="20"/>
+              <w:jc w:val="left"/>
+              <w:rPr>
+                <w:rFonts w:ascii="Aptos" w:hAnsi="Aptos" w:eastAsia="ＭＳ 明朝" w:cs="Arial"/>
+                <w:kern w:val="0"/>
+                <w:sz w:val="24"/>
+                <w:szCs w:val="24"/>
+                <w:lang w:val="en-US" w:eastAsia="ja-JP" w:bidi="ar-SA"/>
+              </w:rPr>
+            </w:pPr>
+            <w:r>
+              <w:rPr>
+                <w:rFonts w:eastAsia="Segoe UI" w:cs="Segoe UI" w:ascii="Segoe UI" w:hAnsi="Segoe UI"/>
+                <w:b/>
+                <w:color w:val="0F4761"/>
+                <w:kern w:val="0"/>
+                <w:sz w:val="16"/>
+                <w:szCs w:val="24"/>
+                <w:lang w:val="en-US" w:eastAsia="ja-JP" w:bidi="ar-SA"/>
+              </w:rPr>
+              <w:t>Pre-Prod, per month of use</w:t>
+            </w:r>
+          </w:p>
+        </w:tc>
+      </w:tr>
+      <w:tr>
+        <w:trPr/>
+        <w:tc>
+          <w:tcPr>
+            <w:tcW w:w="2219" w:type="dxa"/>
+            <w:tcBorders>
+              <w:top w:val="single" w:sz="4" w:space="0" w:color="BFC7D1"/>
+              <w:left w:val="single" w:sz="4" w:space="0" w:color="BFC7D1"/>
+              <w:bottom w:val="single" w:sz="4" w:space="0" w:color="BFC7D1"/>
+              <w:right w:val="single" w:sz="4" w:space="0" w:color="BFC7D1"/>
+            </w:tcBorders>
+          </w:tcPr>
+          <w:p>
+            <w:pPr>
+              <w:pStyle w:val="Normal"/>
+              <w:widowControl/>
+              <w:spacing w:lineRule="auto" w:line="240" w:before="0" w:after="20"/>
+              <w:jc w:val="left"/>
+              <w:rPr>
+                <w:rFonts w:ascii="Aptos" w:hAnsi="Aptos" w:eastAsia="ＭＳ 明朝" w:cs="Arial"/>
+                <w:kern w:val="0"/>
+                <w:sz w:val="24"/>
+                <w:szCs w:val="24"/>
+                <w:lang w:val="en-US" w:eastAsia="ja-JP" w:bidi="ar-SA"/>
+              </w:rPr>
+            </w:pPr>
+            <w:r>
+              <w:rPr>
+                <w:rFonts w:eastAsia="Segoe UI" w:cs="Segoe UI" w:ascii="Segoe UI" w:hAnsi="Segoe UI"/>
+                <w:color w:val="101820"/>
+                <w:kern w:val="0"/>
+                <w:sz w:val="16"/>
+                <w:szCs w:val="24"/>
+                <w:lang w:val="en-US" w:eastAsia="ja-JP" w:bidi="ar-SA"/>
+              </w:rPr>
+              <w:t>AWS, Small</w:t>
+            </w:r>
+          </w:p>
+        </w:tc>
+        <w:tc>
+          <w:tcPr>
+            <w:tcW w:w="1037" w:type="dxa"/>
+            <w:tcBorders>
+              <w:top w:val="single" w:sz="4" w:space="0" w:color="BFC7D1"/>
+              <w:left w:val="single" w:sz="4" w:space="0" w:color="BFC7D1"/>
+              <w:bottom w:val="single" w:sz="4" w:space="0" w:color="BFC7D1"/>
+              <w:right w:val="single" w:sz="4" w:space="0" w:color="BFC7D1"/>
+            </w:tcBorders>
+          </w:tcPr>
+          <w:p>
+            <w:pPr>
+              <w:pStyle w:val="Normal"/>
+              <w:widowControl/>
+              <w:spacing w:lineRule="auto" w:line="240" w:before="0" w:after="20"/>
+              <w:jc w:val="left"/>
+              <w:rPr>
+                <w:rFonts w:ascii="Aptos" w:hAnsi="Aptos" w:eastAsia="ＭＳ 明朝" w:cs="Arial"/>
+                <w:kern w:val="0"/>
+                <w:sz w:val="24"/>
+                <w:szCs w:val="24"/>
+                <w:lang w:val="en-US" w:eastAsia="ja-JP" w:bidi="ar-SA"/>
+              </w:rPr>
+            </w:pPr>
+            <w:r>
+              <w:rPr>
+                <w:rFonts w:eastAsia="Segoe UI" w:cs="Segoe UI" w:ascii="Segoe UI" w:hAnsi="Segoe UI"/>
+                <w:color w:val="101820"/>
+                <w:kern w:val="0"/>
+                <w:sz w:val="16"/>
+                <w:szCs w:val="24"/>
+                <w:lang w:val="en-US" w:eastAsia="ja-JP" w:bidi="ar-SA"/>
+              </w:rPr>
+              <w:t>11,000.00</w:t>
+            </w:r>
+          </w:p>
+        </w:tc>
+        <w:tc>
+          <w:tcPr>
+            <w:tcW w:w="1036" w:type="dxa"/>
+            <w:tcBorders>
+              <w:top w:val="single" w:sz="4" w:space="0" w:color="BFC7D1"/>
+              <w:left w:val="single" w:sz="4" w:space="0" w:color="BFC7D1"/>
+              <w:bottom w:val="single" w:sz="4" w:space="0" w:color="BFC7D1"/>
+              <w:right w:val="single" w:sz="4" w:space="0" w:color="BFC7D1"/>
+            </w:tcBorders>
+          </w:tcPr>
+          <w:p>
+            <w:pPr>
+              <w:pStyle w:val="Normal"/>
+              <w:widowControl/>
+              <w:spacing w:lineRule="auto" w:line="240" w:before="0" w:after="20"/>
+              <w:jc w:val="left"/>
+              <w:rPr>
+                <w:rFonts w:ascii="Aptos" w:hAnsi="Aptos" w:eastAsia="ＭＳ 明朝" w:cs="Arial"/>
+                <w:kern w:val="0"/>
+                <w:sz w:val="24"/>
+                <w:szCs w:val="24"/>
+                <w:lang w:val="en-US" w:eastAsia="ja-JP" w:bidi="ar-SA"/>
+              </w:rPr>
+            </w:pPr>
+            <w:r>
+              <w:rPr>
+                <w:rFonts w:eastAsia="Segoe UI" w:cs="Segoe UI" w:ascii="Segoe UI" w:hAnsi="Segoe UI"/>
+                <w:color w:val="101820"/>
+                <w:kern w:val="0"/>
+                <w:sz w:val="16"/>
+                <w:szCs w:val="24"/>
+                <w:lang w:val="en-US" w:eastAsia="ja-JP" w:bidi="ar-SA"/>
+              </w:rPr>
+              <w:t>Not used</w:t>
+            </w:r>
+          </w:p>
+        </w:tc>
+        <w:tc>
+          <w:tcPr>
+            <w:tcW w:w="1038" w:type="dxa"/>
+            <w:tcBorders>
+              <w:top w:val="single" w:sz="4" w:space="0" w:color="BFC7D1"/>
+              <w:left w:val="single" w:sz="4" w:space="0" w:color="BFC7D1"/>
+              <w:bottom w:val="single" w:sz="4" w:space="0" w:color="BFC7D1"/>
+              <w:right w:val="single" w:sz="4" w:space="0" w:color="BFC7D1"/>
+            </w:tcBorders>
+          </w:tcPr>
+          <w:p>
+            <w:pPr>
+              <w:pStyle w:val="Normal"/>
+              <w:widowControl/>
+              <w:spacing w:lineRule="auto" w:line="240" w:before="0" w:after="20"/>
+              <w:jc w:val="left"/>
+              <w:rPr>
+                <w:rFonts w:ascii="Aptos" w:hAnsi="Aptos" w:eastAsia="ＭＳ 明朝" w:cs="Arial"/>
+                <w:kern w:val="0"/>
+                <w:sz w:val="24"/>
+                <w:szCs w:val="24"/>
+                <w:lang w:val="en-US" w:eastAsia="ja-JP" w:bidi="ar-SA"/>
+              </w:rPr>
+            </w:pPr>
+            <w:r>
+              <w:rPr>
+                <w:rFonts w:eastAsia="Segoe UI" w:cs="Segoe UI" w:ascii="Segoe UI" w:hAnsi="Segoe UI"/>
+                <w:color w:val="101820"/>
+                <w:kern w:val="0"/>
+                <w:sz w:val="16"/>
+                <w:szCs w:val="24"/>
+                <w:lang w:val="en-US" w:eastAsia="ja-JP" w:bidi="ar-SA"/>
+              </w:rPr>
+              <w:t>11,000.00</w:t>
+            </w:r>
+          </w:p>
+        </w:tc>
+        <w:tc>
+          <w:tcPr>
+            <w:tcW w:w="1361" w:type="dxa"/>
+            <w:tcBorders>
+              <w:top w:val="single" w:sz="4" w:space="0" w:color="BFC7D1"/>
+              <w:left w:val="single" w:sz="4" w:space="0" w:color="BFC7D1"/>
+              <w:bottom w:val="single" w:sz="4" w:space="0" w:color="BFC7D1"/>
+              <w:right w:val="single" w:sz="4" w:space="0" w:color="BFC7D1"/>
+            </w:tcBorders>
+          </w:tcPr>
+          <w:p>
+            <w:pPr>
+              <w:pStyle w:val="Normal"/>
+              <w:widowControl/>
+              <w:spacing w:lineRule="auto" w:line="240" w:before="0" w:after="20"/>
+              <w:jc w:val="left"/>
+              <w:rPr>
+                <w:rFonts w:ascii="Aptos" w:hAnsi="Aptos" w:eastAsia="ＭＳ 明朝" w:cs="Arial"/>
+                <w:kern w:val="0"/>
+                <w:sz w:val="24"/>
+                <w:szCs w:val="24"/>
+                <w:lang w:val="en-US" w:eastAsia="ja-JP" w:bidi="ar-SA"/>
+              </w:rPr>
+            </w:pPr>
+            <w:r>
+              <w:rPr>
+                <w:rFonts w:eastAsia="Segoe UI" w:cs="Segoe UI" w:ascii="Segoe UI" w:hAnsi="Segoe UI"/>
+                <w:color w:val="101820"/>
+                <w:kern w:val="0"/>
+                <w:sz w:val="16"/>
+                <w:szCs w:val="24"/>
+                <w:lang w:val="en-US" w:eastAsia="ja-JP" w:bidi="ar-SA"/>
+              </w:rPr>
+              <w:t>21,000.00</w:t>
+            </w:r>
+          </w:p>
+        </w:tc>
+        <w:tc>
+          <w:tcPr>
+            <w:tcW w:w="2321" w:type="dxa"/>
+            <w:tcBorders>
+              <w:top w:val="single" w:sz="4" w:space="0" w:color="BFC7D1"/>
+              <w:left w:val="single" w:sz="4" w:space="0" w:color="BFC7D1"/>
+              <w:bottom w:val="single" w:sz="4" w:space="0" w:color="BFC7D1"/>
+              <w:right w:val="single" w:sz="4" w:space="0" w:color="BFC7D1"/>
+            </w:tcBorders>
+          </w:tcPr>
+          <w:p>
+            <w:pPr>
+              <w:pStyle w:val="Normal"/>
+              <w:widowControl/>
+              <w:spacing w:lineRule="auto" w:line="240" w:before="0" w:after="20"/>
+              <w:jc w:val="left"/>
+              <w:rPr>
+                <w:rFonts w:ascii="Aptos" w:hAnsi="Aptos" w:eastAsia="ＭＳ 明朝" w:cs="Arial"/>
+                <w:kern w:val="0"/>
+                <w:sz w:val="24"/>
+                <w:szCs w:val="24"/>
+                <w:lang w:val="en-US" w:eastAsia="ja-JP" w:bidi="ar-SA"/>
+              </w:rPr>
+            </w:pPr>
+            <w:r>
+              <w:rPr>
+                <w:rFonts w:eastAsia="Segoe UI" w:cs="Segoe UI" w:ascii="Segoe UI" w:hAnsi="Segoe UI"/>
+                <w:color w:val="101820"/>
+                <w:kern w:val="0"/>
+                <w:sz w:val="16"/>
+                <w:szCs w:val="24"/>
+                <w:lang w:val="en-US" w:eastAsia="ja-JP" w:bidi="ar-SA"/>
+              </w:rPr>
+              <w:t>21,000.00</w:t>
+            </w:r>
+          </w:p>
+        </w:tc>
+      </w:tr>
+      <w:tr>
+        <w:trPr/>
+        <w:tc>
+          <w:tcPr>
+            <w:tcW w:w="2219" w:type="dxa"/>
+            <w:tcBorders>
+              <w:top w:val="single" w:sz="4" w:space="0" w:color="BFC7D1"/>
+              <w:left w:val="single" w:sz="4" w:space="0" w:color="BFC7D1"/>
+              <w:bottom w:val="single" w:sz="4" w:space="0" w:color="BFC7D1"/>
+              <w:right w:val="single" w:sz="4" w:space="0" w:color="BFC7D1"/>
+            </w:tcBorders>
+          </w:tcPr>
+          <w:p>
+            <w:pPr>
+              <w:pStyle w:val="Normal"/>
+              <w:widowControl/>
+              <w:spacing w:lineRule="auto" w:line="240" w:before="0" w:after="20"/>
+              <w:jc w:val="left"/>
+              <w:rPr>
+                <w:rFonts w:ascii="Aptos" w:hAnsi="Aptos" w:eastAsia="ＭＳ 明朝" w:cs="Arial"/>
+                <w:kern w:val="0"/>
+                <w:sz w:val="24"/>
+                <w:szCs w:val="24"/>
+                <w:lang w:val="en-US" w:eastAsia="ja-JP" w:bidi="ar-SA"/>
+              </w:rPr>
+            </w:pPr>
+            <w:r>
+              <w:rPr>
+                <w:rFonts w:eastAsia="Segoe UI" w:cs="Segoe UI" w:ascii="Segoe UI" w:hAnsi="Segoe UI"/>
+                <w:color w:val="101820"/>
+                <w:kern w:val="0"/>
+                <w:sz w:val="16"/>
+                <w:szCs w:val="24"/>
+                <w:lang w:val="en-US" w:eastAsia="ja-JP" w:bidi="ar-SA"/>
+              </w:rPr>
+              <w:t>AWS, Medium</w:t>
+            </w:r>
+          </w:p>
+        </w:tc>
+        <w:tc>
+          <w:tcPr>
+            <w:tcW w:w="1037" w:type="dxa"/>
+            <w:tcBorders>
+              <w:top w:val="single" w:sz="4" w:space="0" w:color="BFC7D1"/>
+              <w:left w:val="single" w:sz="4" w:space="0" w:color="BFC7D1"/>
+              <w:bottom w:val="single" w:sz="4" w:space="0" w:color="BFC7D1"/>
+              <w:right w:val="single" w:sz="4" w:space="0" w:color="BFC7D1"/>
+            </w:tcBorders>
+          </w:tcPr>
+          <w:p>
+            <w:pPr>
+              <w:pStyle w:val="Normal"/>
+              <w:widowControl/>
+              <w:spacing w:lineRule="auto" w:line="240" w:before="0" w:after="20"/>
+              <w:jc w:val="left"/>
+              <w:rPr>
+                <w:rFonts w:ascii="Aptos" w:hAnsi="Aptos" w:eastAsia="ＭＳ 明朝" w:cs="Arial"/>
+                <w:kern w:val="0"/>
+                <w:sz w:val="24"/>
+                <w:szCs w:val="24"/>
+                <w:lang w:val="en-US" w:eastAsia="ja-JP" w:bidi="ar-SA"/>
+              </w:rPr>
+            </w:pPr>
+            <w:r>
+              <w:rPr>
+                <w:rFonts w:eastAsia="Segoe UI" w:cs="Segoe UI" w:ascii="Segoe UI" w:hAnsi="Segoe UI"/>
+                <w:color w:val="101820"/>
+                <w:kern w:val="0"/>
+                <w:sz w:val="16"/>
+                <w:szCs w:val="24"/>
+                <w:lang w:val="en-US" w:eastAsia="ja-JP" w:bidi="ar-SA"/>
+              </w:rPr>
+              <w:t>11,000.00</w:t>
+            </w:r>
+          </w:p>
+        </w:tc>
+        <w:tc>
+          <w:tcPr>
+            <w:tcW w:w="1036" w:type="dxa"/>
+            <w:tcBorders>
+              <w:top w:val="single" w:sz="4" w:space="0" w:color="BFC7D1"/>
+              <w:left w:val="single" w:sz="4" w:space="0" w:color="BFC7D1"/>
+              <w:bottom w:val="single" w:sz="4" w:space="0" w:color="BFC7D1"/>
+              <w:right w:val="single" w:sz="4" w:space="0" w:color="BFC7D1"/>
+            </w:tcBorders>
+          </w:tcPr>
+          <w:p>
+            <w:pPr>
+              <w:pStyle w:val="Normal"/>
+              <w:widowControl/>
+              <w:spacing w:lineRule="auto" w:line="240" w:before="0" w:after="20"/>
+              <w:jc w:val="left"/>
+              <w:rPr>
+                <w:rFonts w:ascii="Aptos" w:hAnsi="Aptos" w:eastAsia="ＭＳ 明朝" w:cs="Arial"/>
+                <w:kern w:val="0"/>
+                <w:sz w:val="24"/>
+                <w:szCs w:val="24"/>
+                <w:lang w:val="en-US" w:eastAsia="ja-JP" w:bidi="ar-SA"/>
+              </w:rPr>
+            </w:pPr>
+            <w:r>
+              <w:rPr>
+                <w:rFonts w:eastAsia="Segoe UI" w:cs="Segoe UI" w:ascii="Segoe UI" w:hAnsi="Segoe UI"/>
+                <w:color w:val="101820"/>
+                <w:kern w:val="0"/>
+                <w:sz w:val="16"/>
+                <w:szCs w:val="24"/>
+                <w:lang w:val="en-US" w:eastAsia="ja-JP" w:bidi="ar-SA"/>
+              </w:rPr>
+              <w:t>Not used</w:t>
+            </w:r>
+          </w:p>
+        </w:tc>
+        <w:tc>
+          <w:tcPr>
+            <w:tcW w:w="1038" w:type="dxa"/>
+            <w:tcBorders>
+              <w:top w:val="single" w:sz="4" w:space="0" w:color="BFC7D1"/>
+              <w:left w:val="single" w:sz="4" w:space="0" w:color="BFC7D1"/>
+              <w:bottom w:val="single" w:sz="4" w:space="0" w:color="BFC7D1"/>
+              <w:right w:val="single" w:sz="4" w:space="0" w:color="BFC7D1"/>
+            </w:tcBorders>
+          </w:tcPr>
+          <w:p>
+            <w:pPr>
+              <w:pStyle w:val="Normal"/>
+              <w:widowControl/>
+              <w:spacing w:lineRule="auto" w:line="240" w:before="0" w:after="20"/>
+              <w:jc w:val="left"/>
+              <w:rPr>
+                <w:rFonts w:ascii="Aptos" w:hAnsi="Aptos" w:eastAsia="ＭＳ 明朝" w:cs="Arial"/>
+                <w:kern w:val="0"/>
+                <w:sz w:val="24"/>
+                <w:szCs w:val="24"/>
+                <w:lang w:val="en-US" w:eastAsia="ja-JP" w:bidi="ar-SA"/>
+              </w:rPr>
+            </w:pPr>
+            <w:r>
+              <w:rPr>
+                <w:rFonts w:eastAsia="Segoe UI" w:cs="Segoe UI" w:ascii="Segoe UI" w:hAnsi="Segoe UI"/>
+                <w:color w:val="101820"/>
+                <w:kern w:val="0"/>
+                <w:sz w:val="16"/>
+                <w:szCs w:val="24"/>
+                <w:lang w:val="en-US" w:eastAsia="ja-JP" w:bidi="ar-SA"/>
+              </w:rPr>
+              <w:t>11,000.00</w:t>
+            </w:r>
+          </w:p>
+        </w:tc>
+        <w:tc>
+          <w:tcPr>
+            <w:tcW w:w="1361" w:type="dxa"/>
+            <w:tcBorders>
+              <w:top w:val="single" w:sz="4" w:space="0" w:color="BFC7D1"/>
+              <w:left w:val="single" w:sz="4" w:space="0" w:color="BFC7D1"/>
+              <w:bottom w:val="single" w:sz="4" w:space="0" w:color="BFC7D1"/>
+              <w:right w:val="single" w:sz="4" w:space="0" w:color="BFC7D1"/>
+            </w:tcBorders>
+          </w:tcPr>
+          <w:p>
+            <w:pPr>
+              <w:pStyle w:val="Normal"/>
+              <w:widowControl/>
+              <w:spacing w:lineRule="auto" w:line="240" w:before="0" w:after="20"/>
+              <w:jc w:val="left"/>
+              <w:rPr>
+                <w:rFonts w:ascii="Aptos" w:hAnsi="Aptos" w:eastAsia="ＭＳ 明朝" w:cs="Arial"/>
+                <w:kern w:val="0"/>
+                <w:sz w:val="24"/>
+                <w:szCs w:val="24"/>
+                <w:lang w:val="en-US" w:eastAsia="ja-JP" w:bidi="ar-SA"/>
+              </w:rPr>
+            </w:pPr>
+            <w:r>
+              <w:rPr>
+                <w:rFonts w:eastAsia="Segoe UI" w:cs="Segoe UI" w:ascii="Segoe UI" w:hAnsi="Segoe UI"/>
+                <w:color w:val="101820"/>
+                <w:kern w:val="0"/>
+                <w:sz w:val="16"/>
+                <w:szCs w:val="24"/>
+                <w:lang w:val="en-US" w:eastAsia="ja-JP" w:bidi="ar-SA"/>
+              </w:rPr>
+              <w:t>47,000.00</w:t>
+            </w:r>
+          </w:p>
+        </w:tc>
+        <w:tc>
+          <w:tcPr>
+            <w:tcW w:w="2321" w:type="dxa"/>
+            <w:tcBorders>
+              <w:top w:val="single" w:sz="4" w:space="0" w:color="BFC7D1"/>
+              <w:left w:val="single" w:sz="4" w:space="0" w:color="BFC7D1"/>
+              <w:bottom w:val="single" w:sz="4" w:space="0" w:color="BFC7D1"/>
+              <w:right w:val="single" w:sz="4" w:space="0" w:color="BFC7D1"/>
+            </w:tcBorders>
+          </w:tcPr>
+          <w:p>
+            <w:pPr>
+              <w:pStyle w:val="Normal"/>
+              <w:widowControl/>
+              <w:spacing w:lineRule="auto" w:line="240" w:before="0" w:after="20"/>
+              <w:jc w:val="left"/>
+              <w:rPr>
+                <w:rFonts w:ascii="Aptos" w:hAnsi="Aptos" w:eastAsia="ＭＳ 明朝" w:cs="Arial"/>
+                <w:kern w:val="0"/>
+                <w:sz w:val="24"/>
+                <w:szCs w:val="24"/>
+                <w:lang w:val="en-US" w:eastAsia="ja-JP" w:bidi="ar-SA"/>
+              </w:rPr>
+            </w:pPr>
+            <w:r>
+              <w:rPr>
+                <w:rFonts w:eastAsia="Segoe UI" w:cs="Segoe UI" w:ascii="Segoe UI" w:hAnsi="Segoe UI"/>
+                <w:color w:val="101820"/>
+                <w:kern w:val="0"/>
+                <w:sz w:val="16"/>
+                <w:szCs w:val="24"/>
+                <w:lang w:val="en-US" w:eastAsia="ja-JP" w:bidi="ar-SA"/>
+              </w:rPr>
+              <w:t>47,000.00</w:t>
+            </w:r>
+          </w:p>
+        </w:tc>
+      </w:tr>
+      <w:tr>
+        <w:trPr/>
+        <w:tc>
+          <w:tcPr>
+            <w:tcW w:w="2219" w:type="dxa"/>
+            <w:tcBorders>
+              <w:top w:val="single" w:sz="4" w:space="0" w:color="BFC7D1"/>
+              <w:left w:val="single" w:sz="4" w:space="0" w:color="BFC7D1"/>
+              <w:bottom w:val="single" w:sz="4" w:space="0" w:color="BFC7D1"/>
+              <w:right w:val="single" w:sz="4" w:space="0" w:color="BFC7D1"/>
+            </w:tcBorders>
+          </w:tcPr>
+          <w:p>
+            <w:pPr>
+              <w:pStyle w:val="Normal"/>
+              <w:widowControl/>
+              <w:spacing w:lineRule="auto" w:line="240" w:before="0" w:after="20"/>
+              <w:jc w:val="left"/>
+              <w:rPr>
+                <w:rFonts w:ascii="Aptos" w:hAnsi="Aptos" w:eastAsia="ＭＳ 明朝" w:cs="Arial"/>
+                <w:kern w:val="0"/>
+                <w:sz w:val="24"/>
+                <w:szCs w:val="24"/>
+                <w:lang w:val="en-US" w:eastAsia="ja-JP" w:bidi="ar-SA"/>
+              </w:rPr>
+            </w:pPr>
+            <w:r>
+              <w:rPr>
+                <w:rFonts w:eastAsia="Segoe UI" w:cs="Segoe UI" w:ascii="Segoe UI" w:hAnsi="Segoe UI"/>
+                <w:color w:val="101820"/>
+                <w:kern w:val="0"/>
+                <w:sz w:val="16"/>
+                <w:szCs w:val="24"/>
+                <w:lang w:val="en-US" w:eastAsia="ja-JP" w:bidi="ar-SA"/>
+              </w:rPr>
+              <w:t>AWS, Large</w:t>
+            </w:r>
+          </w:p>
+        </w:tc>
+        <w:tc>
+          <w:tcPr>
+            <w:tcW w:w="1037" w:type="dxa"/>
+            <w:tcBorders>
+              <w:top w:val="single" w:sz="4" w:space="0" w:color="BFC7D1"/>
+              <w:left w:val="single" w:sz="4" w:space="0" w:color="BFC7D1"/>
+              <w:bottom w:val="single" w:sz="4" w:space="0" w:color="BFC7D1"/>
+              <w:right w:val="single" w:sz="4" w:space="0" w:color="BFC7D1"/>
+            </w:tcBorders>
+          </w:tcPr>
+          <w:p>
+            <w:pPr>
+              <w:pStyle w:val="Normal"/>
+              <w:widowControl/>
+              <w:spacing w:lineRule="auto" w:line="240" w:before="0" w:after="20"/>
+              <w:jc w:val="left"/>
+              <w:rPr>
+                <w:rFonts w:ascii="Aptos" w:hAnsi="Aptos" w:eastAsia="ＭＳ 明朝" w:cs="Arial"/>
+                <w:kern w:val="0"/>
+                <w:sz w:val="24"/>
+                <w:szCs w:val="24"/>
+                <w:lang w:val="en-US" w:eastAsia="ja-JP" w:bidi="ar-SA"/>
+              </w:rPr>
+            </w:pPr>
+            <w:r>
+              <w:rPr>
+                <w:rFonts w:eastAsia="Segoe UI" w:cs="Segoe UI" w:ascii="Segoe UI" w:hAnsi="Segoe UI"/>
+                <w:color w:val="101820"/>
+                <w:kern w:val="0"/>
+                <w:sz w:val="16"/>
+                <w:szCs w:val="24"/>
+                <w:lang w:val="en-US" w:eastAsia="ja-JP" w:bidi="ar-SA"/>
+              </w:rPr>
+              <w:t>11,000.00</w:t>
+            </w:r>
+          </w:p>
+        </w:tc>
+        <w:tc>
+          <w:tcPr>
+            <w:tcW w:w="1036" w:type="dxa"/>
+            <w:tcBorders>
+              <w:top w:val="single" w:sz="4" w:space="0" w:color="BFC7D1"/>
+              <w:left w:val="single" w:sz="4" w:space="0" w:color="BFC7D1"/>
+              <w:bottom w:val="single" w:sz="4" w:space="0" w:color="BFC7D1"/>
+              <w:right w:val="single" w:sz="4" w:space="0" w:color="BFC7D1"/>
+            </w:tcBorders>
+          </w:tcPr>
+          <w:p>
+            <w:pPr>
+              <w:pStyle w:val="Normal"/>
+              <w:widowControl/>
+              <w:spacing w:lineRule="auto" w:line="240" w:before="0" w:after="20"/>
+              <w:jc w:val="left"/>
+              <w:rPr>
+                <w:rFonts w:ascii="Aptos" w:hAnsi="Aptos" w:eastAsia="ＭＳ 明朝" w:cs="Arial"/>
+                <w:kern w:val="0"/>
+                <w:sz w:val="24"/>
+                <w:szCs w:val="24"/>
+                <w:lang w:val="en-US" w:eastAsia="ja-JP" w:bidi="ar-SA"/>
+              </w:rPr>
+            </w:pPr>
+            <w:r>
+              <w:rPr>
+                <w:rFonts w:eastAsia="Segoe UI" w:cs="Segoe UI" w:ascii="Segoe UI" w:hAnsi="Segoe UI"/>
+                <w:color w:val="101820"/>
+                <w:kern w:val="0"/>
+                <w:sz w:val="16"/>
+                <w:szCs w:val="24"/>
+                <w:lang w:val="en-US" w:eastAsia="ja-JP" w:bidi="ar-SA"/>
+              </w:rPr>
+              <w:t>23,000.00</w:t>
+            </w:r>
+          </w:p>
+        </w:tc>
+        <w:tc>
+          <w:tcPr>
+            <w:tcW w:w="1038" w:type="dxa"/>
+            <w:tcBorders>
+              <w:top w:val="single" w:sz="4" w:space="0" w:color="BFC7D1"/>
+              <w:left w:val="single" w:sz="4" w:space="0" w:color="BFC7D1"/>
+              <w:bottom w:val="single" w:sz="4" w:space="0" w:color="BFC7D1"/>
+              <w:right w:val="single" w:sz="4" w:space="0" w:color="BFC7D1"/>
+            </w:tcBorders>
+          </w:tcPr>
+          <w:p>
+            <w:pPr>
+              <w:pStyle w:val="Normal"/>
+              <w:widowControl/>
+              <w:spacing w:lineRule="auto" w:line="240" w:before="0" w:after="20"/>
+              <w:jc w:val="left"/>
+              <w:rPr>
+                <w:rFonts w:ascii="Aptos" w:hAnsi="Aptos" w:eastAsia="ＭＳ 明朝" w:cs="Arial"/>
+                <w:kern w:val="0"/>
+                <w:sz w:val="24"/>
+                <w:szCs w:val="24"/>
+                <w:lang w:val="en-US" w:eastAsia="ja-JP" w:bidi="ar-SA"/>
+              </w:rPr>
+            </w:pPr>
+            <w:r>
+              <w:rPr>
+                <w:rFonts w:eastAsia="Segoe UI" w:cs="Segoe UI" w:ascii="Segoe UI" w:hAnsi="Segoe UI"/>
+                <w:color w:val="101820"/>
+                <w:kern w:val="0"/>
+                <w:sz w:val="16"/>
+                <w:szCs w:val="24"/>
+                <w:lang w:val="en-US" w:eastAsia="ja-JP" w:bidi="ar-SA"/>
+              </w:rPr>
+              <w:t>23,000.00</w:t>
+            </w:r>
+          </w:p>
+        </w:tc>
+        <w:tc>
+          <w:tcPr>
+            <w:tcW w:w="1361" w:type="dxa"/>
+            <w:tcBorders>
+              <w:top w:val="single" w:sz="4" w:space="0" w:color="BFC7D1"/>
+              <w:left w:val="single" w:sz="4" w:space="0" w:color="BFC7D1"/>
+              <w:bottom w:val="single" w:sz="4" w:space="0" w:color="BFC7D1"/>
+              <w:right w:val="single" w:sz="4" w:space="0" w:color="BFC7D1"/>
+            </w:tcBorders>
+          </w:tcPr>
+          <w:p>
+            <w:pPr>
+              <w:pStyle w:val="Normal"/>
+              <w:widowControl/>
+              <w:spacing w:lineRule="auto" w:line="240" w:before="0" w:after="20"/>
+              <w:jc w:val="left"/>
+              <w:rPr>
+                <w:rFonts w:ascii="Aptos" w:hAnsi="Aptos" w:eastAsia="ＭＳ 明朝" w:cs="Arial"/>
+                <w:kern w:val="0"/>
+                <w:sz w:val="24"/>
+                <w:szCs w:val="24"/>
+                <w:lang w:val="en-US" w:eastAsia="ja-JP" w:bidi="ar-SA"/>
+              </w:rPr>
+            </w:pPr>
+            <w:r>
+              <w:rPr>
+                <w:rFonts w:eastAsia="Segoe UI" w:cs="Segoe UI" w:ascii="Segoe UI" w:hAnsi="Segoe UI"/>
+                <w:color w:val="101820"/>
+                <w:kern w:val="0"/>
+                <w:sz w:val="16"/>
+                <w:szCs w:val="24"/>
+                <w:lang w:val="en-US" w:eastAsia="ja-JP" w:bidi="ar-SA"/>
+              </w:rPr>
+              <w:t>86,000.00</w:t>
+            </w:r>
+          </w:p>
+        </w:tc>
+        <w:tc>
+          <w:tcPr>
+            <w:tcW w:w="2321" w:type="dxa"/>
+            <w:tcBorders>
+              <w:top w:val="single" w:sz="4" w:space="0" w:color="BFC7D1"/>
+              <w:left w:val="single" w:sz="4" w:space="0" w:color="BFC7D1"/>
+              <w:bottom w:val="single" w:sz="4" w:space="0" w:color="BFC7D1"/>
+              <w:right w:val="single" w:sz="4" w:space="0" w:color="BFC7D1"/>
+            </w:tcBorders>
+          </w:tcPr>
+          <w:p>
+            <w:pPr>
+              <w:pStyle w:val="Normal"/>
+              <w:widowControl/>
+              <w:spacing w:lineRule="auto" w:line="240" w:before="0" w:after="20"/>
+              <w:jc w:val="left"/>
+              <w:rPr>
+                <w:rFonts w:ascii="Aptos" w:hAnsi="Aptos" w:eastAsia="ＭＳ 明朝" w:cs="Arial"/>
+                <w:kern w:val="0"/>
+                <w:sz w:val="24"/>
+                <w:szCs w:val="24"/>
+                <w:lang w:val="en-US" w:eastAsia="ja-JP" w:bidi="ar-SA"/>
+              </w:rPr>
+            </w:pPr>
+            <w:r>
+              <w:rPr>
+                <w:rFonts w:eastAsia="Segoe UI" w:cs="Segoe UI" w:ascii="Segoe UI" w:hAnsi="Segoe UI"/>
+                <w:color w:val="101820"/>
+                <w:kern w:val="0"/>
+                <w:sz w:val="16"/>
+                <w:szCs w:val="24"/>
+                <w:lang w:val="en-US" w:eastAsia="ja-JP" w:bidi="ar-SA"/>
+              </w:rPr>
+              <w:t>86,000.00</w:t>
+            </w:r>
+          </w:p>
+        </w:tc>
+      </w:tr>
+      <w:tr>
+        <w:trPr/>
+        <w:tc>
+          <w:tcPr>
+            <w:tcW w:w="2219" w:type="dxa"/>
+            <w:tcBorders>
+              <w:top w:val="single" w:sz="4" w:space="0" w:color="BFC7D1"/>
+              <w:left w:val="single" w:sz="4" w:space="0" w:color="BFC7D1"/>
+              <w:bottom w:val="single" w:sz="4" w:space="0" w:color="BFC7D1"/>
+              <w:right w:val="single" w:sz="4" w:space="0" w:color="BFC7D1"/>
+            </w:tcBorders>
+          </w:tcPr>
+          <w:p>
+            <w:pPr>
+              <w:pStyle w:val="Normal"/>
+              <w:widowControl/>
+              <w:spacing w:lineRule="auto" w:line="240" w:before="0" w:after="20"/>
+              <w:jc w:val="left"/>
+              <w:rPr>
+                <w:rFonts w:ascii="Aptos" w:hAnsi="Aptos" w:eastAsia="ＭＳ 明朝" w:cs="Arial"/>
+                <w:kern w:val="0"/>
+                <w:sz w:val="24"/>
+                <w:szCs w:val="24"/>
+                <w:lang w:val="en-US" w:eastAsia="ja-JP" w:bidi="ar-SA"/>
+              </w:rPr>
+            </w:pPr>
+            <w:r>
+              <w:rPr>
+                <w:rFonts w:eastAsia="Segoe UI" w:cs="Segoe UI" w:ascii="Segoe UI" w:hAnsi="Segoe UI"/>
+                <w:color w:val="101820"/>
+                <w:kern w:val="0"/>
+                <w:sz w:val="16"/>
+                <w:szCs w:val="24"/>
+                <w:lang w:val="en-US" w:eastAsia="ja-JP" w:bidi="ar-SA"/>
+              </w:rPr>
+              <w:t>AWS, Enterprise</w:t>
+            </w:r>
+          </w:p>
+        </w:tc>
+        <w:tc>
+          <w:tcPr>
+            <w:tcW w:w="1037" w:type="dxa"/>
+            <w:tcBorders>
+              <w:top w:val="single" w:sz="4" w:space="0" w:color="BFC7D1"/>
+              <w:left w:val="single" w:sz="4" w:space="0" w:color="BFC7D1"/>
+              <w:bottom w:val="single" w:sz="4" w:space="0" w:color="BFC7D1"/>
+              <w:right w:val="single" w:sz="4" w:space="0" w:color="BFC7D1"/>
+            </w:tcBorders>
+          </w:tcPr>
+          <w:p>
+            <w:pPr>
+              <w:pStyle w:val="Normal"/>
+              <w:widowControl/>
+              <w:spacing w:lineRule="auto" w:line="240" w:before="0" w:after="20"/>
+              <w:jc w:val="left"/>
+              <w:rPr>
+                <w:rFonts w:ascii="Aptos" w:hAnsi="Aptos" w:eastAsia="ＭＳ 明朝" w:cs="Arial"/>
+                <w:kern w:val="0"/>
+                <w:sz w:val="24"/>
+                <w:szCs w:val="24"/>
+                <w:lang w:val="en-US" w:eastAsia="ja-JP" w:bidi="ar-SA"/>
+              </w:rPr>
+            </w:pPr>
+            <w:r>
+              <w:rPr>
+                <w:rFonts w:eastAsia="Segoe UI" w:cs="Segoe UI" w:ascii="Segoe UI" w:hAnsi="Segoe UI"/>
+                <w:color w:val="101820"/>
+                <w:kern w:val="0"/>
+                <w:sz w:val="16"/>
+                <w:szCs w:val="24"/>
+                <w:lang w:val="en-US" w:eastAsia="ja-JP" w:bidi="ar-SA"/>
+              </w:rPr>
+              <w:t>11,000.00</w:t>
+            </w:r>
+          </w:p>
+        </w:tc>
+        <w:tc>
+          <w:tcPr>
+            <w:tcW w:w="1036" w:type="dxa"/>
+            <w:tcBorders>
+              <w:top w:val="single" w:sz="4" w:space="0" w:color="BFC7D1"/>
+              <w:left w:val="single" w:sz="4" w:space="0" w:color="BFC7D1"/>
+              <w:bottom w:val="single" w:sz="4" w:space="0" w:color="BFC7D1"/>
+              <w:right w:val="single" w:sz="4" w:space="0" w:color="BFC7D1"/>
+            </w:tcBorders>
+          </w:tcPr>
+          <w:p>
+            <w:pPr>
+              <w:pStyle w:val="Normal"/>
+              <w:widowControl/>
+              <w:spacing w:lineRule="auto" w:line="240" w:before="0" w:after="20"/>
+              <w:jc w:val="left"/>
+              <w:rPr>
+                <w:rFonts w:ascii="Aptos" w:hAnsi="Aptos" w:eastAsia="ＭＳ 明朝" w:cs="Arial"/>
+                <w:kern w:val="0"/>
+                <w:sz w:val="24"/>
+                <w:szCs w:val="24"/>
+                <w:lang w:val="en-US" w:eastAsia="ja-JP" w:bidi="ar-SA"/>
+              </w:rPr>
+            </w:pPr>
+            <w:r>
+              <w:rPr>
+                <w:rFonts w:eastAsia="Segoe UI" w:cs="Segoe UI" w:ascii="Segoe UI" w:hAnsi="Segoe UI"/>
+                <w:color w:val="101820"/>
+                <w:kern w:val="0"/>
+                <w:sz w:val="16"/>
+                <w:szCs w:val="24"/>
+                <w:lang w:val="en-US" w:eastAsia="ja-JP" w:bidi="ar-SA"/>
+              </w:rPr>
+              <w:t>23,000.00</w:t>
+            </w:r>
+          </w:p>
+        </w:tc>
+        <w:tc>
+          <w:tcPr>
+            <w:tcW w:w="1038" w:type="dxa"/>
+            <w:tcBorders>
+              <w:top w:val="single" w:sz="4" w:space="0" w:color="BFC7D1"/>
+              <w:left w:val="single" w:sz="4" w:space="0" w:color="BFC7D1"/>
+              <w:bottom w:val="single" w:sz="4" w:space="0" w:color="BFC7D1"/>
+              <w:right w:val="single" w:sz="4" w:space="0" w:color="BFC7D1"/>
+            </w:tcBorders>
+          </w:tcPr>
+          <w:p>
+            <w:pPr>
+              <w:pStyle w:val="Normal"/>
+              <w:widowControl/>
+              <w:spacing w:lineRule="auto" w:line="240" w:before="0" w:after="20"/>
+              <w:jc w:val="left"/>
+              <w:rPr>
+                <w:rFonts w:ascii="Aptos" w:hAnsi="Aptos" w:eastAsia="ＭＳ 明朝" w:cs="Arial"/>
+                <w:kern w:val="0"/>
+                <w:sz w:val="24"/>
+                <w:szCs w:val="24"/>
+                <w:lang w:val="en-US" w:eastAsia="ja-JP" w:bidi="ar-SA"/>
+              </w:rPr>
+            </w:pPr>
+            <w:r>
+              <w:rPr>
+                <w:rFonts w:eastAsia="Segoe UI" w:cs="Segoe UI" w:ascii="Segoe UI" w:hAnsi="Segoe UI"/>
+                <w:color w:val="101820"/>
+                <w:kern w:val="0"/>
+                <w:sz w:val="16"/>
+                <w:szCs w:val="24"/>
+                <w:lang w:val="en-US" w:eastAsia="ja-JP" w:bidi="ar-SA"/>
+              </w:rPr>
+              <w:t>23,000.00</w:t>
+            </w:r>
+          </w:p>
+        </w:tc>
+        <w:tc>
+          <w:tcPr>
+            <w:tcW w:w="1361" w:type="dxa"/>
+            <w:tcBorders>
+              <w:top w:val="single" w:sz="4" w:space="0" w:color="BFC7D1"/>
+              <w:left w:val="single" w:sz="4" w:space="0" w:color="BFC7D1"/>
+              <w:bottom w:val="single" w:sz="4" w:space="0" w:color="BFC7D1"/>
+              <w:right w:val="single" w:sz="4" w:space="0" w:color="BFC7D1"/>
+            </w:tcBorders>
+          </w:tcPr>
+          <w:p>
+            <w:pPr>
+              <w:pStyle w:val="Normal"/>
+              <w:widowControl/>
+              <w:spacing w:lineRule="auto" w:line="240" w:before="0" w:after="20"/>
+              <w:jc w:val="left"/>
+              <w:rPr>
+                <w:rFonts w:ascii="Aptos" w:hAnsi="Aptos" w:eastAsia="ＭＳ 明朝" w:cs="Arial"/>
+                <w:kern w:val="0"/>
+                <w:sz w:val="24"/>
+                <w:szCs w:val="24"/>
+                <w:lang w:val="en-US" w:eastAsia="ja-JP" w:bidi="ar-SA"/>
+              </w:rPr>
+            </w:pPr>
+            <w:r>
+              <w:rPr>
+                <w:rFonts w:eastAsia="Segoe UI" w:cs="Segoe UI" w:ascii="Segoe UI" w:hAnsi="Segoe UI"/>
+                <w:color w:val="101820"/>
+                <w:kern w:val="0"/>
+                <w:sz w:val="16"/>
+                <w:szCs w:val="24"/>
+                <w:lang w:val="en-US" w:eastAsia="ja-JP" w:bidi="ar-SA"/>
+              </w:rPr>
+              <w:t>199,000.00</w:t>
+            </w:r>
+          </w:p>
+        </w:tc>
+        <w:tc>
+          <w:tcPr>
+            <w:tcW w:w="2321" w:type="dxa"/>
+            <w:tcBorders>
+              <w:top w:val="single" w:sz="4" w:space="0" w:color="BFC7D1"/>
+              <w:left w:val="single" w:sz="4" w:space="0" w:color="BFC7D1"/>
+              <w:bottom w:val="single" w:sz="4" w:space="0" w:color="BFC7D1"/>
+              <w:right w:val="single" w:sz="4" w:space="0" w:color="BFC7D1"/>
+            </w:tcBorders>
+          </w:tcPr>
+          <w:p>
+            <w:pPr>
+              <w:pStyle w:val="Normal"/>
+              <w:widowControl/>
+              <w:spacing w:lineRule="auto" w:line="240" w:before="0" w:after="20"/>
+              <w:jc w:val="left"/>
+              <w:rPr>
+                <w:rFonts w:ascii="Aptos" w:hAnsi="Aptos" w:eastAsia="ＭＳ 明朝" w:cs="Arial"/>
+                <w:kern w:val="0"/>
+                <w:sz w:val="24"/>
+                <w:szCs w:val="24"/>
+                <w:lang w:val="en-US" w:eastAsia="ja-JP" w:bidi="ar-SA"/>
+              </w:rPr>
+            </w:pPr>
+            <w:r>
+              <w:rPr>
+                <w:rFonts w:eastAsia="Segoe UI" w:cs="Segoe UI" w:ascii="Segoe UI" w:hAnsi="Segoe UI"/>
+                <w:color w:val="101820"/>
+                <w:kern w:val="0"/>
+                <w:sz w:val="16"/>
+                <w:szCs w:val="24"/>
+                <w:lang w:val="en-US" w:eastAsia="ja-JP" w:bidi="ar-SA"/>
+              </w:rPr>
+              <w:t>169,000.00</w:t>
+            </w:r>
+          </w:p>
+        </w:tc>
+      </w:tr>
+      <w:tr>
+        <w:trPr/>
+        <w:tc>
+          <w:tcPr>
+            <w:tcW w:w="2219" w:type="dxa"/>
+            <w:tcBorders>
+              <w:top w:val="single" w:sz="4" w:space="0" w:color="BFC7D1"/>
+              <w:left w:val="single" w:sz="4" w:space="0" w:color="BFC7D1"/>
+              <w:bottom w:val="single" w:sz="4" w:space="0" w:color="BFC7D1"/>
+              <w:right w:val="single" w:sz="4" w:space="0" w:color="BFC7D1"/>
+            </w:tcBorders>
+          </w:tcPr>
+          <w:p>
+            <w:pPr>
+              <w:pStyle w:val="Normal"/>
+              <w:widowControl/>
+              <w:spacing w:lineRule="auto" w:line="240" w:before="0" w:after="20"/>
+              <w:jc w:val="left"/>
+              <w:rPr>
+                <w:rFonts w:ascii="Aptos" w:hAnsi="Aptos" w:eastAsia="ＭＳ 明朝" w:cs="Arial"/>
+                <w:kern w:val="0"/>
+                <w:sz w:val="24"/>
+                <w:szCs w:val="24"/>
+                <w:lang w:val="en-US" w:eastAsia="ja-JP" w:bidi="ar-SA"/>
+              </w:rPr>
+            </w:pPr>
+            <w:r>
+              <w:rPr>
+                <w:rFonts w:eastAsia="Segoe UI" w:cs="Segoe UI" w:ascii="Segoe UI" w:hAnsi="Segoe UI"/>
+                <w:color w:val="101820"/>
+                <w:kern w:val="0"/>
+                <w:sz w:val="16"/>
+                <w:szCs w:val="24"/>
+                <w:lang w:val="en-US" w:eastAsia="ja-JP" w:bidi="ar-SA"/>
+              </w:rPr>
+              <w:t>Azure, Small</w:t>
+            </w:r>
+          </w:p>
+        </w:tc>
+        <w:tc>
+          <w:tcPr>
+            <w:tcW w:w="1037" w:type="dxa"/>
+            <w:tcBorders>
+              <w:top w:val="single" w:sz="4" w:space="0" w:color="BFC7D1"/>
+              <w:left w:val="single" w:sz="4" w:space="0" w:color="BFC7D1"/>
+              <w:bottom w:val="single" w:sz="4" w:space="0" w:color="BFC7D1"/>
+              <w:right w:val="single" w:sz="4" w:space="0" w:color="BFC7D1"/>
+            </w:tcBorders>
+          </w:tcPr>
+          <w:p>
+            <w:pPr>
+              <w:pStyle w:val="Normal"/>
+              <w:widowControl/>
+              <w:spacing w:lineRule="auto" w:line="240" w:before="0" w:after="20"/>
+              <w:jc w:val="left"/>
+              <w:rPr>
+                <w:rFonts w:ascii="Aptos" w:hAnsi="Aptos" w:eastAsia="ＭＳ 明朝" w:cs="Arial"/>
+                <w:kern w:val="0"/>
+                <w:sz w:val="24"/>
+                <w:szCs w:val="24"/>
+                <w:lang w:val="en-US" w:eastAsia="ja-JP" w:bidi="ar-SA"/>
+              </w:rPr>
+            </w:pPr>
+            <w:r>
+              <w:rPr>
+                <w:rFonts w:eastAsia="Segoe UI" w:cs="Segoe UI" w:ascii="Segoe UI" w:hAnsi="Segoe UI"/>
+                <w:color w:val="101820"/>
+                <w:kern w:val="0"/>
+                <w:sz w:val="16"/>
+                <w:szCs w:val="24"/>
+                <w:lang w:val="en-US" w:eastAsia="ja-JP" w:bidi="ar-SA"/>
+              </w:rPr>
+              <w:t>12,000.00</w:t>
+            </w:r>
+          </w:p>
+        </w:tc>
+        <w:tc>
+          <w:tcPr>
+            <w:tcW w:w="1036" w:type="dxa"/>
+            <w:tcBorders>
+              <w:top w:val="single" w:sz="4" w:space="0" w:color="BFC7D1"/>
+              <w:left w:val="single" w:sz="4" w:space="0" w:color="BFC7D1"/>
+              <w:bottom w:val="single" w:sz="4" w:space="0" w:color="BFC7D1"/>
+              <w:right w:val="single" w:sz="4" w:space="0" w:color="BFC7D1"/>
+            </w:tcBorders>
+          </w:tcPr>
+          <w:p>
+            <w:pPr>
+              <w:pStyle w:val="Normal"/>
+              <w:widowControl/>
+              <w:spacing w:lineRule="auto" w:line="240" w:before="0" w:after="20"/>
+              <w:jc w:val="left"/>
+              <w:rPr>
+                <w:rFonts w:ascii="Aptos" w:hAnsi="Aptos" w:eastAsia="ＭＳ 明朝" w:cs="Arial"/>
+                <w:kern w:val="0"/>
+                <w:sz w:val="24"/>
+                <w:szCs w:val="24"/>
+                <w:lang w:val="en-US" w:eastAsia="ja-JP" w:bidi="ar-SA"/>
+              </w:rPr>
+            </w:pPr>
+            <w:r>
+              <w:rPr>
+                <w:rFonts w:eastAsia="Segoe UI" w:cs="Segoe UI" w:ascii="Segoe UI" w:hAnsi="Segoe UI"/>
+                <w:color w:val="101820"/>
+                <w:kern w:val="0"/>
+                <w:sz w:val="16"/>
+                <w:szCs w:val="24"/>
+                <w:lang w:val="en-US" w:eastAsia="ja-JP" w:bidi="ar-SA"/>
+              </w:rPr>
+              <w:t>Not used</w:t>
+            </w:r>
+          </w:p>
+        </w:tc>
+        <w:tc>
+          <w:tcPr>
+            <w:tcW w:w="1038" w:type="dxa"/>
+            <w:tcBorders>
+              <w:top w:val="single" w:sz="4" w:space="0" w:color="BFC7D1"/>
+              <w:left w:val="single" w:sz="4" w:space="0" w:color="BFC7D1"/>
+              <w:bottom w:val="single" w:sz="4" w:space="0" w:color="BFC7D1"/>
+              <w:right w:val="single" w:sz="4" w:space="0" w:color="BFC7D1"/>
+            </w:tcBorders>
+          </w:tcPr>
+          <w:p>
+            <w:pPr>
+              <w:pStyle w:val="Normal"/>
+              <w:widowControl/>
+              <w:spacing w:lineRule="auto" w:line="240" w:before="0" w:after="20"/>
+              <w:jc w:val="left"/>
+              <w:rPr>
+                <w:rFonts w:ascii="Aptos" w:hAnsi="Aptos" w:eastAsia="ＭＳ 明朝" w:cs="Arial"/>
+                <w:kern w:val="0"/>
+                <w:sz w:val="24"/>
+                <w:szCs w:val="24"/>
+                <w:lang w:val="en-US" w:eastAsia="ja-JP" w:bidi="ar-SA"/>
+              </w:rPr>
+            </w:pPr>
+            <w:r>
+              <w:rPr>
+                <w:rFonts w:eastAsia="Segoe UI" w:cs="Segoe UI" w:ascii="Segoe UI" w:hAnsi="Segoe UI"/>
+                <w:color w:val="101820"/>
+                <w:kern w:val="0"/>
+                <w:sz w:val="16"/>
+                <w:szCs w:val="24"/>
+                <w:lang w:val="en-US" w:eastAsia="ja-JP" w:bidi="ar-SA"/>
+              </w:rPr>
+              <w:t>12,000.00</w:t>
+            </w:r>
+          </w:p>
+        </w:tc>
+        <w:tc>
+          <w:tcPr>
+            <w:tcW w:w="1361" w:type="dxa"/>
+            <w:tcBorders>
+              <w:top w:val="single" w:sz="4" w:space="0" w:color="BFC7D1"/>
+              <w:left w:val="single" w:sz="4" w:space="0" w:color="BFC7D1"/>
+              <w:bottom w:val="single" w:sz="4" w:space="0" w:color="BFC7D1"/>
+              <w:right w:val="single" w:sz="4" w:space="0" w:color="BFC7D1"/>
+            </w:tcBorders>
+          </w:tcPr>
+          <w:p>
+            <w:pPr>
+              <w:pStyle w:val="Normal"/>
+              <w:widowControl/>
+              <w:spacing w:lineRule="auto" w:line="240" w:before="0" w:after="20"/>
+              <w:jc w:val="left"/>
+              <w:rPr>
+                <w:rFonts w:ascii="Aptos" w:hAnsi="Aptos" w:eastAsia="ＭＳ 明朝" w:cs="Arial"/>
+                <w:kern w:val="0"/>
+                <w:sz w:val="24"/>
+                <w:szCs w:val="24"/>
+                <w:lang w:val="en-US" w:eastAsia="ja-JP" w:bidi="ar-SA"/>
+              </w:rPr>
+            </w:pPr>
+            <w:r>
+              <w:rPr>
+                <w:rFonts w:eastAsia="Segoe UI" w:cs="Segoe UI" w:ascii="Segoe UI" w:hAnsi="Segoe UI"/>
+                <w:color w:val="101820"/>
+                <w:kern w:val="0"/>
+                <w:sz w:val="16"/>
+                <w:szCs w:val="24"/>
+                <w:lang w:val="en-US" w:eastAsia="ja-JP" w:bidi="ar-SA"/>
+              </w:rPr>
+              <w:t>22,000.00</w:t>
+            </w:r>
+          </w:p>
+        </w:tc>
+        <w:tc>
+          <w:tcPr>
+            <w:tcW w:w="2321" w:type="dxa"/>
+            <w:tcBorders>
+              <w:top w:val="single" w:sz="4" w:space="0" w:color="BFC7D1"/>
+              <w:left w:val="single" w:sz="4" w:space="0" w:color="BFC7D1"/>
+              <w:bottom w:val="single" w:sz="4" w:space="0" w:color="BFC7D1"/>
+              <w:right w:val="single" w:sz="4" w:space="0" w:color="BFC7D1"/>
+            </w:tcBorders>
+          </w:tcPr>
+          <w:p>
+            <w:pPr>
+              <w:pStyle w:val="Normal"/>
+              <w:widowControl/>
+              <w:spacing w:lineRule="auto" w:line="240" w:before="0" w:after="20"/>
+              <w:jc w:val="left"/>
+              <w:rPr>
+                <w:rFonts w:ascii="Aptos" w:hAnsi="Aptos" w:eastAsia="ＭＳ 明朝" w:cs="Arial"/>
+                <w:kern w:val="0"/>
+                <w:sz w:val="24"/>
+                <w:szCs w:val="24"/>
+                <w:lang w:val="en-US" w:eastAsia="ja-JP" w:bidi="ar-SA"/>
+              </w:rPr>
+            </w:pPr>
+            <w:r>
+              <w:rPr>
+                <w:rFonts w:eastAsia="Segoe UI" w:cs="Segoe UI" w:ascii="Segoe UI" w:hAnsi="Segoe UI"/>
+                <w:color w:val="101820"/>
+                <w:kern w:val="0"/>
+                <w:sz w:val="16"/>
+                <w:szCs w:val="24"/>
+                <w:lang w:val="en-US" w:eastAsia="ja-JP" w:bidi="ar-SA"/>
+              </w:rPr>
+              <w:t>22,000.00</w:t>
+            </w:r>
+          </w:p>
+        </w:tc>
+      </w:tr>
+      <w:tr>
+        <w:trPr/>
+        <w:tc>
+          <w:tcPr>
+            <w:tcW w:w="2219" w:type="dxa"/>
+            <w:tcBorders>
+              <w:top w:val="single" w:sz="4" w:space="0" w:color="BFC7D1"/>
+              <w:left w:val="single" w:sz="4" w:space="0" w:color="BFC7D1"/>
+              <w:bottom w:val="single" w:sz="4" w:space="0" w:color="BFC7D1"/>
+              <w:right w:val="single" w:sz="4" w:space="0" w:color="BFC7D1"/>
+            </w:tcBorders>
+          </w:tcPr>
+          <w:p>
+            <w:pPr>
+              <w:pStyle w:val="Normal"/>
+              <w:widowControl/>
+              <w:spacing w:lineRule="auto" w:line="240" w:before="0" w:after="20"/>
+              <w:jc w:val="left"/>
+              <w:rPr>
+                <w:rFonts w:ascii="Aptos" w:hAnsi="Aptos" w:eastAsia="ＭＳ 明朝" w:cs="Arial"/>
+                <w:kern w:val="0"/>
+                <w:sz w:val="24"/>
+                <w:szCs w:val="24"/>
+                <w:lang w:val="en-US" w:eastAsia="ja-JP" w:bidi="ar-SA"/>
+              </w:rPr>
+            </w:pPr>
+            <w:r>
+              <w:rPr>
+                <w:rFonts w:eastAsia="Segoe UI" w:cs="Segoe UI" w:ascii="Segoe UI" w:hAnsi="Segoe UI"/>
+                <w:color w:val="101820"/>
+                <w:kern w:val="0"/>
+                <w:sz w:val="16"/>
+                <w:szCs w:val="24"/>
+                <w:lang w:val="en-US" w:eastAsia="ja-JP" w:bidi="ar-SA"/>
+              </w:rPr>
+              <w:t>Azure, Medium</w:t>
+            </w:r>
+          </w:p>
+        </w:tc>
+        <w:tc>
+          <w:tcPr>
+            <w:tcW w:w="1037" w:type="dxa"/>
+            <w:tcBorders>
+              <w:top w:val="single" w:sz="4" w:space="0" w:color="BFC7D1"/>
+              <w:left w:val="single" w:sz="4" w:space="0" w:color="BFC7D1"/>
+              <w:bottom w:val="single" w:sz="4" w:space="0" w:color="BFC7D1"/>
+              <w:right w:val="single" w:sz="4" w:space="0" w:color="BFC7D1"/>
+            </w:tcBorders>
+          </w:tcPr>
+          <w:p>
+            <w:pPr>
+              <w:pStyle w:val="Normal"/>
+              <w:widowControl/>
+              <w:spacing w:lineRule="auto" w:line="240" w:before="0" w:after="20"/>
+              <w:jc w:val="left"/>
+              <w:rPr>
+                <w:rFonts w:ascii="Aptos" w:hAnsi="Aptos" w:eastAsia="ＭＳ 明朝" w:cs="Arial"/>
+                <w:kern w:val="0"/>
+                <w:sz w:val="24"/>
+                <w:szCs w:val="24"/>
+                <w:lang w:val="en-US" w:eastAsia="ja-JP" w:bidi="ar-SA"/>
+              </w:rPr>
+            </w:pPr>
+            <w:r>
+              <w:rPr>
+                <w:rFonts w:eastAsia="Segoe UI" w:cs="Segoe UI" w:ascii="Segoe UI" w:hAnsi="Segoe UI"/>
+                <w:color w:val="101820"/>
+                <w:kern w:val="0"/>
+                <w:sz w:val="16"/>
+                <w:szCs w:val="24"/>
+                <w:lang w:val="en-US" w:eastAsia="ja-JP" w:bidi="ar-SA"/>
+              </w:rPr>
+              <w:t>12,000.00</w:t>
+            </w:r>
+          </w:p>
+        </w:tc>
+        <w:tc>
+          <w:tcPr>
+            <w:tcW w:w="1036" w:type="dxa"/>
+            <w:tcBorders>
+              <w:top w:val="single" w:sz="4" w:space="0" w:color="BFC7D1"/>
+              <w:left w:val="single" w:sz="4" w:space="0" w:color="BFC7D1"/>
+              <w:bottom w:val="single" w:sz="4" w:space="0" w:color="BFC7D1"/>
+              <w:right w:val="single" w:sz="4" w:space="0" w:color="BFC7D1"/>
+            </w:tcBorders>
+          </w:tcPr>
+          <w:p>
+            <w:pPr>
+              <w:pStyle w:val="Normal"/>
+              <w:widowControl/>
+              <w:spacing w:lineRule="auto" w:line="240" w:before="0" w:after="20"/>
+              <w:jc w:val="left"/>
+              <w:rPr>
+                <w:rFonts w:ascii="Aptos" w:hAnsi="Aptos" w:eastAsia="ＭＳ 明朝" w:cs="Arial"/>
+                <w:kern w:val="0"/>
+                <w:sz w:val="24"/>
+                <w:szCs w:val="24"/>
+                <w:lang w:val="en-US" w:eastAsia="ja-JP" w:bidi="ar-SA"/>
+              </w:rPr>
+            </w:pPr>
+            <w:r>
+              <w:rPr>
+                <w:rFonts w:eastAsia="Segoe UI" w:cs="Segoe UI" w:ascii="Segoe UI" w:hAnsi="Segoe UI"/>
+                <w:color w:val="101820"/>
+                <w:kern w:val="0"/>
+                <w:sz w:val="16"/>
+                <w:szCs w:val="24"/>
+                <w:lang w:val="en-US" w:eastAsia="ja-JP" w:bidi="ar-SA"/>
+              </w:rPr>
+              <w:t>Not used</w:t>
+            </w:r>
+          </w:p>
+        </w:tc>
+        <w:tc>
+          <w:tcPr>
+            <w:tcW w:w="1038" w:type="dxa"/>
+            <w:tcBorders>
+              <w:top w:val="single" w:sz="4" w:space="0" w:color="BFC7D1"/>
+              <w:left w:val="single" w:sz="4" w:space="0" w:color="BFC7D1"/>
+              <w:bottom w:val="single" w:sz="4" w:space="0" w:color="BFC7D1"/>
+              <w:right w:val="single" w:sz="4" w:space="0" w:color="BFC7D1"/>
+            </w:tcBorders>
+          </w:tcPr>
+          <w:p>
+            <w:pPr>
+              <w:pStyle w:val="Normal"/>
+              <w:widowControl/>
+              <w:spacing w:lineRule="auto" w:line="240" w:before="0" w:after="20"/>
+              <w:jc w:val="left"/>
+              <w:rPr>
+                <w:rFonts w:ascii="Aptos" w:hAnsi="Aptos" w:eastAsia="ＭＳ 明朝" w:cs="Arial"/>
+                <w:kern w:val="0"/>
+                <w:sz w:val="24"/>
+                <w:szCs w:val="24"/>
+                <w:lang w:val="en-US" w:eastAsia="ja-JP" w:bidi="ar-SA"/>
+              </w:rPr>
+            </w:pPr>
+            <w:r>
+              <w:rPr>
+                <w:rFonts w:eastAsia="Segoe UI" w:cs="Segoe UI" w:ascii="Segoe UI" w:hAnsi="Segoe UI"/>
+                <w:color w:val="101820"/>
+                <w:kern w:val="0"/>
+                <w:sz w:val="16"/>
+                <w:szCs w:val="24"/>
+                <w:lang w:val="en-US" w:eastAsia="ja-JP" w:bidi="ar-SA"/>
+              </w:rPr>
+              <w:t>12,000.00</w:t>
+            </w:r>
+          </w:p>
+        </w:tc>
+        <w:tc>
+          <w:tcPr>
+            <w:tcW w:w="1361" w:type="dxa"/>
+            <w:tcBorders>
+              <w:top w:val="single" w:sz="4" w:space="0" w:color="BFC7D1"/>
+              <w:left w:val="single" w:sz="4" w:space="0" w:color="BFC7D1"/>
+              <w:bottom w:val="single" w:sz="4" w:space="0" w:color="BFC7D1"/>
+              <w:right w:val="single" w:sz="4" w:space="0" w:color="BFC7D1"/>
+            </w:tcBorders>
+          </w:tcPr>
+          <w:p>
+            <w:pPr>
+              <w:pStyle w:val="Normal"/>
+              <w:widowControl/>
+              <w:spacing w:lineRule="auto" w:line="240" w:before="0" w:after="20"/>
+              <w:jc w:val="left"/>
+              <w:rPr>
+                <w:rFonts w:ascii="Aptos" w:hAnsi="Aptos" w:eastAsia="ＭＳ 明朝" w:cs="Arial"/>
+                <w:kern w:val="0"/>
+                <w:sz w:val="24"/>
+                <w:szCs w:val="24"/>
+                <w:lang w:val="en-US" w:eastAsia="ja-JP" w:bidi="ar-SA"/>
+              </w:rPr>
+            </w:pPr>
+            <w:r>
+              <w:rPr>
+                <w:rFonts w:eastAsia="Segoe UI" w:cs="Segoe UI" w:ascii="Segoe UI" w:hAnsi="Segoe UI"/>
+                <w:color w:val="101820"/>
+                <w:kern w:val="0"/>
+                <w:sz w:val="16"/>
+                <w:szCs w:val="24"/>
+                <w:lang w:val="en-US" w:eastAsia="ja-JP" w:bidi="ar-SA"/>
+              </w:rPr>
+              <w:t>49,000.00</w:t>
+            </w:r>
+          </w:p>
+        </w:tc>
+        <w:tc>
+          <w:tcPr>
+            <w:tcW w:w="2321" w:type="dxa"/>
+            <w:tcBorders>
+              <w:top w:val="single" w:sz="4" w:space="0" w:color="BFC7D1"/>
+              <w:left w:val="single" w:sz="4" w:space="0" w:color="BFC7D1"/>
+              <w:bottom w:val="single" w:sz="4" w:space="0" w:color="BFC7D1"/>
+              <w:right w:val="single" w:sz="4" w:space="0" w:color="BFC7D1"/>
+            </w:tcBorders>
+          </w:tcPr>
+          <w:p>
+            <w:pPr>
+              <w:pStyle w:val="Normal"/>
+              <w:widowControl/>
+              <w:spacing w:lineRule="auto" w:line="240" w:before="0" w:after="20"/>
+              <w:jc w:val="left"/>
+              <w:rPr>
+                <w:rFonts w:ascii="Aptos" w:hAnsi="Aptos" w:eastAsia="ＭＳ 明朝" w:cs="Arial"/>
+                <w:kern w:val="0"/>
+                <w:sz w:val="24"/>
+                <w:szCs w:val="24"/>
+                <w:lang w:val="en-US" w:eastAsia="ja-JP" w:bidi="ar-SA"/>
+              </w:rPr>
+            </w:pPr>
+            <w:r>
+              <w:rPr>
+                <w:rFonts w:eastAsia="Segoe UI" w:cs="Segoe UI" w:ascii="Segoe UI" w:hAnsi="Segoe UI"/>
+                <w:color w:val="101820"/>
+                <w:kern w:val="0"/>
+                <w:sz w:val="16"/>
+                <w:szCs w:val="24"/>
+                <w:lang w:val="en-US" w:eastAsia="ja-JP" w:bidi="ar-SA"/>
+              </w:rPr>
+              <w:t>49,000.00</w:t>
+            </w:r>
+          </w:p>
+        </w:tc>
+      </w:tr>
+      <w:tr>
+        <w:trPr/>
+        <w:tc>
+          <w:tcPr>
+            <w:tcW w:w="2219" w:type="dxa"/>
+            <w:tcBorders>
+              <w:top w:val="single" w:sz="4" w:space="0" w:color="BFC7D1"/>
+              <w:left w:val="single" w:sz="4" w:space="0" w:color="BFC7D1"/>
+              <w:bottom w:val="single" w:sz="4" w:space="0" w:color="BFC7D1"/>
+              <w:right w:val="single" w:sz="4" w:space="0" w:color="BFC7D1"/>
+            </w:tcBorders>
+          </w:tcPr>
+          <w:p>
+            <w:pPr>
+              <w:pStyle w:val="Normal"/>
+              <w:widowControl/>
+              <w:spacing w:lineRule="auto" w:line="240" w:before="0" w:after="20"/>
+              <w:jc w:val="left"/>
+              <w:rPr>
+                <w:rFonts w:ascii="Aptos" w:hAnsi="Aptos" w:eastAsia="ＭＳ 明朝" w:cs="Arial"/>
+                <w:kern w:val="0"/>
+                <w:sz w:val="24"/>
+                <w:szCs w:val="24"/>
+                <w:lang w:val="en-US" w:eastAsia="ja-JP" w:bidi="ar-SA"/>
+              </w:rPr>
+            </w:pPr>
+            <w:r>
+              <w:rPr>
+                <w:rFonts w:eastAsia="Segoe UI" w:cs="Segoe UI" w:ascii="Segoe UI" w:hAnsi="Segoe UI"/>
+                <w:color w:val="101820"/>
+                <w:kern w:val="0"/>
+                <w:sz w:val="16"/>
+                <w:szCs w:val="24"/>
+                <w:lang w:val="en-US" w:eastAsia="ja-JP" w:bidi="ar-SA"/>
+              </w:rPr>
+              <w:t>Azure, Large</w:t>
+            </w:r>
+          </w:p>
+        </w:tc>
+        <w:tc>
+          <w:tcPr>
+            <w:tcW w:w="1037" w:type="dxa"/>
+            <w:tcBorders>
+              <w:top w:val="single" w:sz="4" w:space="0" w:color="BFC7D1"/>
+              <w:left w:val="single" w:sz="4" w:space="0" w:color="BFC7D1"/>
+              <w:bottom w:val="single" w:sz="4" w:space="0" w:color="BFC7D1"/>
+              <w:right w:val="single" w:sz="4" w:space="0" w:color="BFC7D1"/>
+            </w:tcBorders>
+          </w:tcPr>
+          <w:p>
+            <w:pPr>
+              <w:pStyle w:val="Normal"/>
+              <w:widowControl/>
+              <w:spacing w:lineRule="auto" w:line="240" w:before="0" w:after="20"/>
+              <w:jc w:val="left"/>
+              <w:rPr>
+                <w:rFonts w:ascii="Aptos" w:hAnsi="Aptos" w:eastAsia="ＭＳ 明朝" w:cs="Arial"/>
+                <w:kern w:val="0"/>
+                <w:sz w:val="24"/>
+                <w:szCs w:val="24"/>
+                <w:lang w:val="en-US" w:eastAsia="ja-JP" w:bidi="ar-SA"/>
+              </w:rPr>
+            </w:pPr>
+            <w:r>
+              <w:rPr>
+                <w:rFonts w:eastAsia="Segoe UI" w:cs="Segoe UI" w:ascii="Segoe UI" w:hAnsi="Segoe UI"/>
+                <w:color w:val="101820"/>
+                <w:kern w:val="0"/>
+                <w:sz w:val="16"/>
+                <w:szCs w:val="24"/>
+                <w:lang w:val="en-US" w:eastAsia="ja-JP" w:bidi="ar-SA"/>
+              </w:rPr>
+              <w:t>12,000.00</w:t>
+            </w:r>
+          </w:p>
+        </w:tc>
+        <w:tc>
+          <w:tcPr>
+            <w:tcW w:w="1036" w:type="dxa"/>
+            <w:tcBorders>
+              <w:top w:val="single" w:sz="4" w:space="0" w:color="BFC7D1"/>
+              <w:left w:val="single" w:sz="4" w:space="0" w:color="BFC7D1"/>
+              <w:bottom w:val="single" w:sz="4" w:space="0" w:color="BFC7D1"/>
+              <w:right w:val="single" w:sz="4" w:space="0" w:color="BFC7D1"/>
+            </w:tcBorders>
+          </w:tcPr>
+          <w:p>
+            <w:pPr>
+              <w:pStyle w:val="Normal"/>
+              <w:widowControl/>
+              <w:spacing w:lineRule="auto" w:line="240" w:before="0" w:after="20"/>
+              <w:jc w:val="left"/>
+              <w:rPr>
+                <w:rFonts w:ascii="Aptos" w:hAnsi="Aptos" w:eastAsia="ＭＳ 明朝" w:cs="Arial"/>
+                <w:kern w:val="0"/>
+                <w:sz w:val="24"/>
+                <w:szCs w:val="24"/>
+                <w:lang w:val="en-US" w:eastAsia="ja-JP" w:bidi="ar-SA"/>
+              </w:rPr>
+            </w:pPr>
+            <w:r>
+              <w:rPr>
+                <w:rFonts w:eastAsia="Segoe UI" w:cs="Segoe UI" w:ascii="Segoe UI" w:hAnsi="Segoe UI"/>
+                <w:color w:val="101820"/>
+                <w:kern w:val="0"/>
+                <w:sz w:val="16"/>
+                <w:szCs w:val="24"/>
+                <w:lang w:val="en-US" w:eastAsia="ja-JP" w:bidi="ar-SA"/>
+              </w:rPr>
+              <w:t>24,000.00</w:t>
+            </w:r>
+          </w:p>
+        </w:tc>
+        <w:tc>
+          <w:tcPr>
+            <w:tcW w:w="1038" w:type="dxa"/>
+            <w:tcBorders>
+              <w:top w:val="single" w:sz="4" w:space="0" w:color="BFC7D1"/>
+              <w:left w:val="single" w:sz="4" w:space="0" w:color="BFC7D1"/>
+              <w:bottom w:val="single" w:sz="4" w:space="0" w:color="BFC7D1"/>
+              <w:right w:val="single" w:sz="4" w:space="0" w:color="BFC7D1"/>
+            </w:tcBorders>
+          </w:tcPr>
+          <w:p>
+            <w:pPr>
+              <w:pStyle w:val="Normal"/>
+              <w:widowControl/>
+              <w:spacing w:lineRule="auto" w:line="240" w:before="0" w:after="20"/>
+              <w:jc w:val="left"/>
+              <w:rPr>
+                <w:rFonts w:ascii="Aptos" w:hAnsi="Aptos" w:eastAsia="ＭＳ 明朝" w:cs="Arial"/>
+                <w:kern w:val="0"/>
+                <w:sz w:val="24"/>
+                <w:szCs w:val="24"/>
+                <w:lang w:val="en-US" w:eastAsia="ja-JP" w:bidi="ar-SA"/>
+              </w:rPr>
+            </w:pPr>
+            <w:r>
+              <w:rPr>
+                <w:rFonts w:eastAsia="Segoe UI" w:cs="Segoe UI" w:ascii="Segoe UI" w:hAnsi="Segoe UI"/>
+                <w:color w:val="101820"/>
+                <w:kern w:val="0"/>
+                <w:sz w:val="16"/>
+                <w:szCs w:val="24"/>
+                <w:lang w:val="en-US" w:eastAsia="ja-JP" w:bidi="ar-SA"/>
+              </w:rPr>
+              <w:t>24,000.00</w:t>
+            </w:r>
+          </w:p>
+        </w:tc>
+        <w:tc>
+          <w:tcPr>
+            <w:tcW w:w="1361" w:type="dxa"/>
+            <w:tcBorders>
+              <w:top w:val="single" w:sz="4" w:space="0" w:color="BFC7D1"/>
+              <w:left w:val="single" w:sz="4" w:space="0" w:color="BFC7D1"/>
+              <w:bottom w:val="single" w:sz="4" w:space="0" w:color="BFC7D1"/>
+              <w:right w:val="single" w:sz="4" w:space="0" w:color="BFC7D1"/>
+            </w:tcBorders>
+          </w:tcPr>
+          <w:p>
+            <w:pPr>
+              <w:pStyle w:val="Normal"/>
+              <w:widowControl/>
+              <w:spacing w:lineRule="auto" w:line="240" w:before="0" w:after="20"/>
+              <w:jc w:val="left"/>
+              <w:rPr>
+                <w:rFonts w:ascii="Aptos" w:hAnsi="Aptos" w:eastAsia="ＭＳ 明朝" w:cs="Arial"/>
+                <w:kern w:val="0"/>
+                <w:sz w:val="24"/>
+                <w:szCs w:val="24"/>
+                <w:lang w:val="en-US" w:eastAsia="ja-JP" w:bidi="ar-SA"/>
+              </w:rPr>
+            </w:pPr>
+            <w:r>
+              <w:rPr>
+                <w:rFonts w:eastAsia="Segoe UI" w:cs="Segoe UI" w:ascii="Segoe UI" w:hAnsi="Segoe UI"/>
+                <w:color w:val="101820"/>
+                <w:kern w:val="0"/>
+                <w:sz w:val="16"/>
+                <w:szCs w:val="24"/>
+                <w:lang w:val="en-US" w:eastAsia="ja-JP" w:bidi="ar-SA"/>
+              </w:rPr>
+              <w:t>90,000.00</w:t>
+            </w:r>
+          </w:p>
+        </w:tc>
+        <w:tc>
+          <w:tcPr>
+            <w:tcW w:w="2321" w:type="dxa"/>
+            <w:tcBorders>
+              <w:top w:val="single" w:sz="4" w:space="0" w:color="BFC7D1"/>
+              <w:left w:val="single" w:sz="4" w:space="0" w:color="BFC7D1"/>
+              <w:bottom w:val="single" w:sz="4" w:space="0" w:color="BFC7D1"/>
+              <w:right w:val="single" w:sz="4" w:space="0" w:color="BFC7D1"/>
+            </w:tcBorders>
+          </w:tcPr>
+          <w:p>
+            <w:pPr>
+              <w:pStyle w:val="Normal"/>
+              <w:widowControl/>
+              <w:spacing w:lineRule="auto" w:line="240" w:before="0" w:after="20"/>
+              <w:jc w:val="left"/>
+              <w:rPr>
+                <w:rFonts w:ascii="Aptos" w:hAnsi="Aptos" w:eastAsia="ＭＳ 明朝" w:cs="Arial"/>
+                <w:kern w:val="0"/>
+                <w:sz w:val="24"/>
+                <w:szCs w:val="24"/>
+                <w:lang w:val="en-US" w:eastAsia="ja-JP" w:bidi="ar-SA"/>
+              </w:rPr>
+            </w:pPr>
+            <w:r>
+              <w:rPr>
+                <w:rFonts w:eastAsia="Segoe UI" w:cs="Segoe UI" w:ascii="Segoe UI" w:hAnsi="Segoe UI"/>
+                <w:color w:val="101820"/>
+                <w:kern w:val="0"/>
+                <w:sz w:val="16"/>
+                <w:szCs w:val="24"/>
+                <w:lang w:val="en-US" w:eastAsia="ja-JP" w:bidi="ar-SA"/>
+              </w:rPr>
+              <w:t>90,000.00</w:t>
+            </w:r>
+          </w:p>
+        </w:tc>
+      </w:tr>
+      <w:tr>
+        <w:trPr/>
+        <w:tc>
+          <w:tcPr>
+            <w:tcW w:w="2219" w:type="dxa"/>
+            <w:tcBorders>
+              <w:top w:val="single" w:sz="4" w:space="0" w:color="BFC7D1"/>
+              <w:left w:val="single" w:sz="4" w:space="0" w:color="BFC7D1"/>
+              <w:bottom w:val="single" w:sz="4" w:space="0" w:color="BFC7D1"/>
+              <w:right w:val="single" w:sz="4" w:space="0" w:color="BFC7D1"/>
+            </w:tcBorders>
+          </w:tcPr>
+          <w:p>
+            <w:pPr>
+              <w:pStyle w:val="Normal"/>
+              <w:widowControl/>
+              <w:spacing w:lineRule="auto" w:line="240" w:before="0" w:after="20"/>
+              <w:jc w:val="left"/>
+              <w:rPr>
+                <w:rFonts w:ascii="Aptos" w:hAnsi="Aptos" w:eastAsia="ＭＳ 明朝" w:cs="Arial"/>
+                <w:kern w:val="0"/>
+                <w:sz w:val="24"/>
+                <w:szCs w:val="24"/>
+                <w:lang w:val="en-US" w:eastAsia="ja-JP" w:bidi="ar-SA"/>
+              </w:rPr>
+            </w:pPr>
+            <w:r>
+              <w:rPr>
+                <w:rFonts w:eastAsia="Segoe UI" w:cs="Segoe UI" w:ascii="Segoe UI" w:hAnsi="Segoe UI"/>
+                <w:color w:val="101820"/>
+                <w:kern w:val="0"/>
+                <w:sz w:val="16"/>
+                <w:szCs w:val="24"/>
+                <w:lang w:val="en-US" w:eastAsia="ja-JP" w:bidi="ar-SA"/>
+              </w:rPr>
+              <w:t>Azure, Enterprise</w:t>
+            </w:r>
+          </w:p>
+        </w:tc>
+        <w:tc>
+          <w:tcPr>
+            <w:tcW w:w="1037" w:type="dxa"/>
+            <w:tcBorders>
+              <w:top w:val="single" w:sz="4" w:space="0" w:color="BFC7D1"/>
+              <w:left w:val="single" w:sz="4" w:space="0" w:color="BFC7D1"/>
+              <w:bottom w:val="single" w:sz="4" w:space="0" w:color="BFC7D1"/>
+              <w:right w:val="single" w:sz="4" w:space="0" w:color="BFC7D1"/>
+            </w:tcBorders>
+          </w:tcPr>
+          <w:p>
+            <w:pPr>
+              <w:pStyle w:val="Normal"/>
+              <w:widowControl/>
+              <w:spacing w:lineRule="auto" w:line="240" w:before="0" w:after="20"/>
+              <w:jc w:val="left"/>
+              <w:rPr>
+                <w:rFonts w:ascii="Aptos" w:hAnsi="Aptos" w:eastAsia="ＭＳ 明朝" w:cs="Arial"/>
+                <w:kern w:val="0"/>
+                <w:sz w:val="24"/>
+                <w:szCs w:val="24"/>
+                <w:lang w:val="en-US" w:eastAsia="ja-JP" w:bidi="ar-SA"/>
+              </w:rPr>
+            </w:pPr>
+            <w:r>
+              <w:rPr>
+                <w:rFonts w:eastAsia="Segoe UI" w:cs="Segoe UI" w:ascii="Segoe UI" w:hAnsi="Segoe UI"/>
+                <w:color w:val="101820"/>
+                <w:kern w:val="0"/>
+                <w:sz w:val="16"/>
+                <w:szCs w:val="24"/>
+                <w:lang w:val="en-US" w:eastAsia="ja-JP" w:bidi="ar-SA"/>
+              </w:rPr>
+              <w:t>12,000.00</w:t>
+            </w:r>
+          </w:p>
+        </w:tc>
+        <w:tc>
+          <w:tcPr>
+            <w:tcW w:w="1036" w:type="dxa"/>
+            <w:tcBorders>
+              <w:top w:val="single" w:sz="4" w:space="0" w:color="BFC7D1"/>
+              <w:left w:val="single" w:sz="4" w:space="0" w:color="BFC7D1"/>
+              <w:bottom w:val="single" w:sz="4" w:space="0" w:color="BFC7D1"/>
+              <w:right w:val="single" w:sz="4" w:space="0" w:color="BFC7D1"/>
+            </w:tcBorders>
+          </w:tcPr>
+          <w:p>
+            <w:pPr>
+              <w:pStyle w:val="Normal"/>
+              <w:widowControl/>
+              <w:spacing w:lineRule="auto" w:line="240" w:before="0" w:after="20"/>
+              <w:jc w:val="left"/>
+              <w:rPr>
+                <w:rFonts w:ascii="Aptos" w:hAnsi="Aptos" w:eastAsia="ＭＳ 明朝" w:cs="Arial"/>
+                <w:kern w:val="0"/>
+                <w:sz w:val="24"/>
+                <w:szCs w:val="24"/>
+                <w:lang w:val="en-US" w:eastAsia="ja-JP" w:bidi="ar-SA"/>
+              </w:rPr>
+            </w:pPr>
+            <w:r>
+              <w:rPr>
+                <w:rFonts w:eastAsia="Segoe UI" w:cs="Segoe UI" w:ascii="Segoe UI" w:hAnsi="Segoe UI"/>
+                <w:color w:val="101820"/>
+                <w:kern w:val="0"/>
+                <w:sz w:val="16"/>
+                <w:szCs w:val="24"/>
+                <w:lang w:val="en-US" w:eastAsia="ja-JP" w:bidi="ar-SA"/>
+              </w:rPr>
+              <w:t>24,000.00</w:t>
+            </w:r>
+          </w:p>
+        </w:tc>
+        <w:tc>
+          <w:tcPr>
+            <w:tcW w:w="1038" w:type="dxa"/>
+            <w:tcBorders>
+              <w:top w:val="single" w:sz="4" w:space="0" w:color="BFC7D1"/>
+              <w:left w:val="single" w:sz="4" w:space="0" w:color="BFC7D1"/>
+              <w:bottom w:val="single" w:sz="4" w:space="0" w:color="BFC7D1"/>
+              <w:right w:val="single" w:sz="4" w:space="0" w:color="BFC7D1"/>
+            </w:tcBorders>
+          </w:tcPr>
+          <w:p>
+            <w:pPr>
+              <w:pStyle w:val="Normal"/>
+              <w:widowControl/>
+              <w:spacing w:lineRule="auto" w:line="240" w:before="0" w:after="20"/>
+              <w:jc w:val="left"/>
+              <w:rPr>
+                <w:rFonts w:ascii="Aptos" w:hAnsi="Aptos" w:eastAsia="ＭＳ 明朝" w:cs="Arial"/>
+                <w:kern w:val="0"/>
+                <w:sz w:val="24"/>
+                <w:szCs w:val="24"/>
+                <w:lang w:val="en-US" w:eastAsia="ja-JP" w:bidi="ar-SA"/>
+              </w:rPr>
+            </w:pPr>
+            <w:r>
+              <w:rPr>
+                <w:rFonts w:eastAsia="Segoe UI" w:cs="Segoe UI" w:ascii="Segoe UI" w:hAnsi="Segoe UI"/>
+                <w:color w:val="101820"/>
+                <w:kern w:val="0"/>
+                <w:sz w:val="16"/>
+                <w:szCs w:val="24"/>
+                <w:lang w:val="en-US" w:eastAsia="ja-JP" w:bidi="ar-SA"/>
+              </w:rPr>
+              <w:t>24,000.00</w:t>
+            </w:r>
+          </w:p>
+        </w:tc>
+        <w:tc>
+          <w:tcPr>
+            <w:tcW w:w="1361" w:type="dxa"/>
+            <w:tcBorders>
+              <w:top w:val="single" w:sz="4" w:space="0" w:color="BFC7D1"/>
+              <w:left w:val="single" w:sz="4" w:space="0" w:color="BFC7D1"/>
+              <w:bottom w:val="single" w:sz="4" w:space="0" w:color="BFC7D1"/>
+              <w:right w:val="single" w:sz="4" w:space="0" w:color="BFC7D1"/>
+            </w:tcBorders>
+          </w:tcPr>
+          <w:p>
+            <w:pPr>
+              <w:pStyle w:val="Normal"/>
+              <w:widowControl/>
+              <w:spacing w:lineRule="auto" w:line="240" w:before="0" w:after="20"/>
+              <w:jc w:val="left"/>
+              <w:rPr>
+                <w:rFonts w:ascii="Aptos" w:hAnsi="Aptos" w:eastAsia="ＭＳ 明朝" w:cs="Arial"/>
+                <w:kern w:val="0"/>
+                <w:sz w:val="24"/>
+                <w:szCs w:val="24"/>
+                <w:lang w:val="en-US" w:eastAsia="ja-JP" w:bidi="ar-SA"/>
+              </w:rPr>
+            </w:pPr>
+            <w:r>
+              <w:rPr>
+                <w:rFonts w:eastAsia="Segoe UI" w:cs="Segoe UI" w:ascii="Segoe UI" w:hAnsi="Segoe UI"/>
+                <w:color w:val="101820"/>
+                <w:kern w:val="0"/>
+                <w:sz w:val="16"/>
+                <w:szCs w:val="24"/>
+                <w:lang w:val="en-US" w:eastAsia="ja-JP" w:bidi="ar-SA"/>
+              </w:rPr>
+              <w:t>209,000.00</w:t>
+            </w:r>
+          </w:p>
+        </w:tc>
+        <w:tc>
+          <w:tcPr>
+            <w:tcW w:w="2321" w:type="dxa"/>
+            <w:tcBorders>
+              <w:top w:val="single" w:sz="4" w:space="0" w:color="BFC7D1"/>
+              <w:left w:val="single" w:sz="4" w:space="0" w:color="BFC7D1"/>
+              <w:bottom w:val="single" w:sz="4" w:space="0" w:color="BFC7D1"/>
+              <w:right w:val="single" w:sz="4" w:space="0" w:color="BFC7D1"/>
+            </w:tcBorders>
+          </w:tcPr>
+          <w:p>
+            <w:pPr>
+              <w:pStyle w:val="Normal"/>
+              <w:widowControl/>
+              <w:spacing w:lineRule="auto" w:line="240" w:before="0" w:after="20"/>
+              <w:jc w:val="left"/>
+              <w:rPr>
+                <w:rFonts w:ascii="Aptos" w:hAnsi="Aptos" w:eastAsia="ＭＳ 明朝" w:cs="Arial"/>
+                <w:kern w:val="0"/>
+                <w:sz w:val="24"/>
+                <w:szCs w:val="24"/>
+                <w:lang w:val="en-US" w:eastAsia="ja-JP" w:bidi="ar-SA"/>
+              </w:rPr>
+            </w:pPr>
+            <w:r>
+              <w:rPr>
+                <w:rFonts w:eastAsia="Segoe UI" w:cs="Segoe UI" w:ascii="Segoe UI" w:hAnsi="Segoe UI"/>
+                <w:color w:val="101820"/>
+                <w:kern w:val="0"/>
+                <w:sz w:val="16"/>
+                <w:szCs w:val="24"/>
+                <w:lang w:val="en-US" w:eastAsia="ja-JP" w:bidi="ar-SA"/>
+              </w:rPr>
+              <w:t>177,000.00</w:t>
+            </w:r>
+          </w:p>
+        </w:tc>
+      </w:tr>
+      <w:tr>
+        <w:trPr/>
+        <w:tc>
+          <w:tcPr>
+            <w:tcW w:w="2219" w:type="dxa"/>
+            <w:tcBorders>
+              <w:top w:val="single" w:sz="4" w:space="0" w:color="BFC7D1"/>
+              <w:left w:val="single" w:sz="4" w:space="0" w:color="BFC7D1"/>
+              <w:bottom w:val="single" w:sz="4" w:space="0" w:color="BFC7D1"/>
+              <w:right w:val="single" w:sz="4" w:space="0" w:color="BFC7D1"/>
+            </w:tcBorders>
+          </w:tcPr>
+          <w:p>
+            <w:pPr>
+              <w:pStyle w:val="Normal"/>
+              <w:widowControl/>
+              <w:spacing w:lineRule="auto" w:line="240" w:before="0" w:after="20"/>
+              <w:jc w:val="left"/>
+              <w:rPr>
+                <w:rFonts w:ascii="Aptos" w:hAnsi="Aptos" w:eastAsia="ＭＳ 明朝" w:cs="Arial"/>
+                <w:kern w:val="0"/>
+                <w:sz w:val="24"/>
+                <w:szCs w:val="24"/>
+                <w:lang w:val="en-US" w:eastAsia="ja-JP" w:bidi="ar-SA"/>
+              </w:rPr>
+            </w:pPr>
+            <w:r>
+              <w:rPr>
+                <w:rFonts w:eastAsia="Segoe UI" w:cs="Segoe UI" w:ascii="Segoe UI" w:hAnsi="Segoe UI"/>
+                <w:color w:val="101820"/>
+                <w:kern w:val="0"/>
+                <w:sz w:val="16"/>
+                <w:szCs w:val="24"/>
+                <w:lang w:val="en-US" w:eastAsia="ja-JP" w:bidi="ar-SA"/>
+              </w:rPr>
+              <w:t>Local partner, Small</w:t>
+            </w:r>
+          </w:p>
+        </w:tc>
+        <w:tc>
+          <w:tcPr>
+            <w:tcW w:w="1037" w:type="dxa"/>
+            <w:tcBorders>
+              <w:top w:val="single" w:sz="4" w:space="0" w:color="BFC7D1"/>
+              <w:left w:val="single" w:sz="4" w:space="0" w:color="BFC7D1"/>
+              <w:bottom w:val="single" w:sz="4" w:space="0" w:color="BFC7D1"/>
+              <w:right w:val="single" w:sz="4" w:space="0" w:color="BFC7D1"/>
+            </w:tcBorders>
+          </w:tcPr>
+          <w:p>
+            <w:pPr>
+              <w:pStyle w:val="Normal"/>
+              <w:widowControl/>
+              <w:spacing w:lineRule="auto" w:line="240" w:before="0" w:after="20"/>
+              <w:jc w:val="left"/>
+              <w:rPr>
+                <w:rFonts w:ascii="Aptos" w:hAnsi="Aptos" w:eastAsia="ＭＳ 明朝" w:cs="Arial"/>
+                <w:kern w:val="0"/>
+                <w:sz w:val="24"/>
+                <w:szCs w:val="24"/>
+                <w:lang w:val="en-US" w:eastAsia="ja-JP" w:bidi="ar-SA"/>
+              </w:rPr>
+            </w:pPr>
+            <w:r>
+              <w:rPr>
+                <w:rFonts w:eastAsia="Segoe UI" w:cs="Segoe UI" w:ascii="Segoe UI" w:hAnsi="Segoe UI"/>
+                <w:color w:val="101820"/>
+                <w:kern w:val="0"/>
+                <w:sz w:val="16"/>
+                <w:szCs w:val="24"/>
+                <w:lang w:val="en-US" w:eastAsia="ja-JP" w:bidi="ar-SA"/>
+              </w:rPr>
+              <w:t>11,000.00</w:t>
+            </w:r>
+          </w:p>
+        </w:tc>
+        <w:tc>
+          <w:tcPr>
+            <w:tcW w:w="1036" w:type="dxa"/>
+            <w:tcBorders>
+              <w:top w:val="single" w:sz="4" w:space="0" w:color="BFC7D1"/>
+              <w:left w:val="single" w:sz="4" w:space="0" w:color="BFC7D1"/>
+              <w:bottom w:val="single" w:sz="4" w:space="0" w:color="BFC7D1"/>
+              <w:right w:val="single" w:sz="4" w:space="0" w:color="BFC7D1"/>
+            </w:tcBorders>
+          </w:tcPr>
+          <w:p>
+            <w:pPr>
+              <w:pStyle w:val="Normal"/>
+              <w:widowControl/>
+              <w:spacing w:lineRule="auto" w:line="240" w:before="0" w:after="20"/>
+              <w:jc w:val="left"/>
+              <w:rPr>
+                <w:rFonts w:ascii="Aptos" w:hAnsi="Aptos" w:eastAsia="ＭＳ 明朝" w:cs="Arial"/>
+                <w:kern w:val="0"/>
+                <w:sz w:val="24"/>
+                <w:szCs w:val="24"/>
+                <w:lang w:val="en-US" w:eastAsia="ja-JP" w:bidi="ar-SA"/>
+              </w:rPr>
+            </w:pPr>
+            <w:r>
+              <w:rPr>
+                <w:rFonts w:eastAsia="Segoe UI" w:cs="Segoe UI" w:ascii="Segoe UI" w:hAnsi="Segoe UI"/>
+                <w:color w:val="101820"/>
+                <w:kern w:val="0"/>
+                <w:sz w:val="16"/>
+                <w:szCs w:val="24"/>
+                <w:lang w:val="en-US" w:eastAsia="ja-JP" w:bidi="ar-SA"/>
+              </w:rPr>
+              <w:t>Not used</w:t>
+            </w:r>
+          </w:p>
+        </w:tc>
+        <w:tc>
+          <w:tcPr>
+            <w:tcW w:w="1038" w:type="dxa"/>
+            <w:tcBorders>
+              <w:top w:val="single" w:sz="4" w:space="0" w:color="BFC7D1"/>
+              <w:left w:val="single" w:sz="4" w:space="0" w:color="BFC7D1"/>
+              <w:bottom w:val="single" w:sz="4" w:space="0" w:color="BFC7D1"/>
+              <w:right w:val="single" w:sz="4" w:space="0" w:color="BFC7D1"/>
+            </w:tcBorders>
+          </w:tcPr>
+          <w:p>
+            <w:pPr>
+              <w:pStyle w:val="Normal"/>
+              <w:widowControl/>
+              <w:spacing w:lineRule="auto" w:line="240" w:before="0" w:after="20"/>
+              <w:jc w:val="left"/>
+              <w:rPr>
+                <w:rFonts w:ascii="Aptos" w:hAnsi="Aptos" w:eastAsia="ＭＳ 明朝" w:cs="Arial"/>
+                <w:kern w:val="0"/>
+                <w:sz w:val="24"/>
+                <w:szCs w:val="24"/>
+                <w:lang w:val="en-US" w:eastAsia="ja-JP" w:bidi="ar-SA"/>
+              </w:rPr>
+            </w:pPr>
+            <w:r>
+              <w:rPr>
+                <w:rFonts w:eastAsia="Segoe UI" w:cs="Segoe UI" w:ascii="Segoe UI" w:hAnsi="Segoe UI"/>
+                <w:color w:val="101820"/>
+                <w:kern w:val="0"/>
+                <w:sz w:val="16"/>
+                <w:szCs w:val="24"/>
+                <w:lang w:val="en-US" w:eastAsia="ja-JP" w:bidi="ar-SA"/>
+              </w:rPr>
+              <w:t>11,000.00</w:t>
+            </w:r>
+          </w:p>
+        </w:tc>
+        <w:tc>
+          <w:tcPr>
+            <w:tcW w:w="1361" w:type="dxa"/>
+            <w:tcBorders>
+              <w:top w:val="single" w:sz="4" w:space="0" w:color="BFC7D1"/>
+              <w:left w:val="single" w:sz="4" w:space="0" w:color="BFC7D1"/>
+              <w:bottom w:val="single" w:sz="4" w:space="0" w:color="BFC7D1"/>
+              <w:right w:val="single" w:sz="4" w:space="0" w:color="BFC7D1"/>
+            </w:tcBorders>
+          </w:tcPr>
+          <w:p>
+            <w:pPr>
+              <w:pStyle w:val="Normal"/>
+              <w:widowControl/>
+              <w:spacing w:lineRule="auto" w:line="240" w:before="0" w:after="20"/>
+              <w:jc w:val="left"/>
+              <w:rPr>
+                <w:rFonts w:ascii="Aptos" w:hAnsi="Aptos" w:eastAsia="ＭＳ 明朝" w:cs="Arial"/>
+                <w:kern w:val="0"/>
+                <w:sz w:val="24"/>
+                <w:szCs w:val="24"/>
+                <w:lang w:val="en-US" w:eastAsia="ja-JP" w:bidi="ar-SA"/>
+              </w:rPr>
+            </w:pPr>
+            <w:r>
+              <w:rPr>
+                <w:rFonts w:eastAsia="Segoe UI" w:cs="Segoe UI" w:ascii="Segoe UI" w:hAnsi="Segoe UI"/>
+                <w:color w:val="101820"/>
+                <w:kern w:val="0"/>
+                <w:sz w:val="16"/>
+                <w:szCs w:val="24"/>
+                <w:lang w:val="en-US" w:eastAsia="ja-JP" w:bidi="ar-SA"/>
+              </w:rPr>
+              <w:t>20,000.00</w:t>
+            </w:r>
+          </w:p>
+        </w:tc>
+        <w:tc>
+          <w:tcPr>
+            <w:tcW w:w="2321" w:type="dxa"/>
+            <w:tcBorders>
+              <w:top w:val="single" w:sz="4" w:space="0" w:color="BFC7D1"/>
+              <w:left w:val="single" w:sz="4" w:space="0" w:color="BFC7D1"/>
+              <w:bottom w:val="single" w:sz="4" w:space="0" w:color="BFC7D1"/>
+              <w:right w:val="single" w:sz="4" w:space="0" w:color="BFC7D1"/>
+            </w:tcBorders>
+          </w:tcPr>
+          <w:p>
+            <w:pPr>
+              <w:pStyle w:val="Normal"/>
+              <w:widowControl/>
+              <w:spacing w:lineRule="auto" w:line="240" w:before="0" w:after="20"/>
+              <w:jc w:val="left"/>
+              <w:rPr>
+                <w:rFonts w:ascii="Aptos" w:hAnsi="Aptos" w:eastAsia="ＭＳ 明朝" w:cs="Arial"/>
+                <w:kern w:val="0"/>
+                <w:sz w:val="24"/>
+                <w:szCs w:val="24"/>
+                <w:lang w:val="en-US" w:eastAsia="ja-JP" w:bidi="ar-SA"/>
+              </w:rPr>
+            </w:pPr>
+            <w:r>
+              <w:rPr>
+                <w:rFonts w:eastAsia="Segoe UI" w:cs="Segoe UI" w:ascii="Segoe UI" w:hAnsi="Segoe UI"/>
+                <w:color w:val="101820"/>
+                <w:kern w:val="0"/>
+                <w:sz w:val="16"/>
+                <w:szCs w:val="24"/>
+                <w:lang w:val="en-US" w:eastAsia="ja-JP" w:bidi="ar-SA"/>
+              </w:rPr>
+              <w:t>20,000.00</w:t>
+            </w:r>
+          </w:p>
+        </w:tc>
+      </w:tr>
+      <w:tr>
+        <w:trPr/>
+        <w:tc>
+          <w:tcPr>
+            <w:tcW w:w="2219" w:type="dxa"/>
+            <w:tcBorders>
+              <w:top w:val="single" w:sz="4" w:space="0" w:color="BFC7D1"/>
+              <w:left w:val="single" w:sz="4" w:space="0" w:color="BFC7D1"/>
+              <w:bottom w:val="single" w:sz="4" w:space="0" w:color="BFC7D1"/>
+              <w:right w:val="single" w:sz="4" w:space="0" w:color="BFC7D1"/>
+            </w:tcBorders>
+          </w:tcPr>
+          <w:p>
+            <w:pPr>
+              <w:pStyle w:val="Normal"/>
+              <w:widowControl/>
+              <w:spacing w:lineRule="auto" w:line="240" w:before="0" w:after="20"/>
+              <w:jc w:val="left"/>
+              <w:rPr>
+                <w:rFonts w:ascii="Aptos" w:hAnsi="Aptos" w:eastAsia="ＭＳ 明朝" w:cs="Arial"/>
+                <w:kern w:val="0"/>
+                <w:sz w:val="24"/>
+                <w:szCs w:val="24"/>
+                <w:lang w:val="en-US" w:eastAsia="ja-JP" w:bidi="ar-SA"/>
+              </w:rPr>
+            </w:pPr>
+            <w:r>
+              <w:rPr>
+                <w:rFonts w:eastAsia="Segoe UI" w:cs="Segoe UI" w:ascii="Segoe UI" w:hAnsi="Segoe UI"/>
+                <w:color w:val="101820"/>
+                <w:kern w:val="0"/>
+                <w:sz w:val="16"/>
+                <w:szCs w:val="24"/>
+                <w:lang w:val="en-US" w:eastAsia="ja-JP" w:bidi="ar-SA"/>
+              </w:rPr>
+              <w:t>Local partner, Medium</w:t>
+            </w:r>
+          </w:p>
+        </w:tc>
+        <w:tc>
+          <w:tcPr>
+            <w:tcW w:w="1037" w:type="dxa"/>
+            <w:tcBorders>
+              <w:top w:val="single" w:sz="4" w:space="0" w:color="BFC7D1"/>
+              <w:left w:val="single" w:sz="4" w:space="0" w:color="BFC7D1"/>
+              <w:bottom w:val="single" w:sz="4" w:space="0" w:color="BFC7D1"/>
+              <w:right w:val="single" w:sz="4" w:space="0" w:color="BFC7D1"/>
+            </w:tcBorders>
+          </w:tcPr>
+          <w:p>
+            <w:pPr>
+              <w:pStyle w:val="Normal"/>
+              <w:widowControl/>
+              <w:spacing w:lineRule="auto" w:line="240" w:before="0" w:after="20"/>
+              <w:jc w:val="left"/>
+              <w:rPr>
+                <w:rFonts w:ascii="Aptos" w:hAnsi="Aptos" w:eastAsia="ＭＳ 明朝" w:cs="Arial"/>
+                <w:kern w:val="0"/>
+                <w:sz w:val="24"/>
+                <w:szCs w:val="24"/>
+                <w:lang w:val="en-US" w:eastAsia="ja-JP" w:bidi="ar-SA"/>
+              </w:rPr>
+            </w:pPr>
+            <w:r>
+              <w:rPr>
+                <w:rFonts w:eastAsia="Segoe UI" w:cs="Segoe UI" w:ascii="Segoe UI" w:hAnsi="Segoe UI"/>
+                <w:color w:val="101820"/>
+                <w:kern w:val="0"/>
+                <w:sz w:val="16"/>
+                <w:szCs w:val="24"/>
+                <w:lang w:val="en-US" w:eastAsia="ja-JP" w:bidi="ar-SA"/>
+              </w:rPr>
+              <w:t>11,000.00</w:t>
+            </w:r>
+          </w:p>
+        </w:tc>
+        <w:tc>
+          <w:tcPr>
+            <w:tcW w:w="1036" w:type="dxa"/>
+            <w:tcBorders>
+              <w:top w:val="single" w:sz="4" w:space="0" w:color="BFC7D1"/>
+              <w:left w:val="single" w:sz="4" w:space="0" w:color="BFC7D1"/>
+              <w:bottom w:val="single" w:sz="4" w:space="0" w:color="BFC7D1"/>
+              <w:right w:val="single" w:sz="4" w:space="0" w:color="BFC7D1"/>
+            </w:tcBorders>
+          </w:tcPr>
+          <w:p>
+            <w:pPr>
+              <w:pStyle w:val="Normal"/>
+              <w:widowControl/>
+              <w:spacing w:lineRule="auto" w:line="240" w:before="0" w:after="20"/>
+              <w:jc w:val="left"/>
+              <w:rPr>
+                <w:rFonts w:ascii="Aptos" w:hAnsi="Aptos" w:eastAsia="ＭＳ 明朝" w:cs="Arial"/>
+                <w:kern w:val="0"/>
+                <w:sz w:val="24"/>
+                <w:szCs w:val="24"/>
+                <w:lang w:val="en-US" w:eastAsia="ja-JP" w:bidi="ar-SA"/>
+              </w:rPr>
+            </w:pPr>
+            <w:r>
+              <w:rPr>
+                <w:rFonts w:eastAsia="Segoe UI" w:cs="Segoe UI" w:ascii="Segoe UI" w:hAnsi="Segoe UI"/>
+                <w:color w:val="101820"/>
+                <w:kern w:val="0"/>
+                <w:sz w:val="16"/>
+                <w:szCs w:val="24"/>
+                <w:lang w:val="en-US" w:eastAsia="ja-JP" w:bidi="ar-SA"/>
+              </w:rPr>
+              <w:t>Not used</w:t>
+            </w:r>
+          </w:p>
+        </w:tc>
+        <w:tc>
+          <w:tcPr>
+            <w:tcW w:w="1038" w:type="dxa"/>
+            <w:tcBorders>
+              <w:top w:val="single" w:sz="4" w:space="0" w:color="BFC7D1"/>
+              <w:left w:val="single" w:sz="4" w:space="0" w:color="BFC7D1"/>
+              <w:bottom w:val="single" w:sz="4" w:space="0" w:color="BFC7D1"/>
+              <w:right w:val="single" w:sz="4" w:space="0" w:color="BFC7D1"/>
+            </w:tcBorders>
+          </w:tcPr>
+          <w:p>
+            <w:pPr>
+              <w:pStyle w:val="Normal"/>
+              <w:widowControl/>
+              <w:spacing w:lineRule="auto" w:line="240" w:before="0" w:after="20"/>
+              <w:jc w:val="left"/>
+              <w:rPr>
+                <w:rFonts w:ascii="Aptos" w:hAnsi="Aptos" w:eastAsia="ＭＳ 明朝" w:cs="Arial"/>
+                <w:kern w:val="0"/>
+                <w:sz w:val="24"/>
+                <w:szCs w:val="24"/>
+                <w:lang w:val="en-US" w:eastAsia="ja-JP" w:bidi="ar-SA"/>
+              </w:rPr>
+            </w:pPr>
+            <w:r>
+              <w:rPr>
+                <w:rFonts w:eastAsia="Segoe UI" w:cs="Segoe UI" w:ascii="Segoe UI" w:hAnsi="Segoe UI"/>
+                <w:color w:val="101820"/>
+                <w:kern w:val="0"/>
+                <w:sz w:val="16"/>
+                <w:szCs w:val="24"/>
+                <w:lang w:val="en-US" w:eastAsia="ja-JP" w:bidi="ar-SA"/>
+              </w:rPr>
+              <w:t>11,000.00</w:t>
+            </w:r>
+          </w:p>
+        </w:tc>
+        <w:tc>
+          <w:tcPr>
+            <w:tcW w:w="1361" w:type="dxa"/>
+            <w:tcBorders>
+              <w:top w:val="single" w:sz="4" w:space="0" w:color="BFC7D1"/>
+              <w:left w:val="single" w:sz="4" w:space="0" w:color="BFC7D1"/>
+              <w:bottom w:val="single" w:sz="4" w:space="0" w:color="BFC7D1"/>
+              <w:right w:val="single" w:sz="4" w:space="0" w:color="BFC7D1"/>
+            </w:tcBorders>
+          </w:tcPr>
+          <w:p>
+            <w:pPr>
+              <w:pStyle w:val="Normal"/>
+              <w:widowControl/>
+              <w:spacing w:lineRule="auto" w:line="240" w:before="0" w:after="20"/>
+              <w:jc w:val="left"/>
+              <w:rPr>
+                <w:rFonts w:ascii="Aptos" w:hAnsi="Aptos" w:eastAsia="ＭＳ 明朝" w:cs="Arial"/>
+                <w:kern w:val="0"/>
+                <w:sz w:val="24"/>
+                <w:szCs w:val="24"/>
+                <w:lang w:val="en-US" w:eastAsia="ja-JP" w:bidi="ar-SA"/>
+              </w:rPr>
+            </w:pPr>
+            <w:r>
+              <w:rPr>
+                <w:rFonts w:eastAsia="Segoe UI" w:cs="Segoe UI" w:ascii="Segoe UI" w:hAnsi="Segoe UI"/>
+                <w:color w:val="101820"/>
+                <w:kern w:val="0"/>
+                <w:sz w:val="16"/>
+                <w:szCs w:val="24"/>
+                <w:lang w:val="en-US" w:eastAsia="ja-JP" w:bidi="ar-SA"/>
+              </w:rPr>
+              <w:t>45,000.00</w:t>
+            </w:r>
+          </w:p>
+        </w:tc>
+        <w:tc>
+          <w:tcPr>
+            <w:tcW w:w="2321" w:type="dxa"/>
+            <w:tcBorders>
+              <w:top w:val="single" w:sz="4" w:space="0" w:color="BFC7D1"/>
+              <w:left w:val="single" w:sz="4" w:space="0" w:color="BFC7D1"/>
+              <w:bottom w:val="single" w:sz="4" w:space="0" w:color="BFC7D1"/>
+              <w:right w:val="single" w:sz="4" w:space="0" w:color="BFC7D1"/>
+            </w:tcBorders>
+          </w:tcPr>
+          <w:p>
+            <w:pPr>
+              <w:pStyle w:val="Normal"/>
+              <w:widowControl/>
+              <w:spacing w:lineRule="auto" w:line="240" w:before="0" w:after="20"/>
+              <w:jc w:val="left"/>
+              <w:rPr>
+                <w:rFonts w:ascii="Aptos" w:hAnsi="Aptos" w:eastAsia="ＭＳ 明朝" w:cs="Arial"/>
+                <w:kern w:val="0"/>
+                <w:sz w:val="24"/>
+                <w:szCs w:val="24"/>
+                <w:lang w:val="en-US" w:eastAsia="ja-JP" w:bidi="ar-SA"/>
+              </w:rPr>
+            </w:pPr>
+            <w:r>
+              <w:rPr>
+                <w:rFonts w:eastAsia="Segoe UI" w:cs="Segoe UI" w:ascii="Segoe UI" w:hAnsi="Segoe UI"/>
+                <w:color w:val="101820"/>
+                <w:kern w:val="0"/>
+                <w:sz w:val="16"/>
+                <w:szCs w:val="24"/>
+                <w:lang w:val="en-US" w:eastAsia="ja-JP" w:bidi="ar-SA"/>
+              </w:rPr>
+              <w:t>45,000.00</w:t>
+            </w:r>
+          </w:p>
+        </w:tc>
+      </w:tr>
+      <w:tr>
+        <w:trPr/>
+        <w:tc>
+          <w:tcPr>
+            <w:tcW w:w="2219" w:type="dxa"/>
+            <w:tcBorders>
+              <w:top w:val="single" w:sz="4" w:space="0" w:color="BFC7D1"/>
+              <w:left w:val="single" w:sz="4" w:space="0" w:color="BFC7D1"/>
+              <w:bottom w:val="single" w:sz="4" w:space="0" w:color="BFC7D1"/>
+              <w:right w:val="single" w:sz="4" w:space="0" w:color="BFC7D1"/>
+            </w:tcBorders>
+          </w:tcPr>
+          <w:p>
+            <w:pPr>
+              <w:pStyle w:val="Normal"/>
+              <w:widowControl/>
+              <w:spacing w:lineRule="auto" w:line="240" w:before="0" w:after="20"/>
+              <w:jc w:val="left"/>
+              <w:rPr>
+                <w:rFonts w:ascii="Aptos" w:hAnsi="Aptos" w:eastAsia="ＭＳ 明朝" w:cs="Arial"/>
+                <w:kern w:val="0"/>
+                <w:sz w:val="24"/>
+                <w:szCs w:val="24"/>
+                <w:lang w:val="en-US" w:eastAsia="ja-JP" w:bidi="ar-SA"/>
+              </w:rPr>
+            </w:pPr>
+            <w:r>
+              <w:rPr>
+                <w:rFonts w:eastAsia="Segoe UI" w:cs="Segoe UI" w:ascii="Segoe UI" w:hAnsi="Segoe UI"/>
+                <w:color w:val="101820"/>
+                <w:kern w:val="0"/>
+                <w:sz w:val="16"/>
+                <w:szCs w:val="24"/>
+                <w:lang w:val="en-US" w:eastAsia="ja-JP" w:bidi="ar-SA"/>
+              </w:rPr>
+              <w:t>Local partner, Large</w:t>
+            </w:r>
+          </w:p>
+        </w:tc>
+        <w:tc>
+          <w:tcPr>
+            <w:tcW w:w="1037" w:type="dxa"/>
+            <w:tcBorders>
+              <w:top w:val="single" w:sz="4" w:space="0" w:color="BFC7D1"/>
+              <w:left w:val="single" w:sz="4" w:space="0" w:color="BFC7D1"/>
+              <w:bottom w:val="single" w:sz="4" w:space="0" w:color="BFC7D1"/>
+              <w:right w:val="single" w:sz="4" w:space="0" w:color="BFC7D1"/>
+            </w:tcBorders>
+          </w:tcPr>
+          <w:p>
+            <w:pPr>
+              <w:pStyle w:val="Normal"/>
+              <w:widowControl/>
+              <w:spacing w:lineRule="auto" w:line="240" w:before="0" w:after="20"/>
+              <w:jc w:val="left"/>
+              <w:rPr>
+                <w:rFonts w:ascii="Aptos" w:hAnsi="Aptos" w:eastAsia="ＭＳ 明朝" w:cs="Arial"/>
+                <w:kern w:val="0"/>
+                <w:sz w:val="24"/>
+                <w:szCs w:val="24"/>
+                <w:lang w:val="en-US" w:eastAsia="ja-JP" w:bidi="ar-SA"/>
+              </w:rPr>
+            </w:pPr>
+            <w:r>
+              <w:rPr>
+                <w:rFonts w:eastAsia="Segoe UI" w:cs="Segoe UI" w:ascii="Segoe UI" w:hAnsi="Segoe UI"/>
+                <w:color w:val="101820"/>
+                <w:kern w:val="0"/>
+                <w:sz w:val="16"/>
+                <w:szCs w:val="24"/>
+                <w:lang w:val="en-US" w:eastAsia="ja-JP" w:bidi="ar-SA"/>
+              </w:rPr>
+              <w:t>11,000.00</w:t>
+            </w:r>
+          </w:p>
+        </w:tc>
+        <w:tc>
+          <w:tcPr>
+            <w:tcW w:w="1036" w:type="dxa"/>
+            <w:tcBorders>
+              <w:top w:val="single" w:sz="4" w:space="0" w:color="BFC7D1"/>
+              <w:left w:val="single" w:sz="4" w:space="0" w:color="BFC7D1"/>
+              <w:bottom w:val="single" w:sz="4" w:space="0" w:color="BFC7D1"/>
+              <w:right w:val="single" w:sz="4" w:space="0" w:color="BFC7D1"/>
+            </w:tcBorders>
+          </w:tcPr>
+          <w:p>
+            <w:pPr>
+              <w:pStyle w:val="Normal"/>
+              <w:widowControl/>
+              <w:spacing w:lineRule="auto" w:line="240" w:before="0" w:after="20"/>
+              <w:jc w:val="left"/>
+              <w:rPr>
+                <w:rFonts w:ascii="Aptos" w:hAnsi="Aptos" w:eastAsia="ＭＳ 明朝" w:cs="Arial"/>
+                <w:kern w:val="0"/>
+                <w:sz w:val="24"/>
+                <w:szCs w:val="24"/>
+                <w:lang w:val="en-US" w:eastAsia="ja-JP" w:bidi="ar-SA"/>
+              </w:rPr>
+            </w:pPr>
+            <w:r>
+              <w:rPr>
+                <w:rFonts w:eastAsia="Segoe UI" w:cs="Segoe UI" w:ascii="Segoe UI" w:hAnsi="Segoe UI"/>
+                <w:color w:val="101820"/>
+                <w:kern w:val="0"/>
+                <w:sz w:val="16"/>
+                <w:szCs w:val="24"/>
+                <w:lang w:val="en-US" w:eastAsia="ja-JP" w:bidi="ar-SA"/>
+              </w:rPr>
+              <w:t>21,000.00</w:t>
+            </w:r>
+          </w:p>
+        </w:tc>
+        <w:tc>
+          <w:tcPr>
+            <w:tcW w:w="1038" w:type="dxa"/>
+            <w:tcBorders>
+              <w:top w:val="single" w:sz="4" w:space="0" w:color="BFC7D1"/>
+              <w:left w:val="single" w:sz="4" w:space="0" w:color="BFC7D1"/>
+              <w:bottom w:val="single" w:sz="4" w:space="0" w:color="BFC7D1"/>
+              <w:right w:val="single" w:sz="4" w:space="0" w:color="BFC7D1"/>
+            </w:tcBorders>
+          </w:tcPr>
+          <w:p>
+            <w:pPr>
+              <w:pStyle w:val="Normal"/>
+              <w:widowControl/>
+              <w:spacing w:lineRule="auto" w:line="240" w:before="0" w:after="20"/>
+              <w:jc w:val="left"/>
+              <w:rPr>
+                <w:rFonts w:ascii="Aptos" w:hAnsi="Aptos" w:eastAsia="ＭＳ 明朝" w:cs="Arial"/>
+                <w:kern w:val="0"/>
+                <w:sz w:val="24"/>
+                <w:szCs w:val="24"/>
+                <w:lang w:val="en-US" w:eastAsia="ja-JP" w:bidi="ar-SA"/>
+              </w:rPr>
+            </w:pPr>
+            <w:r>
+              <w:rPr>
+                <w:rFonts w:eastAsia="Segoe UI" w:cs="Segoe UI" w:ascii="Segoe UI" w:hAnsi="Segoe UI"/>
+                <w:color w:val="101820"/>
+                <w:kern w:val="0"/>
+                <w:sz w:val="16"/>
+                <w:szCs w:val="24"/>
+                <w:lang w:val="en-US" w:eastAsia="ja-JP" w:bidi="ar-SA"/>
+              </w:rPr>
+              <w:t>21,000.00</w:t>
+            </w:r>
+          </w:p>
+        </w:tc>
+        <w:tc>
+          <w:tcPr>
+            <w:tcW w:w="1361" w:type="dxa"/>
+            <w:tcBorders>
+              <w:top w:val="single" w:sz="4" w:space="0" w:color="BFC7D1"/>
+              <w:left w:val="single" w:sz="4" w:space="0" w:color="BFC7D1"/>
+              <w:bottom w:val="single" w:sz="4" w:space="0" w:color="BFC7D1"/>
+              <w:right w:val="single" w:sz="4" w:space="0" w:color="BFC7D1"/>
+            </w:tcBorders>
+          </w:tcPr>
+          <w:p>
+            <w:pPr>
+              <w:pStyle w:val="Normal"/>
+              <w:widowControl/>
+              <w:spacing w:lineRule="auto" w:line="240" w:before="0" w:after="20"/>
+              <w:jc w:val="left"/>
+              <w:rPr>
+                <w:rFonts w:ascii="Aptos" w:hAnsi="Aptos" w:eastAsia="ＭＳ 明朝" w:cs="Arial"/>
+                <w:kern w:val="0"/>
+                <w:sz w:val="24"/>
+                <w:szCs w:val="24"/>
+                <w:lang w:val="en-US" w:eastAsia="ja-JP" w:bidi="ar-SA"/>
+              </w:rPr>
+            </w:pPr>
+            <w:r>
+              <w:rPr>
+                <w:rFonts w:eastAsia="Segoe UI" w:cs="Segoe UI" w:ascii="Segoe UI" w:hAnsi="Segoe UI"/>
+                <w:color w:val="101820"/>
+                <w:kern w:val="0"/>
+                <w:sz w:val="16"/>
+                <w:szCs w:val="24"/>
+                <w:lang w:val="en-US" w:eastAsia="ja-JP" w:bidi="ar-SA"/>
+              </w:rPr>
+              <w:t>82,000.00</w:t>
+            </w:r>
+          </w:p>
+        </w:tc>
+        <w:tc>
+          <w:tcPr>
+            <w:tcW w:w="2321" w:type="dxa"/>
+            <w:tcBorders>
+              <w:top w:val="single" w:sz="4" w:space="0" w:color="BFC7D1"/>
+              <w:left w:val="single" w:sz="4" w:space="0" w:color="BFC7D1"/>
+              <w:bottom w:val="single" w:sz="4" w:space="0" w:color="BFC7D1"/>
+              <w:right w:val="single" w:sz="4" w:space="0" w:color="BFC7D1"/>
+            </w:tcBorders>
+          </w:tcPr>
+          <w:p>
+            <w:pPr>
+              <w:pStyle w:val="Normal"/>
+              <w:widowControl/>
+              <w:spacing w:lineRule="auto" w:line="240" w:before="0" w:after="20"/>
+              <w:jc w:val="left"/>
+              <w:rPr>
+                <w:rFonts w:ascii="Aptos" w:hAnsi="Aptos" w:eastAsia="ＭＳ 明朝" w:cs="Arial"/>
+                <w:kern w:val="0"/>
+                <w:sz w:val="24"/>
+                <w:szCs w:val="24"/>
+                <w:lang w:val="en-US" w:eastAsia="ja-JP" w:bidi="ar-SA"/>
+              </w:rPr>
+            </w:pPr>
+            <w:r>
+              <w:rPr>
+                <w:rFonts w:eastAsia="Segoe UI" w:cs="Segoe UI" w:ascii="Segoe UI" w:hAnsi="Segoe UI"/>
+                <w:color w:val="101820"/>
+                <w:kern w:val="0"/>
+                <w:sz w:val="16"/>
+                <w:szCs w:val="24"/>
+                <w:lang w:val="en-US" w:eastAsia="ja-JP" w:bidi="ar-SA"/>
+              </w:rPr>
+              <w:t>82,000.00</w:t>
+            </w:r>
+          </w:p>
+        </w:tc>
+      </w:tr>
+      <w:tr>
+        <w:trPr/>
+        <w:tc>
+          <w:tcPr>
+            <w:tcW w:w="2219" w:type="dxa"/>
+            <w:tcBorders>
+              <w:top w:val="single" w:sz="4" w:space="0" w:color="BFC7D1"/>
+              <w:left w:val="single" w:sz="4" w:space="0" w:color="BFC7D1"/>
+              <w:bottom w:val="single" w:sz="4" w:space="0" w:color="BFC7D1"/>
+              <w:right w:val="single" w:sz="4" w:space="0" w:color="BFC7D1"/>
+            </w:tcBorders>
+          </w:tcPr>
+          <w:p>
+            <w:pPr>
+              <w:pStyle w:val="Normal"/>
+              <w:widowControl/>
+              <w:spacing w:lineRule="auto" w:line="240" w:before="0" w:after="20"/>
+              <w:jc w:val="left"/>
+              <w:rPr>
+                <w:rFonts w:ascii="Aptos" w:hAnsi="Aptos" w:eastAsia="ＭＳ 明朝" w:cs="Arial"/>
+                <w:kern w:val="0"/>
+                <w:sz w:val="24"/>
+                <w:szCs w:val="24"/>
+                <w:lang w:val="en-US" w:eastAsia="ja-JP" w:bidi="ar-SA"/>
+              </w:rPr>
+            </w:pPr>
+            <w:r>
+              <w:rPr>
+                <w:rFonts w:eastAsia="Segoe UI" w:cs="Segoe UI" w:ascii="Segoe UI" w:hAnsi="Segoe UI"/>
+                <w:color w:val="101820"/>
+                <w:kern w:val="0"/>
+                <w:sz w:val="16"/>
+                <w:szCs w:val="24"/>
+                <w:lang w:val="en-US" w:eastAsia="ja-JP" w:bidi="ar-SA"/>
+              </w:rPr>
+              <w:t>Local partner, Enterprise</w:t>
+            </w:r>
+          </w:p>
+        </w:tc>
+        <w:tc>
+          <w:tcPr>
+            <w:tcW w:w="1037" w:type="dxa"/>
+            <w:tcBorders>
+              <w:top w:val="single" w:sz="4" w:space="0" w:color="BFC7D1"/>
+              <w:left w:val="single" w:sz="4" w:space="0" w:color="BFC7D1"/>
+              <w:bottom w:val="single" w:sz="4" w:space="0" w:color="BFC7D1"/>
+              <w:right w:val="single" w:sz="4" w:space="0" w:color="BFC7D1"/>
+            </w:tcBorders>
+          </w:tcPr>
+          <w:p>
+            <w:pPr>
+              <w:pStyle w:val="Normal"/>
+              <w:widowControl/>
+              <w:spacing w:lineRule="auto" w:line="240" w:before="0" w:after="20"/>
+              <w:jc w:val="left"/>
+              <w:rPr>
+                <w:rFonts w:ascii="Aptos" w:hAnsi="Aptos" w:eastAsia="ＭＳ 明朝" w:cs="Arial"/>
+                <w:kern w:val="0"/>
+                <w:sz w:val="24"/>
+                <w:szCs w:val="24"/>
+                <w:lang w:val="en-US" w:eastAsia="ja-JP" w:bidi="ar-SA"/>
+              </w:rPr>
+            </w:pPr>
+            <w:r>
+              <w:rPr>
+                <w:rFonts w:eastAsia="Segoe UI" w:cs="Segoe UI" w:ascii="Segoe UI" w:hAnsi="Segoe UI"/>
+                <w:color w:val="101820"/>
+                <w:kern w:val="0"/>
+                <w:sz w:val="16"/>
+                <w:szCs w:val="24"/>
+                <w:lang w:val="en-US" w:eastAsia="ja-JP" w:bidi="ar-SA"/>
+              </w:rPr>
+              <w:t>11,000.00</w:t>
+            </w:r>
+          </w:p>
+        </w:tc>
+        <w:tc>
+          <w:tcPr>
+            <w:tcW w:w="1036" w:type="dxa"/>
+            <w:tcBorders>
+              <w:top w:val="single" w:sz="4" w:space="0" w:color="BFC7D1"/>
+              <w:left w:val="single" w:sz="4" w:space="0" w:color="BFC7D1"/>
+              <w:bottom w:val="single" w:sz="4" w:space="0" w:color="BFC7D1"/>
+              <w:right w:val="single" w:sz="4" w:space="0" w:color="BFC7D1"/>
+            </w:tcBorders>
+          </w:tcPr>
+          <w:p>
+            <w:pPr>
+              <w:pStyle w:val="Normal"/>
+              <w:widowControl/>
+              <w:spacing w:lineRule="auto" w:line="240" w:before="0" w:after="20"/>
+              <w:jc w:val="left"/>
+              <w:rPr>
+                <w:rFonts w:ascii="Aptos" w:hAnsi="Aptos" w:eastAsia="ＭＳ 明朝" w:cs="Arial"/>
+                <w:kern w:val="0"/>
+                <w:sz w:val="24"/>
+                <w:szCs w:val="24"/>
+                <w:lang w:val="en-US" w:eastAsia="ja-JP" w:bidi="ar-SA"/>
+              </w:rPr>
+            </w:pPr>
+            <w:r>
+              <w:rPr>
+                <w:rFonts w:eastAsia="Segoe UI" w:cs="Segoe UI" w:ascii="Segoe UI" w:hAnsi="Segoe UI"/>
+                <w:color w:val="101820"/>
+                <w:kern w:val="0"/>
+                <w:sz w:val="16"/>
+                <w:szCs w:val="24"/>
+                <w:lang w:val="en-US" w:eastAsia="ja-JP" w:bidi="ar-SA"/>
+              </w:rPr>
+              <w:t>21,000.00</w:t>
+            </w:r>
+          </w:p>
+        </w:tc>
+        <w:tc>
+          <w:tcPr>
+            <w:tcW w:w="1038" w:type="dxa"/>
+            <w:tcBorders>
+              <w:top w:val="single" w:sz="4" w:space="0" w:color="BFC7D1"/>
+              <w:left w:val="single" w:sz="4" w:space="0" w:color="BFC7D1"/>
+              <w:bottom w:val="single" w:sz="4" w:space="0" w:color="BFC7D1"/>
+              <w:right w:val="single" w:sz="4" w:space="0" w:color="BFC7D1"/>
+            </w:tcBorders>
+          </w:tcPr>
+          <w:p>
+            <w:pPr>
+              <w:pStyle w:val="Normal"/>
+              <w:widowControl/>
+              <w:spacing w:lineRule="auto" w:line="240" w:before="0" w:after="20"/>
+              <w:jc w:val="left"/>
+              <w:rPr>
+                <w:rFonts w:ascii="Aptos" w:hAnsi="Aptos" w:eastAsia="ＭＳ 明朝" w:cs="Arial"/>
+                <w:kern w:val="0"/>
+                <w:sz w:val="24"/>
+                <w:szCs w:val="24"/>
+                <w:lang w:val="en-US" w:eastAsia="ja-JP" w:bidi="ar-SA"/>
+              </w:rPr>
+            </w:pPr>
+            <w:r>
+              <w:rPr>
+                <w:rFonts w:eastAsia="Segoe UI" w:cs="Segoe UI" w:ascii="Segoe UI" w:hAnsi="Segoe UI"/>
+                <w:color w:val="101820"/>
+                <w:kern w:val="0"/>
+                <w:sz w:val="16"/>
+                <w:szCs w:val="24"/>
+                <w:lang w:val="en-US" w:eastAsia="ja-JP" w:bidi="ar-SA"/>
+              </w:rPr>
+              <w:t>21,000.00</w:t>
+            </w:r>
+          </w:p>
+        </w:tc>
+        <w:tc>
+          <w:tcPr>
+            <w:tcW w:w="1361" w:type="dxa"/>
+            <w:tcBorders>
+              <w:top w:val="single" w:sz="4" w:space="0" w:color="BFC7D1"/>
+              <w:left w:val="single" w:sz="4" w:space="0" w:color="BFC7D1"/>
+              <w:bottom w:val="single" w:sz="4" w:space="0" w:color="BFC7D1"/>
+              <w:right w:val="single" w:sz="4" w:space="0" w:color="BFC7D1"/>
+            </w:tcBorders>
+          </w:tcPr>
+          <w:p>
+            <w:pPr>
+              <w:pStyle w:val="Normal"/>
+              <w:widowControl/>
+              <w:spacing w:lineRule="auto" w:line="240" w:before="0" w:after="20"/>
+              <w:jc w:val="left"/>
+              <w:rPr>
+                <w:rFonts w:ascii="Aptos" w:hAnsi="Aptos" w:eastAsia="ＭＳ 明朝" w:cs="Arial"/>
+                <w:kern w:val="0"/>
+                <w:sz w:val="24"/>
+                <w:szCs w:val="24"/>
+                <w:lang w:val="en-US" w:eastAsia="ja-JP" w:bidi="ar-SA"/>
+              </w:rPr>
+            </w:pPr>
+            <w:r>
+              <w:rPr>
+                <w:rFonts w:eastAsia="Segoe UI" w:cs="Segoe UI" w:ascii="Segoe UI" w:hAnsi="Segoe UI"/>
+                <w:color w:val="101820"/>
+                <w:kern w:val="0"/>
+                <w:sz w:val="16"/>
+                <w:szCs w:val="24"/>
+                <w:lang w:val="en-US" w:eastAsia="ja-JP" w:bidi="ar-SA"/>
+              </w:rPr>
+              <w:t>189,000.00</w:t>
+            </w:r>
+          </w:p>
+        </w:tc>
+        <w:tc>
+          <w:tcPr>
+            <w:tcW w:w="2321" w:type="dxa"/>
+            <w:tcBorders>
+              <w:top w:val="single" w:sz="4" w:space="0" w:color="BFC7D1"/>
+              <w:left w:val="single" w:sz="4" w:space="0" w:color="BFC7D1"/>
+              <w:bottom w:val="single" w:sz="4" w:space="0" w:color="BFC7D1"/>
+              <w:right w:val="single" w:sz="4" w:space="0" w:color="BFC7D1"/>
+            </w:tcBorders>
+          </w:tcPr>
+          <w:p>
+            <w:pPr>
+              <w:pStyle w:val="Normal"/>
+              <w:widowControl/>
+              <w:spacing w:lineRule="auto" w:line="240" w:before="0" w:after="20"/>
+              <w:jc w:val="left"/>
+              <w:rPr>
+                <w:rFonts w:ascii="Aptos" w:hAnsi="Aptos" w:eastAsia="ＭＳ 明朝" w:cs="Arial"/>
+                <w:kern w:val="0"/>
+                <w:sz w:val="24"/>
+                <w:szCs w:val="24"/>
+                <w:lang w:val="en-US" w:eastAsia="ja-JP" w:bidi="ar-SA"/>
+              </w:rPr>
+            </w:pPr>
+            <w:r>
+              <w:rPr>
+                <w:rFonts w:eastAsia="Segoe UI" w:cs="Segoe UI" w:ascii="Segoe UI" w:hAnsi="Segoe UI"/>
+                <w:color w:val="101820"/>
+                <w:kern w:val="0"/>
+                <w:sz w:val="16"/>
+                <w:szCs w:val="24"/>
+                <w:lang w:val="en-US" w:eastAsia="ja-JP" w:bidi="ar-SA"/>
+              </w:rPr>
+              <w:t>160,000.00</w:t>
+            </w:r>
+          </w:p>
+        </w:tc>
+      </w:tr>
+    </w:tbl>
+    <w:p>
+      <w:pPr>
+        <w:pStyle w:val="Normal"/>
+        <w:spacing w:before="0" w:after="80"/>
+        <w:rPr/>
+      </w:pPr>
+      <w:r>
+        <w:rPr/>
+      </w:r>
+    </w:p>
+    <w:p>
+      <w:pPr>
+        <w:pStyle w:val="Normal"/>
+        <w:spacing w:lineRule="auto" w:line="276" w:before="0" w:after="120"/>
+        <w:rPr/>
+      </w:pPr>
+      <w:r>
+        <w:rPr>
+          <w:rFonts w:eastAsia="Segoe UI" w:cs="Segoe UI" w:ascii="Segoe UI" w:hAnsi="Segoe UI"/>
+          <w:color w:val="101820"/>
+          <w:sz w:val="21"/>
+        </w:rPr>
+        <w:t>The Enterprise Production fee includes the cross-region copy of the backups (DR); Pre-Prod does not.</w:t>
+      </w:r>
+      <w:r>
+        <w:br w:type="page"/>
+      </w:r>
+    </w:p>
     <w:p>
       <w:pPr>
         <w:pStyle w:val="Heading1"/>
@@ -12249,12 +17572,9 @@
           <w:spacing w:val="0"/>
         </w:rPr>
       </w:pPr>
-      <w:r>
-        <w:br w:type="page"/>
-      </w:r>
-      <w:bookmarkStart w:id="31" w:name="__RefHeading___Toc44135_3199679052"/>
-      <w:bookmarkStart w:id="32" w:name="_Toc233203395"/>
-      <w:bookmarkEnd w:id="31"/>
+      <w:bookmarkStart w:id="33" w:name="__RefHeading___Toc22678_3066934455"/>
+      <w:bookmarkStart w:id="34" w:name="_Toc233203395"/>
+      <w:bookmarkEnd w:id="33"/>
       <w:r>
         <w:rPr>
           <w:rStyle w:val="BookTitle"/>
@@ -12263,9 +17583,9 @@
           <w:iCs w:val="false"/>
           <w:spacing w:val="0"/>
         </w:rPr>
-        <w:t>16.  Document Sign-Off</w:t>
+        <w:t>17.  Document Sign-Off</w:t>
       </w:r>
-      <w:bookmarkEnd w:id="32"/>
+      <w:bookmarkEnd w:id="34"/>
     </w:p>
     <w:p>
       <w:pPr>
@@ -14011,7 +19331,7 @@
       <w:r>
         <w:rPr/>
         <w:drawing>
-          <wp:anchor behindDoc="1" distT="0" distB="0" distL="0" distR="0" simplePos="0" locked="0" layoutInCell="0" allowOverlap="1" relativeHeight="20">
+          <wp:anchor behindDoc="1" distT="0" distB="0" distL="0" distR="0" simplePos="0" locked="0" layoutInCell="0" allowOverlap="1" relativeHeight="23">
             <wp:simplePos x="0" y="0"/>
             <wp:positionH relativeFrom="margin">
               <wp:align>center</wp:align>
@@ -14082,7 +19402,7 @@
     <w:r>
       <w:rPr/>
       <w:drawing>
-        <wp:anchor behindDoc="1" distT="0" distB="0" distL="0" distR="0" simplePos="0" locked="0" layoutInCell="0" allowOverlap="1" relativeHeight="19">
+        <wp:anchor behindDoc="1" distT="0" distB="0" distL="0" distR="0" simplePos="0" locked="0" layoutInCell="0" allowOverlap="1" relativeHeight="22">
           <wp:simplePos x="0" y="0"/>
           <wp:positionH relativeFrom="page">
             <wp:align>left</wp:align>
@@ -14141,7 +19461,7 @@
     <w:r>
       <w:rPr/>
       <w:drawing>
-        <wp:anchor behindDoc="1" distT="0" distB="0" distL="0" distR="0" simplePos="0" locked="0" layoutInCell="0" allowOverlap="1" relativeHeight="19">
+        <wp:anchor behindDoc="1" distT="0" distB="0" distL="0" distR="0" simplePos="0" locked="0" layoutInCell="0" allowOverlap="1" relativeHeight="22">
           <wp:simplePos x="0" y="0"/>
           <wp:positionH relativeFrom="page">
             <wp:align>left</wp:align>
